--- a/docs/Educ_RDC_Workflow_Metier.docx
+++ b/docs/Educ_RDC_Workflow_Metier.docx
@@ -84,7 +84,7 @@
         </w:rPr>
         <w:t>Document de référence</w:t>
         <w:br/>
-        <w:t>Version 1.0  ·  05/08/2026</w:t>
+        <w:t>Version 1.2  ·  16/08/2026</w:t>
         <w:br/>
         <w:t>Destination : maîtrise d’ouvrage, exploitation et formation</w:t>
       </w:r>
@@ -231,7 +231,7 @@
           <w:color w:val="0B2A4A"/>
           <w:sz w:val="22"/>
         </w:rPr>
-        <w:t xml:space="preserve">   5.3 Gestion des classes</w:t>
+        <w:t xml:space="preserve">   5.3 Structure scolaire et matières</w:t>
       </w:r>
     </w:p>
     <w:p>
@@ -287,7 +287,7 @@
           <w:color w:val="0B2A4A"/>
           <w:sz w:val="22"/>
         </w:rPr>
-        <w:t xml:space="preserve">   5.7 Biométrie</w:t>
+        <w:t xml:space="preserve">   5.7 Module Évaluation (école)</w:t>
       </w:r>
     </w:p>
     <w:p>
@@ -301,7 +301,7 @@
           <w:color w:val="0B2A4A"/>
           <w:sz w:val="22"/>
         </w:rPr>
-        <w:t xml:space="preserve">   5.8 Cartes scolaires</w:t>
+        <w:t xml:space="preserve">   5.8 Biométrie</w:t>
       </w:r>
     </w:p>
     <w:p>
@@ -315,7 +315,7 @@
           <w:color w:val="0B2A4A"/>
           <w:sz w:val="22"/>
         </w:rPr>
-        <w:t xml:space="preserve">   5.9 Imports Excel</w:t>
+        <w:t xml:space="preserve">   5.9 Cartes scolaires (API / fiche élève)</w:t>
       </w:r>
     </w:p>
     <w:p>
@@ -329,7 +329,35 @@
           <w:color w:val="0B2A4A"/>
           <w:sz w:val="22"/>
         </w:rPr>
-        <w:t xml:space="preserve">   5.10 Pilotage, tableaux de bord et rapports</w:t>
+        <w:t xml:space="preserve">   5.10 Imports Excel</w:t>
+      </w:r>
+    </w:p>
+    <w:p>
+      <w:pPr>
+        <w:spacing w:after="80"/>
+      </w:pPr>
+      <w:r>
+        <w:rPr>
+          <w:rFonts w:ascii="Calibri" w:hAnsi="Calibri" w:eastAsia="Calibri"/>
+          <w:b w:val="0"/>
+          <w:color w:val="0B2A4A"/>
+          <w:sz w:val="22"/>
+        </w:rPr>
+        <w:t xml:space="preserve">   5.11 Pilotage, tableaux de bord et rapports</w:t>
+      </w:r>
+    </w:p>
+    <w:p>
+      <w:pPr>
+        <w:spacing w:after="80"/>
+      </w:pPr>
+      <w:r>
+        <w:rPr>
+          <w:rFonts w:ascii="Calibri" w:hAnsi="Calibri" w:eastAsia="Calibri"/>
+          <w:b w:val="0"/>
+          <w:color w:val="0B2A4A"/>
+          <w:sz w:val="22"/>
+        </w:rPr>
+        <w:t xml:space="preserve">   5.12 Gestion de permissions (admin)</w:t>
       </w:r>
     </w:p>
     <w:p>
@@ -371,7 +399,7 @@
           <w:color w:val="0B2A4A"/>
           <w:sz w:val="22"/>
         </w:rPr>
-        <w:t>8. Modules applicatifs</w:t>
+        <w:t>8. Modules applicatifs et navigation</w:t>
       </w:r>
     </w:p>
     <w:p>
@@ -403,6 +431,20 @@
       </w:r>
     </w:p>
     <w:p>
+      <w:pPr>
+        <w:spacing w:after="80"/>
+      </w:pPr>
+      <w:r>
+        <w:rPr>
+          <w:rFonts w:ascii="Calibri" w:hAnsi="Calibri" w:eastAsia="Calibri"/>
+          <w:b w:val="0"/>
+          <w:color w:val="0B2A4A"/>
+          <w:sz w:val="22"/>
+        </w:rPr>
+        <w:t>11. Historique des versions</w:t>
+      </w:r>
+    </w:p>
+    <w:p>
       <w:r>
         <w:br w:type="page"/>
       </w:r>
@@ -422,7 +464,7 @@
           <w:b w:val="0"/>
           <w:sz w:val="22"/>
         </w:rPr>
-        <w:t>Educ_RDC est la plateforme nationale d’identification scolaire de la République Démocratique du Congo. Elle assure le recensement et le suivi des établissements, des classes, des élèves (identité, parents, photo), du personnel scolaire, de la biométrie et des cartes scolaires, avec un pilotage territorial par rôle.</w:t>
+        <w:t>Educ_RDC est la plateforme nationale d’identification scolaire de la République Démocratique du Congo. Elle assure le recensement et le suivi des établissements, des classes, des élèves (identité, parents, photo), du personnel scolaire, de la biométrie, des cartes scolaires et de l’évaluation scolaire (notes / bulletins), avec un pilotage territorial par rôle.</w:t>
       </w:r>
     </w:p>
     <w:p>
@@ -484,7 +526,7 @@
           <w:b w:val="0"/>
           <w:sz w:val="22"/>
         </w:rPr>
-        <w:t>Produire et consulter les cartes scolaires (QR / PDF).</w:t>
+        <w:t>Piloter l’évaluation scolaire au niveau de l’école (titulaire + administratif).</w:t>
       </w:r>
     </w:p>
     <w:p>
@@ -497,7 +539,20 @@
           <w:b w:val="0"/>
           <w:sz w:val="22"/>
         </w:rPr>
-        <w:t>Donner à chaque acteur une vue adaptée à son périmètre.</w:t>
+        <w:t>Gérer les cartes scolaires via l’API et la fiche élève (PDF / QR).</w:t>
+      </w:r>
+    </w:p>
+    <w:p>
+      <w:pPr>
+        <w:pStyle w:val="ListBullet"/>
+      </w:pPr>
+      <w:r>
+        <w:rPr>
+          <w:rFonts w:ascii="Calibri" w:hAnsi="Calibri" w:eastAsia="Calibri"/>
+          <w:b w:val="0"/>
+          <w:sz w:val="22"/>
+        </w:rPr>
+        <w:t>Donner à chaque acteur une vue adaptée à son périmètre (consultation ou écriture).</w:t>
       </w:r>
     </w:p>
     <w:p>
@@ -515,6 +570,29 @@
     </w:p>
     <w:p>
       <w:pPr>
+        <w:spacing w:before="80" w:after="200"/>
+      </w:pPr>
+      <w:r>
+        <w:rPr>
+          <w:rFonts w:ascii="Calibri" w:hAnsi="Calibri" w:eastAsia="Calibri"/>
+          <w:b/>
+          <w:color w:val="1A568C"/>
+          <w:sz w:val="20"/>
+        </w:rPr>
+        <w:t xml:space="preserve">▶ Navigation v1.2  </w:t>
+      </w:r>
+      <w:r>
+        <w:rPr>
+          <w:rFonts w:ascii="Calibri" w:hAnsi="Calibri" w:eastAsia="Calibri"/>
+          <w:b w:val="0"/>
+          <w:color w:val="5A6772"/>
+          <w:sz w:val="20"/>
+        </w:rPr>
+        <w:t>Le menu latéral est défilable. Le module « Cartes » n’apparaît pas dans le menu : les cartes restent accessibles depuis la fiche élève et l’API. Le module « Évaluation » est réservé à l’administratif école et à l’enseignant.</w:t>
+      </w:r>
+    </w:p>
+    <w:p>
+      <w:pPr>
         <w:pStyle w:val="Heading1"/>
       </w:pPr>
       <w:r>
@@ -528,7 +606,7 @@
           <w:b w:val="0"/>
           <w:sz w:val="22"/>
         </w:rPr>
-        <w:t>L’accès est authentifié. Les droits dépendent du rôle métier rattaché au compte utilisateur.</w:t>
+        <w:t>L’accès est authentifié. Les droits dépendent du rôle métier rattaché au compte utilisateur. Les agents territoriaux (PA, PE, antenne) partagent les mêmes restrictions d’écriture (consultation seule) via le marqueur technique est_agent_territorial.</w:t>
       </w:r>
     </w:p>
     <w:tbl>
@@ -547,7 +625,7 @@
       <w:tr>
         <w:tc>
           <w:tcPr>
-            <w:tcW w:type="dxa" w:w="1984"/>
+            <w:tcW w:type="dxa" w:w="1928"/>
             <w:shd w:fill="0B2A4A" w:val="clear"/>
             <w:tcBorders>
               <w:top w:val="single" w:sz="6" w:color="0B2A4A"/>
@@ -571,7 +649,7 @@
         </w:tc>
         <w:tc>
           <w:tcPr>
-            <w:tcW w:type="dxa" w:w="1814"/>
+            <w:tcW w:type="dxa" w:w="1587"/>
             <w:shd w:fill="0B2A4A" w:val="clear"/>
             <w:tcBorders>
               <w:top w:val="single" w:sz="6" w:color="0B2A4A"/>
@@ -595,7 +673,7 @@
         </w:tc>
         <w:tc>
           <w:tcPr>
-            <w:tcW w:type="dxa" w:w="2551"/>
+            <w:tcW w:type="dxa" w:w="2835"/>
             <w:shd w:fill="0B2A4A" w:val="clear"/>
             <w:tcBorders>
               <w:top w:val="single" w:sz="6" w:color="0B2A4A"/>
@@ -619,7 +697,7 @@
         </w:tc>
         <w:tc>
           <w:tcPr>
-            <w:tcW w:type="dxa" w:w="2551"/>
+            <w:tcW w:type="dxa" w:w="2438"/>
             <w:shd w:fill="0B2A4A" w:val="clear"/>
             <w:tcBorders>
               <w:top w:val="single" w:sz="6" w:color="0B2A4A"/>
@@ -645,7 +723,7 @@
       <w:tr>
         <w:tc>
           <w:tcPr>
-            <w:tcW w:type="dxa" w:w="1984"/>
+            <w:tcW w:type="dxa" w:w="1928"/>
             <w:tcBorders>
               <w:top w:val="single" w:sz="4" w:color="C5D0DC"/>
               <w:left w:val="single" w:sz="4" w:color="C5D0DC"/>
@@ -667,7 +745,7 @@
         </w:tc>
         <w:tc>
           <w:tcPr>
-            <w:tcW w:type="dxa" w:w="1814"/>
+            <w:tcW w:type="dxa" w:w="1587"/>
             <w:tcBorders>
               <w:top w:val="single" w:sz="4" w:color="C5D0DC"/>
               <w:left w:val="single" w:sz="4" w:color="C5D0DC"/>
@@ -689,7 +767,7 @@
         </w:tc>
         <w:tc>
           <w:tcPr>
-            <w:tcW w:type="dxa" w:w="2551"/>
+            <w:tcW w:type="dxa" w:w="2835"/>
             <w:tcBorders>
               <w:top w:val="single" w:sz="4" w:color="C5D0DC"/>
               <w:left w:val="single" w:sz="4" w:color="C5D0DC"/>
@@ -705,13 +783,13 @@
                 <w:b w:val="0"/>
                 <w:sz w:val="19"/>
               </w:rPr>
-              <w:t>Tous modules + comptes</w:t>
-            </w:r>
-          </w:p>
-        </w:tc>
-        <w:tc>
-          <w:tcPr>
-            <w:tcW w:type="dxa" w:w="2551"/>
+              <w:t>Pilotage + comptes + monitoring + catalogue matières ; pas d’Évaluation</w:t>
+            </w:r>
+          </w:p>
+        </w:tc>
+        <w:tc>
+          <w:tcPr>
+            <w:tcW w:type="dxa" w:w="2438"/>
             <w:tcBorders>
               <w:top w:val="single" w:sz="4" w:color="C5D0DC"/>
               <w:left w:val="single" w:sz="4" w:color="C5D0DC"/>
@@ -727,7 +805,7 @@
                 <w:b w:val="0"/>
                 <w:sz w:val="19"/>
               </w:rPr>
-              <w:t>Utilisateurs, Paramètres, tout le reste</w:t>
+              <w:t>Utilisateurs, Permissions, Paramètres, Gestion documentaire</w:t>
             </w:r>
           </w:p>
         </w:tc>
@@ -735,7 +813,7 @@
       <w:tr>
         <w:tc>
           <w:tcPr>
-            <w:tcW w:type="dxa" w:w="1984"/>
+            <w:tcW w:type="dxa" w:w="1928"/>
             <w:shd w:fill="F4F7FA" w:val="clear"/>
             <w:tcBorders>
               <w:top w:val="single" w:sz="4" w:color="C5D0DC"/>
@@ -758,7 +836,7 @@
         </w:tc>
         <w:tc>
           <w:tcPr>
-            <w:tcW w:type="dxa" w:w="1814"/>
+            <w:tcW w:type="dxa" w:w="1587"/>
             <w:shd w:fill="F4F7FA" w:val="clear"/>
             <w:tcBorders>
               <w:top w:val="single" w:sz="4" w:color="C5D0DC"/>
@@ -781,7 +859,7 @@
         </w:tc>
         <w:tc>
           <w:tcPr>
-            <w:tcW w:type="dxa" w:w="2551"/>
+            <w:tcW w:type="dxa" w:w="2835"/>
             <w:shd w:fill="F4F7FA" w:val="clear"/>
             <w:tcBorders>
               <w:top w:val="single" w:sz="4" w:color="C5D0DC"/>
@@ -798,13 +876,13 @@
                 <w:b w:val="0"/>
                 <w:sz w:val="19"/>
               </w:rPr>
-              <w:t>Écriture opérationnelle, paramétrage</w:t>
-            </w:r>
-          </w:p>
-        </w:tc>
-        <w:tc>
-          <w:tcPr>
-            <w:tcW w:type="dxa" w:w="2551"/>
+              <w:t>Écriture écoles/élèves/référentiels ; pas de comptes ni Évaluation</w:t>
+            </w:r>
+          </w:p>
+        </w:tc>
+        <w:tc>
+          <w:tcPr>
+            <w:tcW w:type="dxa" w:w="2438"/>
             <w:shd w:fill="F4F7FA" w:val="clear"/>
             <w:tcBorders>
               <w:top w:val="single" w:sz="4" w:color="C5D0DC"/>
@@ -821,7 +899,7 @@
                 <w:b w:val="0"/>
                 <w:sz w:val="19"/>
               </w:rPr>
-              <w:t>Paramètres (pas Gestion Utilisateurs)</w:t>
+              <w:t>Paramètres, documentaire (pas Gestion Utilisateurs)</w:t>
             </w:r>
           </w:p>
         </w:tc>
@@ -829,7 +907,7 @@
       <w:tr>
         <w:tc>
           <w:tcPr>
-            <w:tcW w:type="dxa" w:w="1984"/>
+            <w:tcW w:type="dxa" w:w="1928"/>
             <w:tcBorders>
               <w:top w:val="single" w:sz="4" w:color="C5D0DC"/>
               <w:left w:val="single" w:sz="4" w:color="C5D0DC"/>
@@ -845,13 +923,13 @@
                 <w:b w:val="0"/>
                 <w:sz w:val="19"/>
               </w:rPr>
-              <w:t>Agent provincial</w:t>
-            </w:r>
-          </w:p>
-        </w:tc>
-        <w:tc>
-          <w:tcPr>
-            <w:tcW w:type="dxa" w:w="1814"/>
+              <w:t>Agent Province administrative</w:t>
+            </w:r>
+          </w:p>
+        </w:tc>
+        <w:tc>
+          <w:tcPr>
+            <w:tcW w:type="dxa" w:w="1587"/>
             <w:tcBorders>
               <w:top w:val="single" w:sz="4" w:color="C5D0DC"/>
               <w:left w:val="single" w:sz="4" w:color="C5D0DC"/>
@@ -867,13 +945,13 @@
                 <w:b w:val="0"/>
                 <w:sz w:val="19"/>
               </w:rPr>
-              <w:t>Province éducationnelle</w:t>
-            </w:r>
-          </w:p>
-        </w:tc>
-        <w:tc>
-          <w:tcPr>
-            <w:tcW w:type="dxa" w:w="2551"/>
+              <w:t>PA rattachée</w:t>
+            </w:r>
+          </w:p>
+        </w:tc>
+        <w:tc>
+          <w:tcPr>
+            <w:tcW w:type="dxa" w:w="2835"/>
             <w:tcBorders>
               <w:top w:val="single" w:sz="4" w:color="C5D0DC"/>
               <w:left w:val="single" w:sz="4" w:color="C5D0DC"/>
@@ -889,13 +967,13 @@
                 <w:b w:val="0"/>
                 <w:sz w:val="19"/>
               </w:rPr>
-              <w:t>Écoles / élèves / cartes / biométrie du PE</w:t>
-            </w:r>
-          </w:p>
-        </w:tc>
-        <w:tc>
-          <w:tcPr>
-            <w:tcW w:type="dxa" w:w="2551"/>
+              <w:t>Consultation seule — vue d’ensemble des PE</w:t>
+            </w:r>
+          </w:p>
+        </w:tc>
+        <w:tc>
+          <w:tcPr>
+            <w:tcW w:type="dxa" w:w="2438"/>
             <w:tcBorders>
               <w:top w:val="single" w:sz="4" w:color="C5D0DC"/>
               <w:left w:val="single" w:sz="4" w:color="C5D0DC"/>
@@ -911,7 +989,7 @@
                 <w:b w:val="0"/>
                 <w:sz w:val="19"/>
               </w:rPr>
-              <w:t>Listes filtrées PE</w:t>
+              <w:t>Dashboard PE, Écoles/Élèves/Rapports (lecture)</w:t>
             </w:r>
           </w:p>
         </w:tc>
@@ -919,7 +997,7 @@
       <w:tr>
         <w:tc>
           <w:tcPr>
-            <w:tcW w:type="dxa" w:w="1984"/>
+            <w:tcW w:type="dxa" w:w="1928"/>
             <w:shd w:fill="F4F7FA" w:val="clear"/>
             <w:tcBorders>
               <w:top w:val="single" w:sz="4" w:color="C5D0DC"/>
@@ -936,13 +1014,13 @@
                 <w:b w:val="0"/>
                 <w:sz w:val="19"/>
               </w:rPr>
-              <w:t>Agent antenne</w:t>
-            </w:r>
-          </w:p>
-        </w:tc>
-        <w:tc>
-          <w:tcPr>
-            <w:tcW w:type="dxa" w:w="1814"/>
+              <w:t>Agent Province éducationnelle</w:t>
+            </w:r>
+          </w:p>
+        </w:tc>
+        <w:tc>
+          <w:tcPr>
+            <w:tcW w:type="dxa" w:w="1587"/>
             <w:shd w:fill="F4F7FA" w:val="clear"/>
             <w:tcBorders>
               <w:top w:val="single" w:sz="4" w:color="C5D0DC"/>
@@ -959,13 +1037,13 @@
                 <w:b w:val="0"/>
                 <w:sz w:val="19"/>
               </w:rPr>
-              <w:t>Antenne</w:t>
-            </w:r>
-          </w:p>
-        </w:tc>
-        <w:tc>
-          <w:tcPr>
-            <w:tcW w:type="dxa" w:w="2551"/>
+              <w:t>PE rattachée</w:t>
+            </w:r>
+          </w:p>
+        </w:tc>
+        <w:tc>
+          <w:tcPr>
+            <w:tcW w:type="dxa" w:w="2835"/>
             <w:shd w:fill="F4F7FA" w:val="clear"/>
             <w:tcBorders>
               <w:top w:val="single" w:sz="4" w:color="C5D0DC"/>
@@ -982,13 +1060,13 @@
                 <w:b w:val="0"/>
                 <w:sz w:val="19"/>
               </w:rPr>
-              <w:t>Écoles / élèves / cartes / biométrie de l’antenne</w:t>
-            </w:r>
-          </w:p>
-        </w:tc>
-        <w:tc>
-          <w:tcPr>
-            <w:tcW w:type="dxa" w:w="2551"/>
+              <w:t>Consultation seule — vue d’ensemble des antennes</w:t>
+            </w:r>
+          </w:p>
+        </w:tc>
+        <w:tc>
+          <w:tcPr>
+            <w:tcW w:type="dxa" w:w="2438"/>
             <w:shd w:fill="F4F7FA" w:val="clear"/>
             <w:tcBorders>
               <w:top w:val="single" w:sz="4" w:color="C5D0DC"/>
@@ -1005,7 +1083,7 @@
                 <w:b w:val="0"/>
                 <w:sz w:val="19"/>
               </w:rPr>
-              <w:t>Listes filtrées antenne</w:t>
+              <w:t>Dashboard antennes, Écoles/Élèves/Rapports (lecture)</w:t>
             </w:r>
           </w:p>
         </w:tc>
@@ -1013,7 +1091,7 @@
       <w:tr>
         <w:tc>
           <w:tcPr>
-            <w:tcW w:type="dxa" w:w="1984"/>
+            <w:tcW w:type="dxa" w:w="1928"/>
             <w:tcBorders>
               <w:top w:val="single" w:sz="4" w:color="C5D0DC"/>
               <w:left w:val="single" w:sz="4" w:color="C5D0DC"/>
@@ -1029,13 +1107,13 @@
                 <w:b w:val="0"/>
                 <w:sz w:val="19"/>
               </w:rPr>
-              <w:t>Administratif école (admin_ecole)</w:t>
-            </w:r>
-          </w:p>
-        </w:tc>
-        <w:tc>
-          <w:tcPr>
-            <w:tcW w:type="dxa" w:w="1814"/>
+              <w:t>Agent antenne</w:t>
+            </w:r>
+          </w:p>
+        </w:tc>
+        <w:tc>
+          <w:tcPr>
+            <w:tcW w:type="dxa" w:w="1587"/>
             <w:tcBorders>
               <w:top w:val="single" w:sz="4" w:color="C5D0DC"/>
               <w:left w:val="single" w:sz="4" w:color="C5D0DC"/>
@@ -1051,13 +1129,13 @@
                 <w:b w:val="0"/>
                 <w:sz w:val="19"/>
               </w:rPr>
-              <w:t>Son école</w:t>
-            </w:r>
-          </w:p>
-        </w:tc>
-        <w:tc>
-          <w:tcPr>
-            <w:tcW w:type="dxa" w:w="2551"/>
+              <w:t>Antenne</w:t>
+            </w:r>
+          </w:p>
+        </w:tc>
+        <w:tc>
+          <w:tcPr>
+            <w:tcW w:type="dxa" w:w="2835"/>
             <w:tcBorders>
               <w:top w:val="single" w:sz="4" w:color="C5D0DC"/>
               <w:left w:val="single" w:sz="4" w:color="C5D0DC"/>
@@ -1073,13 +1151,13 @@
                 <w:b w:val="0"/>
                 <w:sz w:val="19"/>
               </w:rPr>
-              <w:t>Fiche école, classes, élèves, personnel, imports école</w:t>
-            </w:r>
-          </w:p>
-        </w:tc>
-        <w:tc>
-          <w:tcPr>
-            <w:tcW w:type="dxa" w:w="2551"/>
+              <w:t>Consultation seule — effectifs par école</w:t>
+            </w:r>
+          </w:p>
+        </w:tc>
+        <w:tc>
+          <w:tcPr>
+            <w:tcW w:type="dxa" w:w="2438"/>
             <w:tcBorders>
               <w:top w:val="single" w:sz="4" w:color="C5D0DC"/>
               <w:left w:val="single" w:sz="4" w:color="C5D0DC"/>
@@ -1095,7 +1173,7 @@
                 <w:b w:val="0"/>
                 <w:sz w:val="19"/>
               </w:rPr>
-              <w:t>Menu « Mon école »</w:t>
+              <w:t>Dashboard écoles (paginé), Écoles/Élèves/Rapports (lecture)</w:t>
             </w:r>
           </w:p>
         </w:tc>
@@ -1103,7 +1181,7 @@
       <w:tr>
         <w:tc>
           <w:tcPr>
-            <w:tcW w:type="dxa" w:w="1984"/>
+            <w:tcW w:type="dxa" w:w="1928"/>
             <w:shd w:fill="F4F7FA" w:val="clear"/>
             <w:tcBorders>
               <w:top w:val="single" w:sz="4" w:color="C5D0DC"/>
@@ -1120,13 +1198,13 @@
                 <w:b w:val="0"/>
                 <w:sz w:val="19"/>
               </w:rPr>
-              <w:t>Enseignant</w:t>
-            </w:r>
-          </w:p>
-        </w:tc>
-        <w:tc>
-          <w:tcPr>
-            <w:tcW w:type="dxa" w:w="1814"/>
+              <w:t>Administratif école (admin_ecole)</w:t>
+            </w:r>
+          </w:p>
+        </w:tc>
+        <w:tc>
+          <w:tcPr>
+            <w:tcW w:type="dxa" w:w="1587"/>
             <w:shd w:fill="F4F7FA" w:val="clear"/>
             <w:tcBorders>
               <w:top w:val="single" w:sz="4" w:color="C5D0DC"/>
@@ -1143,13 +1221,13 @@
                 <w:b w:val="0"/>
                 <w:sz w:val="19"/>
               </w:rPr>
-              <w:t>Sa classe titulaire</w:t>
-            </w:r>
-          </w:p>
-        </w:tc>
-        <w:tc>
-          <w:tcPr>
-            <w:tcW w:type="dxa" w:w="2551"/>
+              <w:t>Son école</w:t>
+            </w:r>
+          </w:p>
+        </w:tc>
+        <w:tc>
+          <w:tcPr>
+            <w:tcW w:type="dxa" w:w="2835"/>
             <w:shd w:fill="F4F7FA" w:val="clear"/>
             <w:tcBorders>
               <w:top w:val="single" w:sz="4" w:color="C5D0DC"/>
@@ -1166,13 +1244,13 @@
                 <w:b w:val="0"/>
                 <w:sz w:val="19"/>
               </w:rPr>
-              <w:t>Lecture seule (élèves, cartes, biométrie)</w:t>
-            </w:r>
-          </w:p>
-        </w:tc>
-        <w:tc>
-          <w:tcPr>
-            <w:tcW w:type="dxa" w:w="2551"/>
+              <w:t>Fiche école, élèves, programme, comptes école ; pas de saisie notes ni création matières</w:t>
+            </w:r>
+          </w:p>
+        </w:tc>
+        <w:tc>
+          <w:tcPr>
+            <w:tcW w:type="dxa" w:w="2438"/>
             <w:shd w:fill="F4F7FA" w:val="clear"/>
             <w:tcBorders>
               <w:top w:val="single" w:sz="4" w:color="C5D0DC"/>
@@ -1189,7 +1267,97 @@
                 <w:b w:val="0"/>
                 <w:sz w:val="19"/>
               </w:rPr>
-              <w:t>Élèves de ma classe — pas d’accès Écoles</w:t>
+              <w:t>Mon école, Élèves, Évaluation (config), Rapports</w:t>
+            </w:r>
+          </w:p>
+        </w:tc>
+      </w:tr>
+      <w:tr>
+        <w:tc>
+          <w:tcPr>
+            <w:tcW w:type="dxa" w:w="1928"/>
+            <w:tcBorders>
+              <w:top w:val="single" w:sz="4" w:color="C5D0DC"/>
+              <w:left w:val="single" w:sz="4" w:color="C5D0DC"/>
+              <w:bottom w:val="single" w:sz="4" w:color="C5D0DC"/>
+              <w:right w:val="single" w:sz="4" w:color="C5D0DC"/>
+            </w:tcBorders>
+          </w:tcPr>
+          <w:p>
+            <w:r/>
+            <w:r>
+              <w:rPr>
+                <w:rFonts w:ascii="Calibri" w:hAnsi="Calibri" w:eastAsia="Calibri"/>
+                <w:b w:val="0"/>
+                <w:sz w:val="19"/>
+              </w:rPr>
+              <w:t>Enseignant</w:t>
+            </w:r>
+          </w:p>
+        </w:tc>
+        <w:tc>
+          <w:tcPr>
+            <w:tcW w:type="dxa" w:w="1587"/>
+            <w:tcBorders>
+              <w:top w:val="single" w:sz="4" w:color="C5D0DC"/>
+              <w:left w:val="single" w:sz="4" w:color="C5D0DC"/>
+              <w:bottom w:val="single" w:sz="4" w:color="C5D0DC"/>
+              <w:right w:val="single" w:sz="4" w:color="C5D0DC"/>
+            </w:tcBorders>
+          </w:tcPr>
+          <w:p>
+            <w:r/>
+            <w:r>
+              <w:rPr>
+                <w:rFonts w:ascii="Calibri" w:hAnsi="Calibri" w:eastAsia="Calibri"/>
+                <w:b w:val="0"/>
+                <w:sz w:val="19"/>
+              </w:rPr>
+              <w:t>Classe titulaire</w:t>
+            </w:r>
+          </w:p>
+        </w:tc>
+        <w:tc>
+          <w:tcPr>
+            <w:tcW w:type="dxa" w:w="2835"/>
+            <w:tcBorders>
+              <w:top w:val="single" w:sz="4" w:color="C5D0DC"/>
+              <w:left w:val="single" w:sz="4" w:color="C5D0DC"/>
+              <w:bottom w:val="single" w:sz="4" w:color="C5D0DC"/>
+              <w:right w:val="single" w:sz="4" w:color="C5D0DC"/>
+            </w:tcBorders>
+          </w:tcPr>
+          <w:p>
+            <w:r/>
+            <w:r>
+              <w:rPr>
+                <w:rFonts w:ascii="Calibri" w:hAnsi="Calibri" w:eastAsia="Calibri"/>
+                <w:b w:val="0"/>
+                <w:sz w:val="19"/>
+              </w:rPr>
+              <w:t>Lecture élèves + photo + saisie notes + bulletins / listes PDF</w:t>
+            </w:r>
+          </w:p>
+        </w:tc>
+        <w:tc>
+          <w:tcPr>
+            <w:tcW w:type="dxa" w:w="2438"/>
+            <w:tcBorders>
+              <w:top w:val="single" w:sz="4" w:color="C5D0DC"/>
+              <w:left w:val="single" w:sz="4" w:color="C5D0DC"/>
+              <w:bottom w:val="single" w:sz="4" w:color="C5D0DC"/>
+              <w:right w:val="single" w:sz="4" w:color="C5D0DC"/>
+            </w:tcBorders>
+          </w:tcPr>
+          <w:p>
+            <w:r/>
+            <w:r>
+              <w:rPr>
+                <w:rFonts w:ascii="Calibri" w:hAnsi="Calibri" w:eastAsia="Calibri"/>
+                <w:b w:val="0"/>
+                <w:sz w:val="19"/>
+              </w:rPr>
+              <w:t>Élèves, Évaluation (saisie), Rapports classe</w:t>
             </w:r>
           </w:p>
         </w:tc>
@@ -1207,7 +1375,7 @@
           <w:color w:val="1A568C"/>
           <w:sz w:val="20"/>
         </w:rPr>
-        <w:t xml:space="preserve">▶ Règle d’écriture API  </w:t>
+        <w:t xml:space="preserve">▶ Hiérarchie des agents  </w:t>
       </w:r>
       <w:r>
         <w:rPr>
@@ -1216,7 +1384,30 @@
           <w:color w:val="5A6772"/>
           <w:sz w:val="20"/>
         </w:rPr>
-        <w:t>Les enseignants ne peuvent pas créer, modifier ni supprimer via l’API. Les classes ne sont modifiables que par admin ou administratif école. Les comptes utilisateurs sont gérés exclusivement par l’administrateur.</w:t>
+        <w:t>National → Agent Province administrative → Agent Province éducationnelle → Agent Antenne → Administratif école / Enseignant. L’agent PA est le chef hiérarchique des agents PE.</w:t>
+      </w:r>
+    </w:p>
+    <w:p>
+      <w:pPr>
+        <w:spacing w:before="80" w:after="200"/>
+      </w:pPr>
+      <w:r>
+        <w:rPr>
+          <w:rFonts w:ascii="Calibri" w:hAnsi="Calibri" w:eastAsia="Calibri"/>
+          <w:b/>
+          <w:color w:val="1A568C"/>
+          <w:sz w:val="20"/>
+        </w:rPr>
+        <w:t xml:space="preserve">▶ Règle d’écriture territoriale  </w:t>
+      </w:r>
+      <w:r>
+        <w:rPr>
+          <w:rFonts w:ascii="Calibri" w:hAnsi="Calibri" w:eastAsia="Calibri"/>
+          <w:b w:val="0"/>
+          <w:color w:val="5A6772"/>
+          <w:sz w:val="20"/>
+        </w:rPr>
+        <w:t>Les agents PA / PE / antenne ne créent ni ne modifient écoles, élèves, photos, documents, personnel, ni n’accèdent à l’Évaluation. La saisie des notes est réservée à l’enseignant titulaire.</w:t>
       </w:r>
     </w:p>
     <w:p>
@@ -1234,7 +1425,7 @@
           <w:b w:val="0"/>
           <w:sz w:val="22"/>
         </w:rPr>
-        <w:t>La hiérarchie territoriale constitue le socle du filtrage des données et des workflows.</w:t>
+        <w:t>La hiérarchie territoriale constitue le socle du filtrage des données et des workflows. Les libellés de référence peuvent être préfixés (ex. « Prov. Admin - … », « Prov. Educ. - … »).</w:t>
       </w:r>
     </w:p>
     <w:tbl>
@@ -1433,7 +1624,7 @@
                 <w:b w:val="0"/>
                 <w:sz w:val="19"/>
               </w:rPr>
-              <w:t>Découpage administratif</w:t>
+              <w:t>Agent province administrative</w:t>
             </w:r>
           </w:p>
         </w:tc>
@@ -1527,7 +1718,7 @@
                 <w:b w:val="0"/>
                 <w:sz w:val="19"/>
               </w:rPr>
-              <w:t>Pilotilotage éducatif provincial</w:t>
+              <w:t>Agent province éducationnelle</w:t>
             </w:r>
           </w:p>
         </w:tc>
@@ -1617,7 +1808,7 @@
                 <w:b w:val="0"/>
                 <w:sz w:val="19"/>
               </w:rPr>
-              <w:t>Relais opérationnel local</w:t>
+              <w:t>Agent antenne</w:t>
             </w:r>
           </w:p>
         </w:tc>
@@ -1711,7 +1902,7 @@
                 <w:b w:val="0"/>
                 <w:sz w:val="19"/>
               </w:rPr>
-              <w:t>Établissement identifié</w:t>
+              <w:t>Administratif école</w:t>
             </w:r>
           </w:p>
         </w:tc>
@@ -1801,7 +1992,7 @@
                 <w:b w:val="0"/>
                 <w:sz w:val="19"/>
               </w:rPr>
-              <w:t>Unité pédagogique</w:t>
+              <w:t>Enseignant titulaire</w:t>
             </w:r>
           </w:p>
         </w:tc>
@@ -1922,7 +2113,33 @@
           <w:b w:val="0"/>
           <w:sz w:val="22"/>
         </w:rPr>
-        <w:t>Agents : rattachement PA / PE / Antenne selon le rôle.</w:t>
+        <w:t>Agent province admin. : rattachement PA uniquement (PE / antenne / école vidés).</w:t>
+      </w:r>
+    </w:p>
+    <w:p>
+      <w:pPr>
+        <w:pStyle w:val="ListBullet"/>
+      </w:pPr>
+      <w:r>
+        <w:rPr>
+          <w:rFonts w:ascii="Calibri" w:hAnsi="Calibri" w:eastAsia="Calibri"/>
+          <w:b w:val="0"/>
+          <w:sz w:val="22"/>
+        </w:rPr>
+        <w:t>Agent provincial : rattachement PE.</w:t>
+      </w:r>
+    </w:p>
+    <w:p>
+      <w:pPr>
+        <w:pStyle w:val="ListBullet"/>
+      </w:pPr>
+      <w:r>
+        <w:rPr>
+          <w:rFonts w:ascii="Calibri" w:hAnsi="Calibri" w:eastAsia="Calibri"/>
+          <w:b w:val="0"/>
+          <w:sz w:val="22"/>
+        </w:rPr>
+        <w:t>Agent antenne : rattachement antenne.</w:t>
       </w:r>
     </w:p>
     <w:p>
@@ -2305,7 +2522,7 @@
                 <w:b w:val="0"/>
                 <w:sz w:val="19"/>
               </w:rPr>
-              <w:t>Création des classes</w:t>
+              <w:t>Structure scolaire &amp; matières</w:t>
             </w:r>
           </w:p>
         </w:tc>
@@ -2327,7 +2544,7 @@
                 <w:b w:val="0"/>
                 <w:sz w:val="19"/>
               </w:rPr>
-              <w:t>École existante</w:t>
+              <w:t>École + catalogue national</w:t>
             </w:r>
           </w:p>
         </w:tc>
@@ -2349,7 +2566,7 @@
                 <w:b w:val="0"/>
                 <w:sz w:val="19"/>
               </w:rPr>
-              <w:t>Classes ouvertes</w:t>
+              <w:t>Sections / options / classes / matières</w:t>
             </w:r>
           </w:p>
         </w:tc>
@@ -2673,7 +2890,7 @@
                 <w:b w:val="0"/>
                 <w:sz w:val="19"/>
               </w:rPr>
-              <w:t>Biométrie &amp; cartes</w:t>
+              <w:t>Évaluation (programme + notes)</w:t>
             </w:r>
           </w:p>
         </w:tc>
@@ -2695,7 +2912,7 @@
                 <w:b w:val="0"/>
                 <w:sz w:val="19"/>
               </w:rPr>
-              <w:t>Élève (+ photo)</w:t>
+              <w:t>Matières + classe + titulaire</w:t>
             </w:r>
           </w:p>
         </w:tc>
@@ -2717,7 +2934,7 @@
                 <w:b w:val="0"/>
                 <w:sz w:val="19"/>
               </w:rPr>
-              <w:t>Dossier biométrique / carte</w:t>
+              <w:t>Notes, bulletins PDF</w:t>
             </w:r>
           </w:p>
         </w:tc>
@@ -2765,7 +2982,7 @@
                 <w:b w:val="0"/>
                 <w:sz w:val="19"/>
               </w:rPr>
-              <w:t>Pilotilotage &amp; rapports</w:t>
+              <w:t>Biométrie &amp; cartes</w:t>
             </w:r>
           </w:p>
         </w:tc>
@@ -2788,7 +3005,7 @@
                 <w:b w:val="0"/>
                 <w:sz w:val="19"/>
               </w:rPr>
-              <w:t>Données opérationnelles</w:t>
+              <w:t>Élève (+ photo)</w:t>
             </w:r>
           </w:p>
         </w:tc>
@@ -2796,6 +3013,96 @@
           <w:tcPr>
             <w:tcW w:type="dxa" w:w="2835"/>
             <w:shd w:fill="F4F7FA" w:val="clear"/>
+            <w:tcBorders>
+              <w:top w:val="single" w:sz="4" w:color="C5D0DC"/>
+              <w:left w:val="single" w:sz="4" w:color="C5D0DC"/>
+              <w:bottom w:val="single" w:sz="4" w:color="C5D0DC"/>
+              <w:right w:val="single" w:sz="4" w:color="C5D0DC"/>
+            </w:tcBorders>
+          </w:tcPr>
+          <w:p>
+            <w:r/>
+            <w:r>
+              <w:rPr>
+                <w:rFonts w:ascii="Calibri" w:hAnsi="Calibri" w:eastAsia="Calibri"/>
+                <w:b w:val="0"/>
+                <w:sz w:val="19"/>
+              </w:rPr>
+              <w:t>Dossier biométrique / carte</w:t>
+            </w:r>
+          </w:p>
+        </w:tc>
+      </w:tr>
+      <w:tr>
+        <w:tc>
+          <w:tcPr>
+            <w:tcW w:type="dxa" w:w="850"/>
+            <w:tcBorders>
+              <w:top w:val="single" w:sz="4" w:color="C5D0DC"/>
+              <w:left w:val="single" w:sz="4" w:color="C5D0DC"/>
+              <w:bottom w:val="single" w:sz="4" w:color="C5D0DC"/>
+              <w:right w:val="single" w:sz="4" w:color="C5D0DC"/>
+            </w:tcBorders>
+          </w:tcPr>
+          <w:p>
+            <w:r/>
+            <w:r>
+              <w:rPr>
+                <w:rFonts w:ascii="Calibri" w:hAnsi="Calibri" w:eastAsia="Calibri"/>
+                <w:b w:val="0"/>
+                <w:sz w:val="19"/>
+              </w:rPr>
+              <w:t>9</w:t>
+            </w:r>
+          </w:p>
+        </w:tc>
+        <w:tc>
+          <w:tcPr>
+            <w:tcW w:type="dxa" w:w="2381"/>
+            <w:tcBorders>
+              <w:top w:val="single" w:sz="4" w:color="C5D0DC"/>
+              <w:left w:val="single" w:sz="4" w:color="C5D0DC"/>
+              <w:bottom w:val="single" w:sz="4" w:color="C5D0DC"/>
+              <w:right w:val="single" w:sz="4" w:color="C5D0DC"/>
+            </w:tcBorders>
+          </w:tcPr>
+          <w:p>
+            <w:r/>
+            <w:r>
+              <w:rPr>
+                <w:rFonts w:ascii="Calibri" w:hAnsi="Calibri" w:eastAsia="Calibri"/>
+                <w:b w:val="0"/>
+                <w:sz w:val="19"/>
+              </w:rPr>
+              <w:t>Pilotage &amp; rapports</w:t>
+            </w:r>
+          </w:p>
+        </w:tc>
+        <w:tc>
+          <w:tcPr>
+            <w:tcW w:type="dxa" w:w="2438"/>
+            <w:tcBorders>
+              <w:top w:val="single" w:sz="4" w:color="C5D0DC"/>
+              <w:left w:val="single" w:sz="4" w:color="C5D0DC"/>
+              <w:bottom w:val="single" w:sz="4" w:color="C5D0DC"/>
+              <w:right w:val="single" w:sz="4" w:color="C5D0DC"/>
+            </w:tcBorders>
+          </w:tcPr>
+          <w:p>
+            <w:r/>
+            <w:r>
+              <w:rPr>
+                <w:rFonts w:ascii="Calibri" w:hAnsi="Calibri" w:eastAsia="Calibri"/>
+                <w:b w:val="0"/>
+                <w:sz w:val="19"/>
+              </w:rPr>
+              <w:t>Données opérationnelles</w:t>
+            </w:r>
+          </w:p>
+        </w:tc>
+        <w:tc>
+          <w:tcPr>
+            <w:tcW w:type="dxa" w:w="2835"/>
             <w:tcBorders>
               <w:top w:val="single" w:sz="4" w:color="C5D0DC"/>
               <w:left w:val="single" w:sz="4" w:color="C5D0DC"/>
@@ -2990,7 +3297,7 @@
           <w:b w:val="0"/>
           <w:sz w:val="22"/>
         </w:rPr>
-        <w:t>Acteurs : Admin, Agent national / provincial / antenne, Administratif école (sa fiche).</w:t>
+        <w:t>Acteurs écriture : Admin, Agent national, Administratif école (sa fiche). Agents territoriaux : consultation seule.</w:t>
       </w:r>
     </w:p>
     <w:p>
@@ -3026,7 +3333,7 @@
           <w:b w:val="0"/>
           <w:sz w:val="22"/>
         </w:rPr>
-        <w:t>Créer une école : identité, code unique, type, niveau, adresse, contacts, GPS, directeur, effectifs, rattachement PE/Antenne.</w:t>
+        <w:t>Créer une école (national) : identité, code, type, niveau, adresse, contacts, GPS, rattachement PE/Antenne.</w:t>
       </w:r>
     </w:p>
     <w:p>
@@ -3039,7 +3346,7 @@
           <w:b w:val="0"/>
           <w:sz w:val="22"/>
         </w:rPr>
-        <w:t>Compléter la fiche : photos de l’établissement, localisation, effectifs.</w:t>
+        <w:t>Compléter la fiche : photos, documents, localisation, effectifs, personnel.</w:t>
       </w:r>
     </w:p>
     <w:p>
@@ -3052,7 +3359,7 @@
           <w:b w:val="0"/>
           <w:sz w:val="22"/>
         </w:rPr>
-        <w:t>Pour l’administratif école : accès exclusif via « Mon école » (pas de liste nationale).</w:t>
+        <w:t>Pour l’administratif école : accès exclusif via « Mon école ».</w:t>
       </w:r>
     </w:p>
     <w:p>
@@ -3065,7 +3372,7 @@
           <w:b w:val="0"/>
           <w:sz w:val="22"/>
         </w:rPr>
-        <w:t>Suppression éventuelle uniquement depuis la fiche détail.</w:t>
+        <w:t>Agents PA / PE / antenne : consultation des fiches sans boutons d’écriture.</w:t>
       </w:r>
     </w:p>
     <w:p>
@@ -3114,7 +3421,20 @@
           <w:b w:val="0"/>
           <w:sz w:val="22"/>
         </w:rPr>
-        <w:t>Les agents ne voient que les écoles de leur PE ou antenne.</w:t>
+        <w:t>Les agents territoriaux ne voient que les écoles de leur PA / PE / antenne.</w:t>
+      </w:r>
+    </w:p>
+    <w:p>
+      <w:pPr>
+        <w:pStyle w:val="ListBullet"/>
+      </w:pPr>
+      <w:r>
+        <w:rPr>
+          <w:rFonts w:ascii="Calibri" w:hAnsi="Calibri" w:eastAsia="Calibri"/>
+          <w:b w:val="0"/>
+          <w:sz w:val="22"/>
+        </w:rPr>
+        <w:t>Les agents territoriaux ne peuvent ni créer, ni modifier, ni supprimer une école.</w:t>
       </w:r>
     </w:p>
     <w:p>
@@ -3122,7 +3442,7 @@
         <w:pStyle w:val="Heading2"/>
       </w:pPr>
       <w:r>
-        <w:t>5.3 Gestion des classes</w:t>
+        <w:t>5.3 Structure scolaire et matières</w:t>
       </w:r>
     </w:p>
     <w:p>
@@ -3132,17 +3452,7 @@
           <w:b/>
           <w:sz w:val="22"/>
         </w:rPr>
-        <w:t>Objectif : ouvrir les classes pédagogiques avant tout enrôlement élève.</w:t>
-      </w:r>
-    </w:p>
-    <w:p>
-      <w:r>
-        <w:rPr>
-          <w:rFonts w:ascii="Calibri" w:hAnsi="Calibri" w:eastAsia="Calibri"/>
-          <w:b w:val="0"/>
-          <w:sz w:val="22"/>
-        </w:rPr>
-        <w:t>Acteurs : Administrateur, Administratif école.</w:t>
+        <w:t>Objectif : définir sections, options, classes et catalogue de matières.</w:t>
       </w:r>
     </w:p>
     <w:p>
@@ -3152,12 +3462,12 @@
           <w:b/>
           <w:sz w:val="22"/>
         </w:rPr>
-        <w:t>Enchaînement</w:t>
+        <w:t>Acteurs</w:t>
       </w:r>
     </w:p>
     <w:p>
       <w:pPr>
-        <w:pStyle w:val="ListNumber"/>
+        <w:pStyle w:val="ListBullet"/>
       </w:pPr>
       <w:r>
         <w:rPr>
@@ -3165,12 +3475,12 @@
           <w:b w:val="0"/>
           <w:sz w:val="22"/>
         </w:rPr>
-        <w:t>Ouvrir la fiche école → section Classes.</w:t>
+        <w:t>Structure (sections / options / classes) : administration nationale (Paramètres → Structure scolaire) et gestion opérationnelle école selon les droits existants.</w:t>
       </w:r>
     </w:p>
     <w:p>
       <w:pPr>
-        <w:pStyle w:val="ListNumber"/>
+        <w:pStyle w:val="ListBullet"/>
       </w:pPr>
       <w:r>
         <w:rPr>
@@ -3178,12 +3488,12 @@
           <w:b w:val="0"/>
           <w:sz w:val="22"/>
         </w:rPr>
-        <w:t>Créer une classe (nom unique dans l’école, code optionnel, statut actif).</w:t>
+        <w:t>Catalogue des matières : création / catalogue réservés à l’administration nationale.</w:t>
       </w:r>
     </w:p>
     <w:p>
       <w:pPr>
-        <w:pStyle w:val="ListNumber"/>
+        <w:pStyle w:val="ListBullet"/>
       </w:pPr>
       <w:r>
         <w:rPr>
@@ -3191,33 +3501,7 @@
           <w:b w:val="0"/>
           <w:sz w:val="22"/>
         </w:rPr>
-        <w:t>Importer éventuellement un fichier Excel/CSV de classes.</w:t>
-      </w:r>
-    </w:p>
-    <w:p>
-      <w:pPr>
-        <w:pStyle w:val="ListNumber"/>
-      </w:pPr>
-      <w:r>
-        <w:rPr>
-          <w:rFonts w:ascii="Calibri" w:hAnsi="Calibri" w:eastAsia="Calibri"/>
-          <w:b w:val="0"/>
-          <w:sz w:val="22"/>
-        </w:rPr>
-        <w:t>Modifier / supprimer depuis la modale d’édition.</w:t>
-      </w:r>
-    </w:p>
-    <w:p>
-      <w:pPr>
-        <w:pStyle w:val="ListNumber"/>
-      </w:pPr>
-      <w:r>
-        <w:rPr>
-          <w:rFonts w:ascii="Calibri" w:hAnsi="Calibri" w:eastAsia="Calibri"/>
-          <w:b w:val="0"/>
-          <w:sz w:val="22"/>
-        </w:rPr>
-        <w:t>Vérifier que les classes existent avant l’import ou la saisie des élèves.</w:t>
+        <w:t>Administratif école : applique le programme de classe à partir des matières déjà définies (sans créer de nouvelles matières).</w:t>
       </w:r>
     </w:p>
     <w:p>
@@ -3240,7 +3524,7 @@
           <w:color w:val="5A6772"/>
           <w:sz w:val="20"/>
         </w:rPr>
-        <w:t>Sans classe créée, aucun élève ne peut être enregistré et aucun compte enseignant ne peut être rattaché à une classe titulaire.</w:t>
+        <w:t>Sans matières configurées au niveau national pour la section / option, l’administratif école ne peut pas constituer le programme de classe.</w:t>
       </w:r>
     </w:p>
     <w:p>
@@ -3268,7 +3552,7 @@
           <w:b w:val="0"/>
           <w:sz w:val="22"/>
         </w:rPr>
-        <w:t>Acteurs : Admin, agents territoriaux, administratif école ; enseignant en consultation.</w:t>
+        <w:t>Acteurs écriture : Admin, Agent national, Administratif école. Agents territoriaux : consultation. Enseignant : consultation + photo de sa classe.</w:t>
       </w:r>
     </w:p>
     <w:p>
@@ -3317,7 +3601,7 @@
           <w:b w:val="0"/>
           <w:sz w:val="22"/>
         </w:rPr>
-        <w:t>Rattacher l’élève à une école et à une classe existante de cette école.</w:t>
+        <w:t>Rattacher l’élève à une école et à une classe existante.</w:t>
       </w:r>
     </w:p>
     <w:p>
@@ -3330,7 +3614,7 @@
           <w:b w:val="0"/>
           <w:sz w:val="22"/>
         </w:rPr>
-        <w:t>Renseigner l’adresse de résidence.</w:t>
+        <w:t>Renseigner l’adresse et les parents (père, mère, tuteur + photos / contacts).</w:t>
       </w:r>
     </w:p>
     <w:p>
@@ -3343,7 +3627,7 @@
           <w:b w:val="0"/>
           <w:sz w:val="22"/>
         </w:rPr>
-        <w:t>Saisir l’identité du père (noms, téléphone, e-mail, profession, photo).</w:t>
+        <w:t>Déposer la photo de l’élève (initialise la biométrie).</w:t>
       </w:r>
     </w:p>
     <w:p>
@@ -3356,59 +3640,7 @@
           <w:b w:val="0"/>
           <w:sz w:val="22"/>
         </w:rPr>
-        <w:t>Saisir l’identité de la mère (mêmes informations).</w:t>
-      </w:r>
-    </w:p>
-    <w:p>
-      <w:pPr>
-        <w:pStyle w:val="ListNumber"/>
-      </w:pPr>
-      <w:r>
-        <w:rPr>
-          <w:rFonts w:ascii="Calibri" w:hAnsi="Calibri" w:eastAsia="Calibri"/>
-          <w:b w:val="0"/>
-          <w:sz w:val="22"/>
-        </w:rPr>
-        <w:t>Désigner le tuteur / responsable (lien de parenté, contacts, photo).</w:t>
-      </w:r>
-    </w:p>
-    <w:p>
-      <w:pPr>
-        <w:pStyle w:val="ListNumber"/>
-      </w:pPr>
-      <w:r>
-        <w:rPr>
-          <w:rFonts w:ascii="Calibri" w:hAnsi="Calibri" w:eastAsia="Calibri"/>
-          <w:b w:val="0"/>
-          <w:sz w:val="22"/>
-        </w:rPr>
-        <w:t>Déposer la photo de l’élève (initialise automatiquement la biométrie).</w:t>
-      </w:r>
-    </w:p>
-    <w:p>
-      <w:pPr>
-        <w:pStyle w:val="ListNumber"/>
-      </w:pPr>
-      <w:r>
-        <w:rPr>
-          <w:rFonts w:ascii="Calibri" w:hAnsi="Calibri" w:eastAsia="Calibri"/>
-          <w:b w:val="0"/>
-          <w:sz w:val="22"/>
-        </w:rPr>
-        <w:t>Contrôler la fiche détail ; mettre à jour parents/photos si besoin.</w:t>
-      </w:r>
-    </w:p>
-    <w:p>
-      <w:pPr>
-        <w:pStyle w:val="ListNumber"/>
-      </w:pPr>
-      <w:r>
-        <w:rPr>
-          <w:rFonts w:ascii="Calibri" w:hAnsi="Calibri" w:eastAsia="Calibri"/>
-          <w:b w:val="0"/>
-          <w:sz w:val="22"/>
-        </w:rPr>
-        <w:t>Importer en masse via Excel après création des classes.</w:t>
+        <w:t>Importer en masse via Excel (national / admin école) après création des classes.</w:t>
       </w:r>
     </w:p>
     <w:tbl>
@@ -3585,7 +3817,7 @@
                 <w:b w:val="0"/>
                 <w:sz w:val="19"/>
               </w:rPr>
-              <w:t>Père</w:t>
+              <w:t>Père / Mère / Tuteur</w:t>
             </w:r>
           </w:p>
         </w:tc>
@@ -3607,101 +3839,7 @@
                 <w:b w:val="0"/>
                 <w:sz w:val="19"/>
               </w:rPr>
-              <w:t>Identité, téléphone, e-mail, profession, photo</w:t>
-            </w:r>
-          </w:p>
-        </w:tc>
-      </w:tr>
-      <w:tr>
-        <w:tc>
-          <w:tcPr>
-            <w:tcW w:type="dxa" w:w="1984"/>
-            <w:shd w:fill="F4F7FA" w:val="clear"/>
-            <w:tcBorders>
-              <w:top w:val="single" w:sz="4" w:color="C5D0DC"/>
-              <w:left w:val="single" w:sz="4" w:color="C5D0DC"/>
-              <w:bottom w:val="single" w:sz="4" w:color="C5D0DC"/>
-              <w:right w:val="single" w:sz="4" w:color="C5D0DC"/>
-            </w:tcBorders>
-          </w:tcPr>
-          <w:p>
-            <w:r/>
-            <w:r>
-              <w:rPr>
-                <w:rFonts w:ascii="Calibri" w:hAnsi="Calibri" w:eastAsia="Calibri"/>
-                <w:b w:val="0"/>
-                <w:sz w:val="19"/>
-              </w:rPr>
-              <w:t>Mère</w:t>
-            </w:r>
-          </w:p>
-        </w:tc>
-        <w:tc>
-          <w:tcPr>
-            <w:tcW w:type="dxa" w:w="6803"/>
-            <w:shd w:fill="F4F7FA" w:val="clear"/>
-            <w:tcBorders>
-              <w:top w:val="single" w:sz="4" w:color="C5D0DC"/>
-              <w:left w:val="single" w:sz="4" w:color="C5D0DC"/>
-              <w:bottom w:val="single" w:sz="4" w:color="C5D0DC"/>
-              <w:right w:val="single" w:sz="4" w:color="C5D0DC"/>
-            </w:tcBorders>
-          </w:tcPr>
-          <w:p>
-            <w:r/>
-            <w:r>
-              <w:rPr>
-                <w:rFonts w:ascii="Calibri" w:hAnsi="Calibri" w:eastAsia="Calibri"/>
-                <w:b w:val="0"/>
-                <w:sz w:val="19"/>
-              </w:rPr>
-              <w:t>Identité, téléphone, e-mail, profession, photo</w:t>
-            </w:r>
-          </w:p>
-        </w:tc>
-      </w:tr>
-      <w:tr>
-        <w:tc>
-          <w:tcPr>
-            <w:tcW w:type="dxa" w:w="1984"/>
-            <w:tcBorders>
-              <w:top w:val="single" w:sz="4" w:color="C5D0DC"/>
-              <w:left w:val="single" w:sz="4" w:color="C5D0DC"/>
-              <w:bottom w:val="single" w:sz="4" w:color="C5D0DC"/>
-              <w:right w:val="single" w:sz="4" w:color="C5D0DC"/>
-            </w:tcBorders>
-          </w:tcPr>
-          <w:p>
-            <w:r/>
-            <w:r>
-              <w:rPr>
-                <w:rFonts w:ascii="Calibri" w:hAnsi="Calibri" w:eastAsia="Calibri"/>
-                <w:b w:val="0"/>
-                <w:sz w:val="19"/>
-              </w:rPr>
-              <w:t>Tuteur</w:t>
-            </w:r>
-          </w:p>
-        </w:tc>
-        <w:tc>
-          <w:tcPr>
-            <w:tcW w:type="dxa" w:w="6803"/>
-            <w:tcBorders>
-              <w:top w:val="single" w:sz="4" w:color="C5D0DC"/>
-              <w:left w:val="single" w:sz="4" w:color="C5D0DC"/>
-              <w:bottom w:val="single" w:sz="4" w:color="C5D0DC"/>
-              <w:right w:val="single" w:sz="4" w:color="C5D0DC"/>
-            </w:tcBorders>
-          </w:tcPr>
-          <w:p>
-            <w:r/>
-            <w:r>
-              <w:rPr>
-                <w:rFonts w:ascii="Calibri" w:hAnsi="Calibri" w:eastAsia="Calibri"/>
-                <w:b w:val="0"/>
-                <w:sz w:val="19"/>
-              </w:rPr>
-              <w:t>Lien (père/mère/tuteur/oncle-tante/grand-parent/autre), nom, contacts, photo</w:t>
+              <w:t>Identité, téléphone, e-mail, profession, photo ; lien de parenté pour le tuteur</w:t>
             </w:r>
           </w:p>
         </w:tc>
@@ -3730,10 +3868,10 @@
       <w:r>
         <w:rPr>
           <w:rFonts w:ascii="Calibri" w:hAnsi="Calibri" w:eastAsia="Calibri"/>
-          <w:b/>
+          <w:b w:val="0"/>
           <w:sz w:val="22"/>
         </w:rPr>
-        <w:t>Enchaînement</w:t>
+        <w:t>Écriture : national et administratif école. Agents territoriaux : lecture seule.</w:t>
       </w:r>
     </w:p>
     <w:p>
@@ -3759,7 +3897,7 @@
           <w:b w:val="0"/>
           <w:sz w:val="22"/>
         </w:rPr>
-        <w:t>Identifier un agent : matricule, identité, fonction (directeur, enseignant, secrétaire, etc.), contacts.</w:t>
+        <w:t>Identifier un agent : matricule, identité, fonction, contacts.</w:t>
       </w:r>
     </w:p>
     <w:p>
@@ -3772,20 +3910,7 @@
           <w:b w:val="0"/>
           <w:sz w:val="22"/>
         </w:rPr>
-        <w:t>Importer un fichier Excel/CSV de personnel si besoin.</w:t>
-      </w:r>
-    </w:p>
-    <w:p>
-      <w:pPr>
-        <w:pStyle w:val="ListNumber"/>
-      </w:pPr>
-      <w:r>
-        <w:rPr>
-          <w:rFonts w:ascii="Calibri" w:hAnsi="Calibri" w:eastAsia="Calibri"/>
-          <w:b w:val="0"/>
-          <w:sz w:val="22"/>
-        </w:rPr>
-        <w:t>Mettre à jour les fiches via les modales d’édition.</w:t>
+        <w:t>Importer un fichier Excel/CSV si besoin (hors agent territorial).</w:t>
       </w:r>
     </w:p>
     <w:p>
@@ -3813,7 +3938,17 @@
           <w:b w:val="0"/>
           <w:sz w:val="22"/>
         </w:rPr>
-        <w:t>Acteur exclusif : Administrateur.</w:t>
+        <w:t>Acteur exclusif pour les comptes agents / admin : Administrateur national.</w:t>
+      </w:r>
+    </w:p>
+    <w:p>
+      <w:r>
+        <w:rPr>
+          <w:rFonts w:ascii="Calibri" w:hAnsi="Calibri" w:eastAsia="Calibri"/>
+          <w:b w:val="0"/>
+          <w:sz w:val="22"/>
+        </w:rPr>
+        <w:t>Administratif école : peut gérer les comptes admin_ecole / enseignant de son école (fiche école).</w:t>
       </w:r>
     </w:p>
     <w:p>
@@ -3836,7 +3971,7 @@
           <w:b w:val="0"/>
           <w:sz w:val="22"/>
         </w:rPr>
-        <w:t>Ouvrir Gestion Utilisateurs.</w:t>
+        <w:t>Ouvrir Gestion Utilisateurs (admin).</w:t>
       </w:r>
     </w:p>
     <w:p>
@@ -3849,7 +3984,7 @@
           <w:b w:val="0"/>
           <w:sz w:val="22"/>
         </w:rPr>
-        <w:t>Créer un agent territorial : rôle + rattachement PA/PE/Antenne.</w:t>
+        <w:t>Créer un agent PA : rôle agent_province_admin + province administrative.</w:t>
       </w:r>
     </w:p>
     <w:p>
@@ -3862,7 +3997,7 @@
           <w:b w:val="0"/>
           <w:sz w:val="22"/>
         </w:rPr>
-        <w:t>Créer un administratif école : rôle admin_ecole + école obligatoire.</w:t>
+        <w:t>Créer un agent PE : rôle agent_provincial + province éducationnelle.</w:t>
       </w:r>
     </w:p>
     <w:p>
@@ -3875,7 +4010,7 @@
           <w:b w:val="0"/>
           <w:sz w:val="22"/>
         </w:rPr>
-        <w:t>Créer un enseignant : école + classe titulaire obligatoire.</w:t>
+        <w:t>Créer un agent antenne : rôle agent_antenne + antenne.</w:t>
       </w:r>
     </w:p>
     <w:p>
@@ -3888,7 +4023,7 @@
           <w:b w:val="0"/>
           <w:sz w:val="22"/>
         </w:rPr>
-        <w:t>Activer / désactiver le compte ; réinitialiser le mot de passe si besoin.</w:t>
+        <w:t>Créer un administratif école : admin_ecole + école.</w:t>
       </w:r>
     </w:p>
     <w:p>
@@ -3901,9 +4036,623 @@
           <w:b w:val="0"/>
           <w:sz w:val="22"/>
         </w:rPr>
-        <w:t>Supprimer uniquement depuis la modale d’édition.</w:t>
+        <w:t>Créer un enseignant : école + classe titulaire (via fiche personnel enseignant).</w:t>
       </w:r>
     </w:p>
+    <w:p>
+      <w:pPr>
+        <w:pStyle w:val="ListNumber"/>
+      </w:pPr>
+      <w:r>
+        <w:rPr>
+          <w:rFonts w:ascii="Calibri" w:hAnsi="Calibri" w:eastAsia="Calibri"/>
+          <w:b w:val="0"/>
+          <w:sz w:val="22"/>
+        </w:rPr>
+        <w:t>Activer / désactiver ; réinitialiser le mot de passe si besoin.</w:t>
+      </w:r>
+    </w:p>
+    <w:p>
+      <w:pPr>
+        <w:pStyle w:val="Heading2"/>
+      </w:pPr>
+      <w:r>
+        <w:t>5.7 Module Évaluation (école)</w:t>
+      </w:r>
+    </w:p>
+    <w:p>
+      <w:r>
+        <w:rPr>
+          <w:rFonts w:ascii="Calibri" w:hAnsi="Calibri" w:eastAsia="Calibri"/>
+          <w:b/>
+          <w:sz w:val="22"/>
+        </w:rPr>
+        <w:t>Objectif : saisir les notes, constituer le programme de classe et éditer les bulletins.</w:t>
+      </w:r>
+    </w:p>
+    <w:p>
+      <w:r>
+        <w:rPr>
+          <w:rFonts w:ascii="Calibri" w:hAnsi="Calibri" w:eastAsia="Calibri"/>
+          <w:b w:val="0"/>
+          <w:sz w:val="22"/>
+        </w:rPr>
+        <w:t>Accès page / API : uniquement administratif école et enseignant. National et agents territoriaux : refusés.</w:t>
+      </w:r>
+    </w:p>
+    <w:tbl>
+      <w:tblPr>
+        <w:tblStyle w:val="TableGrid"/>
+        <w:tblW w:type="auto" w:w="0"/>
+        <w:jc w:val="center"/>
+        <w:tblLook w:firstColumn="1" w:firstRow="1" w:lastColumn="0" w:lastRow="0" w:noHBand="0" w:noVBand="1" w:val="04A0"/>
+      </w:tblPr>
+      <w:tblGrid>
+        <w:gridCol w:w="3286"/>
+        <w:gridCol w:w="3286"/>
+        <w:gridCol w:w="3286"/>
+      </w:tblGrid>
+      <w:tr>
+        <w:tc>
+          <w:tcPr>
+            <w:tcW w:type="dxa" w:w="3118"/>
+            <w:shd w:fill="0B2A4A" w:val="clear"/>
+            <w:tcBorders>
+              <w:top w:val="single" w:sz="6" w:color="0B2A4A"/>
+              <w:left w:val="single" w:sz="6" w:color="0B2A4A"/>
+              <w:bottom w:val="single" w:sz="6" w:color="0B2A4A"/>
+              <w:right w:val="single" w:sz="6" w:color="0B2A4A"/>
+            </w:tcBorders>
+          </w:tcPr>
+          <w:p>
+            <w:r/>
+            <w:r>
+              <w:rPr>
+                <w:rFonts w:ascii="Calibri" w:hAnsi="Calibri" w:eastAsia="Calibri"/>
+                <w:b/>
+                <w:color w:val="FFFFFF"/>
+                <w:sz w:val="20"/>
+              </w:rPr>
+              <w:t>Action</w:t>
+            </w:r>
+          </w:p>
+        </w:tc>
+        <w:tc>
+          <w:tcPr>
+            <w:tcW w:type="dxa" w:w="2835"/>
+            <w:shd w:fill="0B2A4A" w:val="clear"/>
+            <w:tcBorders>
+              <w:top w:val="single" w:sz="6" w:color="0B2A4A"/>
+              <w:left w:val="single" w:sz="6" w:color="0B2A4A"/>
+              <w:bottom w:val="single" w:sz="6" w:color="0B2A4A"/>
+              <w:right w:val="single" w:sz="6" w:color="0B2A4A"/>
+            </w:tcBorders>
+          </w:tcPr>
+          <w:p>
+            <w:r/>
+            <w:r>
+              <w:rPr>
+                <w:rFonts w:ascii="Calibri" w:hAnsi="Calibri" w:eastAsia="Calibri"/>
+                <w:b/>
+                <w:color w:val="FFFFFF"/>
+                <w:sz w:val="20"/>
+              </w:rPr>
+              <w:t>Administratif école</w:t>
+            </w:r>
+          </w:p>
+        </w:tc>
+        <w:tc>
+          <w:tcPr>
+            <w:tcW w:type="dxa" w:w="2835"/>
+            <w:shd w:fill="0B2A4A" w:val="clear"/>
+            <w:tcBorders>
+              <w:top w:val="single" w:sz="6" w:color="0B2A4A"/>
+              <w:left w:val="single" w:sz="6" w:color="0B2A4A"/>
+              <w:bottom w:val="single" w:sz="6" w:color="0B2A4A"/>
+              <w:right w:val="single" w:sz="6" w:color="0B2A4A"/>
+            </w:tcBorders>
+          </w:tcPr>
+          <w:p>
+            <w:r/>
+            <w:r>
+              <w:rPr>
+                <w:rFonts w:ascii="Calibri" w:hAnsi="Calibri" w:eastAsia="Calibri"/>
+                <w:b/>
+                <w:color w:val="FFFFFF"/>
+                <w:sz w:val="20"/>
+              </w:rPr>
+              <w:t>Enseignant</w:t>
+            </w:r>
+          </w:p>
+        </w:tc>
+      </w:tr>
+      <w:tr>
+        <w:tc>
+          <w:tcPr>
+            <w:tcW w:type="dxa" w:w="3118"/>
+            <w:tcBorders>
+              <w:top w:val="single" w:sz="4" w:color="C5D0DC"/>
+              <w:left w:val="single" w:sz="4" w:color="C5D0DC"/>
+              <w:bottom w:val="single" w:sz="4" w:color="C5D0DC"/>
+              <w:right w:val="single" w:sz="4" w:color="C5D0DC"/>
+            </w:tcBorders>
+          </w:tcPr>
+          <w:p>
+            <w:r/>
+            <w:r>
+              <w:rPr>
+                <w:rFonts w:ascii="Calibri" w:hAnsi="Calibri" w:eastAsia="Calibri"/>
+                <w:b w:val="0"/>
+                <w:sz w:val="19"/>
+              </w:rPr>
+              <w:t>Voir le module Évaluation</w:t>
+            </w:r>
+          </w:p>
+        </w:tc>
+        <w:tc>
+          <w:tcPr>
+            <w:tcW w:type="dxa" w:w="2835"/>
+            <w:tcBorders>
+              <w:top w:val="single" w:sz="4" w:color="C5D0DC"/>
+              <w:left w:val="single" w:sz="4" w:color="C5D0DC"/>
+              <w:bottom w:val="single" w:sz="4" w:color="C5D0DC"/>
+              <w:right w:val="single" w:sz="4" w:color="C5D0DC"/>
+            </w:tcBorders>
+          </w:tcPr>
+          <w:p>
+            <w:r/>
+            <w:r>
+              <w:rPr>
+                <w:rFonts w:ascii="Calibri" w:hAnsi="Calibri" w:eastAsia="Calibri"/>
+                <w:b w:val="0"/>
+                <w:sz w:val="19"/>
+              </w:rPr>
+              <w:t>Oui</w:t>
+            </w:r>
+          </w:p>
+        </w:tc>
+        <w:tc>
+          <w:tcPr>
+            <w:tcW w:type="dxa" w:w="2835"/>
+            <w:tcBorders>
+              <w:top w:val="single" w:sz="4" w:color="C5D0DC"/>
+              <w:left w:val="single" w:sz="4" w:color="C5D0DC"/>
+              <w:bottom w:val="single" w:sz="4" w:color="C5D0DC"/>
+              <w:right w:val="single" w:sz="4" w:color="C5D0DC"/>
+            </w:tcBorders>
+          </w:tcPr>
+          <w:p>
+            <w:r/>
+            <w:r>
+              <w:rPr>
+                <w:rFonts w:ascii="Calibri" w:hAnsi="Calibri" w:eastAsia="Calibri"/>
+                <w:b w:val="0"/>
+                <w:sz w:val="19"/>
+              </w:rPr>
+              <w:t>Oui (classe figée)</w:t>
+            </w:r>
+          </w:p>
+        </w:tc>
+      </w:tr>
+      <w:tr>
+        <w:tc>
+          <w:tcPr>
+            <w:tcW w:type="dxa" w:w="3118"/>
+            <w:shd w:fill="F4F7FA" w:val="clear"/>
+            <w:tcBorders>
+              <w:top w:val="single" w:sz="4" w:color="C5D0DC"/>
+              <w:left w:val="single" w:sz="4" w:color="C5D0DC"/>
+              <w:bottom w:val="single" w:sz="4" w:color="C5D0DC"/>
+              <w:right w:val="single" w:sz="4" w:color="C5D0DC"/>
+            </w:tcBorders>
+          </w:tcPr>
+          <w:p>
+            <w:r/>
+            <w:r>
+              <w:rPr>
+                <w:rFonts w:ascii="Calibri" w:hAnsi="Calibri" w:eastAsia="Calibri"/>
+                <w:b w:val="0"/>
+                <w:sz w:val="19"/>
+              </w:rPr>
+              <w:t>Appliquer le programme de classe</w:t>
+            </w:r>
+          </w:p>
+        </w:tc>
+        <w:tc>
+          <w:tcPr>
+            <w:tcW w:type="dxa" w:w="2835"/>
+            <w:shd w:fill="F4F7FA" w:val="clear"/>
+            <w:tcBorders>
+              <w:top w:val="single" w:sz="4" w:color="C5D0DC"/>
+              <w:left w:val="single" w:sz="4" w:color="C5D0DC"/>
+              <w:bottom w:val="single" w:sz="4" w:color="C5D0DC"/>
+              <w:right w:val="single" w:sz="4" w:color="C5D0DC"/>
+            </w:tcBorders>
+          </w:tcPr>
+          <w:p>
+            <w:r/>
+            <w:r>
+              <w:rPr>
+                <w:rFonts w:ascii="Calibri" w:hAnsi="Calibri" w:eastAsia="Calibri"/>
+                <w:b w:val="0"/>
+                <w:sz w:val="19"/>
+              </w:rPr>
+              <w:t>Oui</w:t>
+            </w:r>
+          </w:p>
+        </w:tc>
+        <w:tc>
+          <w:tcPr>
+            <w:tcW w:type="dxa" w:w="2835"/>
+            <w:shd w:fill="F4F7FA" w:val="clear"/>
+            <w:tcBorders>
+              <w:top w:val="single" w:sz="4" w:color="C5D0DC"/>
+              <w:left w:val="single" w:sz="4" w:color="C5D0DC"/>
+              <w:bottom w:val="single" w:sz="4" w:color="C5D0DC"/>
+              <w:right w:val="single" w:sz="4" w:color="C5D0DC"/>
+            </w:tcBorders>
+          </w:tcPr>
+          <w:p>
+            <w:r/>
+            <w:r>
+              <w:rPr>
+                <w:rFonts w:ascii="Calibri" w:hAnsi="Calibri" w:eastAsia="Calibri"/>
+                <w:b w:val="0"/>
+                <w:sz w:val="19"/>
+              </w:rPr>
+              <w:t>Non</w:t>
+            </w:r>
+          </w:p>
+        </w:tc>
+      </w:tr>
+      <w:tr>
+        <w:tc>
+          <w:tcPr>
+            <w:tcW w:type="dxa" w:w="3118"/>
+            <w:tcBorders>
+              <w:top w:val="single" w:sz="4" w:color="C5D0DC"/>
+              <w:left w:val="single" w:sz="4" w:color="C5D0DC"/>
+              <w:bottom w:val="single" w:sz="4" w:color="C5D0DC"/>
+              <w:right w:val="single" w:sz="4" w:color="C5D0DC"/>
+            </w:tcBorders>
+          </w:tcPr>
+          <w:p>
+            <w:r/>
+            <w:r>
+              <w:rPr>
+                <w:rFonts w:ascii="Calibri" w:hAnsi="Calibri" w:eastAsia="Calibri"/>
+                <w:b w:val="0"/>
+                <w:sz w:val="19"/>
+              </w:rPr>
+              <w:t>Créer / charger le catalogue matières</w:t>
+            </w:r>
+          </w:p>
+        </w:tc>
+        <w:tc>
+          <w:tcPr>
+            <w:tcW w:type="dxa" w:w="2835"/>
+            <w:tcBorders>
+              <w:top w:val="single" w:sz="4" w:color="C5D0DC"/>
+              <w:left w:val="single" w:sz="4" w:color="C5D0DC"/>
+              <w:bottom w:val="single" w:sz="4" w:color="C5D0DC"/>
+              <w:right w:val="single" w:sz="4" w:color="C5D0DC"/>
+            </w:tcBorders>
+          </w:tcPr>
+          <w:p>
+            <w:r/>
+            <w:r>
+              <w:rPr>
+                <w:rFonts w:ascii="Calibri" w:hAnsi="Calibri" w:eastAsia="Calibri"/>
+                <w:b w:val="0"/>
+                <w:sz w:val="19"/>
+              </w:rPr>
+              <w:t>Non (national)</w:t>
+            </w:r>
+          </w:p>
+        </w:tc>
+        <w:tc>
+          <w:tcPr>
+            <w:tcW w:type="dxa" w:w="2835"/>
+            <w:tcBorders>
+              <w:top w:val="single" w:sz="4" w:color="C5D0DC"/>
+              <w:left w:val="single" w:sz="4" w:color="C5D0DC"/>
+              <w:bottom w:val="single" w:sz="4" w:color="C5D0DC"/>
+              <w:right w:val="single" w:sz="4" w:color="C5D0DC"/>
+            </w:tcBorders>
+          </w:tcPr>
+          <w:p>
+            <w:r/>
+            <w:r>
+              <w:rPr>
+                <w:rFonts w:ascii="Calibri" w:hAnsi="Calibri" w:eastAsia="Calibri"/>
+                <w:b w:val="0"/>
+                <w:sz w:val="19"/>
+              </w:rPr>
+              <w:t>Non</w:t>
+            </w:r>
+          </w:p>
+        </w:tc>
+      </w:tr>
+      <w:tr>
+        <w:tc>
+          <w:tcPr>
+            <w:tcW w:type="dxa" w:w="3118"/>
+            <w:shd w:fill="F4F7FA" w:val="clear"/>
+            <w:tcBorders>
+              <w:top w:val="single" w:sz="4" w:color="C5D0DC"/>
+              <w:left w:val="single" w:sz="4" w:color="C5D0DC"/>
+              <w:bottom w:val="single" w:sz="4" w:color="C5D0DC"/>
+              <w:right w:val="single" w:sz="4" w:color="C5D0DC"/>
+            </w:tcBorders>
+          </w:tcPr>
+          <w:p>
+            <w:r/>
+            <w:r>
+              <w:rPr>
+                <w:rFonts w:ascii="Calibri" w:hAnsi="Calibri" w:eastAsia="Calibri"/>
+                <w:b w:val="0"/>
+                <w:sz w:val="19"/>
+              </w:rPr>
+              <w:t>Saisir / enregistrer les notes</w:t>
+            </w:r>
+          </w:p>
+        </w:tc>
+        <w:tc>
+          <w:tcPr>
+            <w:tcW w:type="dxa" w:w="2835"/>
+            <w:shd w:fill="F4F7FA" w:val="clear"/>
+            <w:tcBorders>
+              <w:top w:val="single" w:sz="4" w:color="C5D0DC"/>
+              <w:left w:val="single" w:sz="4" w:color="C5D0DC"/>
+              <w:bottom w:val="single" w:sz="4" w:color="C5D0DC"/>
+              <w:right w:val="single" w:sz="4" w:color="C5D0DC"/>
+            </w:tcBorders>
+          </w:tcPr>
+          <w:p>
+            <w:r/>
+            <w:r>
+              <w:rPr>
+                <w:rFonts w:ascii="Calibri" w:hAnsi="Calibri" w:eastAsia="Calibri"/>
+                <w:b w:val="0"/>
+                <w:sz w:val="19"/>
+              </w:rPr>
+              <w:t>Non</w:t>
+            </w:r>
+          </w:p>
+        </w:tc>
+        <w:tc>
+          <w:tcPr>
+            <w:tcW w:type="dxa" w:w="2835"/>
+            <w:shd w:fill="F4F7FA" w:val="clear"/>
+            <w:tcBorders>
+              <w:top w:val="single" w:sz="4" w:color="C5D0DC"/>
+              <w:left w:val="single" w:sz="4" w:color="C5D0DC"/>
+              <w:bottom w:val="single" w:sz="4" w:color="C5D0DC"/>
+              <w:right w:val="single" w:sz="4" w:color="C5D0DC"/>
+            </w:tcBorders>
+          </w:tcPr>
+          <w:p>
+            <w:r/>
+            <w:r>
+              <w:rPr>
+                <w:rFonts w:ascii="Calibri" w:hAnsi="Calibri" w:eastAsia="Calibri"/>
+                <w:b w:val="0"/>
+                <w:sz w:val="19"/>
+              </w:rPr>
+              <w:t>Oui (titulaire)</w:t>
+            </w:r>
+          </w:p>
+        </w:tc>
+      </w:tr>
+      <w:tr>
+        <w:tc>
+          <w:tcPr>
+            <w:tcW w:type="dxa" w:w="3118"/>
+            <w:tcBorders>
+              <w:top w:val="single" w:sz="4" w:color="C5D0DC"/>
+              <w:left w:val="single" w:sz="4" w:color="C5D0DC"/>
+              <w:bottom w:val="single" w:sz="4" w:color="C5D0DC"/>
+              <w:right w:val="single" w:sz="4" w:color="C5D0DC"/>
+            </w:tcBorders>
+          </w:tcPr>
+          <w:p>
+            <w:r/>
+            <w:r>
+              <w:rPr>
+                <w:rFonts w:ascii="Calibri" w:hAnsi="Calibri" w:eastAsia="Calibri"/>
+                <w:b w:val="0"/>
+                <w:sz w:val="19"/>
+              </w:rPr>
+              <w:t>Déverrouiller une période</w:t>
+            </w:r>
+          </w:p>
+        </w:tc>
+        <w:tc>
+          <w:tcPr>
+            <w:tcW w:type="dxa" w:w="2835"/>
+            <w:tcBorders>
+              <w:top w:val="single" w:sz="4" w:color="C5D0DC"/>
+              <w:left w:val="single" w:sz="4" w:color="C5D0DC"/>
+              <w:bottom w:val="single" w:sz="4" w:color="C5D0DC"/>
+              <w:right w:val="single" w:sz="4" w:color="C5D0DC"/>
+            </w:tcBorders>
+          </w:tcPr>
+          <w:p>
+            <w:r/>
+            <w:r>
+              <w:rPr>
+                <w:rFonts w:ascii="Calibri" w:hAnsi="Calibri" w:eastAsia="Calibri"/>
+                <w:b w:val="0"/>
+                <w:sz w:val="19"/>
+              </w:rPr>
+              <w:t>Oui</w:t>
+            </w:r>
+          </w:p>
+        </w:tc>
+        <w:tc>
+          <w:tcPr>
+            <w:tcW w:type="dxa" w:w="2835"/>
+            <w:tcBorders>
+              <w:top w:val="single" w:sz="4" w:color="C5D0DC"/>
+              <w:left w:val="single" w:sz="4" w:color="C5D0DC"/>
+              <w:bottom w:val="single" w:sz="4" w:color="C5D0DC"/>
+              <w:right w:val="single" w:sz="4" w:color="C5D0DC"/>
+            </w:tcBorders>
+          </w:tcPr>
+          <w:p>
+            <w:r/>
+            <w:r>
+              <w:rPr>
+                <w:rFonts w:ascii="Calibri" w:hAnsi="Calibri" w:eastAsia="Calibri"/>
+                <w:b w:val="0"/>
+                <w:sz w:val="19"/>
+              </w:rPr>
+              <w:t>Non</w:t>
+            </w:r>
+          </w:p>
+        </w:tc>
+      </w:tr>
+      <w:tr>
+        <w:tc>
+          <w:tcPr>
+            <w:tcW w:type="dxa" w:w="3118"/>
+            <w:shd w:fill="F4F7FA" w:val="clear"/>
+            <w:tcBorders>
+              <w:top w:val="single" w:sz="4" w:color="C5D0DC"/>
+              <w:left w:val="single" w:sz="4" w:color="C5D0DC"/>
+              <w:bottom w:val="single" w:sz="4" w:color="C5D0DC"/>
+              <w:right w:val="single" w:sz="4" w:color="C5D0DC"/>
+            </w:tcBorders>
+          </w:tcPr>
+          <w:p>
+            <w:r/>
+            <w:r>
+              <w:rPr>
+                <w:rFonts w:ascii="Calibri" w:hAnsi="Calibri" w:eastAsia="Calibri"/>
+                <w:b w:val="0"/>
+                <w:sz w:val="19"/>
+              </w:rPr>
+              <w:t>Actualiser le classement / décisions</w:t>
+            </w:r>
+          </w:p>
+        </w:tc>
+        <w:tc>
+          <w:tcPr>
+            <w:tcW w:type="dxa" w:w="2835"/>
+            <w:shd w:fill="F4F7FA" w:val="clear"/>
+            <w:tcBorders>
+              <w:top w:val="single" w:sz="4" w:color="C5D0DC"/>
+              <w:left w:val="single" w:sz="4" w:color="C5D0DC"/>
+              <w:bottom w:val="single" w:sz="4" w:color="C5D0DC"/>
+              <w:right w:val="single" w:sz="4" w:color="C5D0DC"/>
+            </w:tcBorders>
+          </w:tcPr>
+          <w:p>
+            <w:r/>
+            <w:r>
+              <w:rPr>
+                <w:rFonts w:ascii="Calibri" w:hAnsi="Calibri" w:eastAsia="Calibri"/>
+                <w:b w:val="0"/>
+                <w:sz w:val="19"/>
+              </w:rPr>
+              <w:t>Oui</w:t>
+            </w:r>
+          </w:p>
+        </w:tc>
+        <w:tc>
+          <w:tcPr>
+            <w:tcW w:type="dxa" w:w="2835"/>
+            <w:shd w:fill="F4F7FA" w:val="clear"/>
+            <w:tcBorders>
+              <w:top w:val="single" w:sz="4" w:color="C5D0DC"/>
+              <w:left w:val="single" w:sz="4" w:color="C5D0DC"/>
+              <w:bottom w:val="single" w:sz="4" w:color="C5D0DC"/>
+              <w:right w:val="single" w:sz="4" w:color="C5D0DC"/>
+            </w:tcBorders>
+          </w:tcPr>
+          <w:p>
+            <w:r/>
+            <w:r>
+              <w:rPr>
+                <w:rFonts w:ascii="Calibri" w:hAnsi="Calibri" w:eastAsia="Calibri"/>
+                <w:b w:val="0"/>
+                <w:sz w:val="19"/>
+              </w:rPr>
+              <w:t>Oui (sa classe)</w:t>
+            </w:r>
+          </w:p>
+        </w:tc>
+      </w:tr>
+      <w:tr>
+        <w:tc>
+          <w:tcPr>
+            <w:tcW w:type="dxa" w:w="3118"/>
+            <w:tcBorders>
+              <w:top w:val="single" w:sz="4" w:color="C5D0DC"/>
+              <w:left w:val="single" w:sz="4" w:color="C5D0DC"/>
+              <w:bottom w:val="single" w:sz="4" w:color="C5D0DC"/>
+              <w:right w:val="single" w:sz="4" w:color="C5D0DC"/>
+            </w:tcBorders>
+          </w:tcPr>
+          <w:p>
+            <w:r/>
+            <w:r>
+              <w:rPr>
+                <w:rFonts w:ascii="Calibri" w:hAnsi="Calibri" w:eastAsia="Calibri"/>
+                <w:b w:val="0"/>
+                <w:sz w:val="19"/>
+              </w:rPr>
+              <w:t>Imprimer bulletins / listes PDF</w:t>
+            </w:r>
+          </w:p>
+        </w:tc>
+        <w:tc>
+          <w:tcPr>
+            <w:tcW w:type="dxa" w:w="2835"/>
+            <w:tcBorders>
+              <w:top w:val="single" w:sz="4" w:color="C5D0DC"/>
+              <w:left w:val="single" w:sz="4" w:color="C5D0DC"/>
+              <w:bottom w:val="single" w:sz="4" w:color="C5D0DC"/>
+              <w:right w:val="single" w:sz="4" w:color="C5D0DC"/>
+            </w:tcBorders>
+          </w:tcPr>
+          <w:p>
+            <w:r/>
+            <w:r>
+              <w:rPr>
+                <w:rFonts w:ascii="Calibri" w:hAnsi="Calibri" w:eastAsia="Calibri"/>
+                <w:b w:val="0"/>
+                <w:sz w:val="19"/>
+              </w:rPr>
+              <w:t>Oui (école)</w:t>
+            </w:r>
+          </w:p>
+        </w:tc>
+        <w:tc>
+          <w:tcPr>
+            <w:tcW w:type="dxa" w:w="2835"/>
+            <w:tcBorders>
+              <w:top w:val="single" w:sz="4" w:color="C5D0DC"/>
+              <w:left w:val="single" w:sz="4" w:color="C5D0DC"/>
+              <w:bottom w:val="single" w:sz="4" w:color="C5D0DC"/>
+              <w:right w:val="single" w:sz="4" w:color="C5D0DC"/>
+            </w:tcBorders>
+          </w:tcPr>
+          <w:p>
+            <w:r/>
+            <w:r>
+              <w:rPr>
+                <w:rFonts w:ascii="Calibri" w:hAnsi="Calibri" w:eastAsia="Calibri"/>
+                <w:b w:val="0"/>
+                <w:sz w:val="19"/>
+              </w:rPr>
+              <w:t>Oui (classe)</w:t>
+            </w:r>
+          </w:p>
+        </w:tc>
+      </w:tr>
+    </w:tbl>
+    <w:p/>
     <w:p>
       <w:pPr>
         <w:spacing w:before="80" w:after="200"/>
@@ -3915,7 +4664,7 @@
           <w:color w:val="1A568C"/>
           <w:sz w:val="20"/>
         </w:rPr>
-        <w:t xml:space="preserve">▶ Séparation des responsabilités  </w:t>
+        <w:t xml:space="preserve">▶ Saisie des notes  </w:t>
       </w:r>
       <w:r>
         <w:rPr>
@@ -3924,7 +4673,7 @@
           <w:color w:val="5A6772"/>
           <w:sz w:val="20"/>
         </w:rPr>
-        <w:t>Le personnel scolaire (RH) n’est pas un compte de connexion. Un enseignant RH peut exister sans compte ; un compte enseignant nécessite une classe titulaire.</w:t>
+        <w:t>La grille reste consultable par l’administratif école en lecture seule. Seul le titulaire peut ouvrir une période de saisie et enregistrer les notes.</w:t>
       </w:r>
     </w:p>
     <w:p>
@@ -3932,7 +4681,7 @@
         <w:pStyle w:val="Heading2"/>
       </w:pPr>
       <w:r>
-        <w:t>5.7 Biométrie</w:t>
+        <w:t>5.8 Biométrie</w:t>
       </w:r>
     </w:p>
     <w:p>
@@ -3994,7 +4743,7 @@
           <w:b w:val="0"/>
           <w:sz w:val="22"/>
         </w:rPr>
-        <w:t>Les indicateurs du tableau de bord comptabilisent les biométries validées du périmètre.</w:t>
+        <w:t>Les agents territoriaux consultent sans modifier ; l’enseignant met à jour la photo de sa classe.</w:t>
       </w:r>
     </w:p>
     <w:p>
@@ -4002,7 +4751,7 @@
         <w:pStyle w:val="Heading2"/>
       </w:pPr>
       <w:r>
-        <w:t>5.8 Cartes scolaires</w:t>
+        <w:t>5.9 Cartes scolaires (API / fiche élève)</w:t>
       </w:r>
     </w:p>
     <w:p>
@@ -4017,15 +4766,25 @@
     </w:p>
     <w:p>
       <w:pPr>
-        <w:pStyle w:val="ListNumber"/>
+        <w:spacing w:before="80" w:after="200"/>
       </w:pPr>
       <w:r>
         <w:rPr>
           <w:rFonts w:ascii="Calibri" w:hAnsi="Calibri" w:eastAsia="Calibri"/>
+          <w:b/>
+          <w:color w:val="1A568C"/>
+          <w:sz w:val="20"/>
+        </w:rPr>
+        <w:t xml:space="preserve">▶ UI  </w:t>
+      </w:r>
+      <w:r>
+        <w:rPr>
+          <w:rFonts w:ascii="Calibri" w:hAnsi="Calibri" w:eastAsia="Calibri"/>
           <w:b w:val="0"/>
-          <w:sz w:val="22"/>
+          <w:color w:val="5A6772"/>
+          <w:sz w:val="20"/>
         </w:rPr>
-        <w:t>Émission via l’API (numéro automatique type RDC-…, expiration par défaut à +3 ans).</w:t>
+        <w:t>Pas de menu « Cartes ». Consultation depuis la fiche élève (PDF / QR). Émission via l’API. Blocs cartes / biométries masqués pour admin_ecole / enseignant selon règles UI.</w:t>
       </w:r>
     </w:p>
     <w:p>
@@ -4038,7 +4797,7 @@
           <w:b w:val="0"/>
           <w:sz w:val="22"/>
         </w:rPr>
-        <w:t>Génération d’un QR code associé à la carte.</w:t>
+        <w:t>Émission via l’API (numéro type RDC-…, expiration +3 ans, QR).</w:t>
       </w:r>
     </w:p>
     <w:p>
@@ -4051,20 +4810,7 @@
           <w:b w:val="0"/>
           <w:sz w:val="22"/>
         </w:rPr>
-        <w:t>Consultation dans le module Cartes et sur la fiche élève.</w:t>
-      </w:r>
-    </w:p>
-    <w:p>
-      <w:pPr>
-        <w:pStyle w:val="ListNumber"/>
-      </w:pPr>
-      <w:r>
-        <w:rPr>
-          <w:rFonts w:ascii="Calibri" w:hAnsi="Calibri" w:eastAsia="Calibri"/>
-          <w:b w:val="0"/>
-          <w:sz w:val="22"/>
-        </w:rPr>
-        <w:t>Téléchargement PDF et QR pour impression / contrôle.</w:t>
+        <w:t>Consultation PDF / QR depuis la fiche élève (rôles autorisés).</w:t>
       </w:r>
     </w:p>
     <w:p>
@@ -4085,7 +4831,7 @@
         <w:pStyle w:val="Heading2"/>
       </w:pPr>
       <w:r>
-        <w:t>5.9 Imports Excel</w:t>
+        <w:t>5.10 Imports Excel</w:t>
       </w:r>
     </w:p>
     <w:p>
@@ -4106,15 +4852,14 @@
         <w:tblLook w:firstColumn="1" w:firstRow="1" w:lastColumn="0" w:lastRow="0" w:noHBand="0" w:noVBand="1" w:val="04A0"/>
       </w:tblPr>
       <w:tblGrid>
-        <w:gridCol w:w="2465"/>
-        <w:gridCol w:w="2465"/>
-        <w:gridCol w:w="2465"/>
-        <w:gridCol w:w="2465"/>
+        <w:gridCol w:w="3286"/>
+        <w:gridCol w:w="3286"/>
+        <w:gridCol w:w="3286"/>
       </w:tblGrid>
       <w:tr>
         <w:tc>
           <w:tcPr>
-            <w:tcW w:type="dxa" w:w="1814"/>
+            <w:tcW w:type="dxa" w:w="2268"/>
             <w:shd w:fill="0B2A4A" w:val="clear"/>
             <w:tcBorders>
               <w:top w:val="single" w:sz="6" w:color="0B2A4A"/>
@@ -4138,7 +4883,7 @@
         </w:tc>
         <w:tc>
           <w:tcPr>
-            <w:tcW w:type="dxa" w:w="2154"/>
+            <w:tcW w:type="dxa" w:w="2551"/>
             <w:shd w:fill="0B2A4A" w:val="clear"/>
             <w:tcBorders>
               <w:top w:val="single" w:sz="6" w:color="0B2A4A"/>
@@ -4156,13 +4901,13 @@
                 <w:color w:val="FFFFFF"/>
                 <w:sz w:val="20"/>
               </w:rPr>
-              <w:t>Où le télécharger</w:t>
-            </w:r>
-          </w:p>
-        </w:tc>
-        <w:tc>
-          <w:tcPr>
-            <w:tcW w:type="dxa" w:w="1984"/>
+              <w:t>Qui importe</w:t>
+            </w:r>
+          </w:p>
+        </w:tc>
+        <w:tc>
+          <w:tcPr>
+            <w:tcW w:type="dxa" w:w="3969"/>
             <w:shd w:fill="0B2A4A" w:val="clear"/>
             <w:tcBorders>
               <w:top w:val="single" w:sz="6" w:color="0B2A4A"/>
@@ -4180,30 +4925,6 @@
                 <w:color w:val="FFFFFF"/>
                 <w:sz w:val="20"/>
               </w:rPr>
-              <w:t>Où l’importer</w:t>
-            </w:r>
-          </w:p>
-        </w:tc>
-        <w:tc>
-          <w:tcPr>
-            <w:tcW w:type="dxa" w:w="2551"/>
-            <w:shd w:fill="0B2A4A" w:val="clear"/>
-            <w:tcBorders>
-              <w:top w:val="single" w:sz="6" w:color="0B2A4A"/>
-              <w:left w:val="single" w:sz="6" w:color="0B2A4A"/>
-              <w:bottom w:val="single" w:sz="6" w:color="0B2A4A"/>
-              <w:right w:val="single" w:sz="6" w:color="0B2A4A"/>
-            </w:tcBorders>
-          </w:tcPr>
-          <w:p>
-            <w:r/>
-            <w:r>
-              <w:rPr>
-                <w:rFonts w:ascii="Calibri" w:hAnsi="Calibri" w:eastAsia="Calibri"/>
-                <w:b/>
-                <w:color w:val="FFFFFF"/>
-                <w:sz w:val="20"/>
-              </w:rPr>
               <w:t>Notes</w:t>
             </w:r>
           </w:p>
@@ -4212,7 +4933,7 @@
       <w:tr>
         <w:tc>
           <w:tcPr>
-            <w:tcW w:type="dxa" w:w="1814"/>
+            <w:tcW w:type="dxa" w:w="2268"/>
             <w:tcBorders>
               <w:top w:val="single" w:sz="4" w:color="C5D0DC"/>
               <w:left w:val="single" w:sz="4" w:color="C5D0DC"/>
@@ -4234,7 +4955,7 @@
         </w:tc>
         <w:tc>
           <w:tcPr>
-            <w:tcW w:type="dxa" w:w="2154"/>
+            <w:tcW w:type="dxa" w:w="2551"/>
             <w:tcBorders>
               <w:top w:val="single" w:sz="4" w:color="C5D0DC"/>
               <w:left w:val="single" w:sz="4" w:color="C5D0DC"/>
@@ -4250,13 +4971,13 @@
                 <w:b w:val="0"/>
                 <w:sz w:val="19"/>
               </w:rPr>
-              <w:t>Paramètres → Modèles</w:t>
-            </w:r>
-          </w:p>
-        </w:tc>
-        <w:tc>
-          <w:tcPr>
-            <w:tcW w:type="dxa" w:w="1984"/>
+              <w:t>National</w:t>
+            </w:r>
+          </w:p>
+        </w:tc>
+        <w:tc>
+          <w:tcPr>
+            <w:tcW w:type="dxa" w:w="3969"/>
             <w:tcBorders>
               <w:top w:val="single" w:sz="4" w:color="C5D0DC"/>
               <w:left w:val="single" w:sz="4" w:color="C5D0DC"/>
@@ -4272,13 +4993,16 @@
                 <w:b w:val="0"/>
                 <w:sz w:val="19"/>
               </w:rPr>
-              <w:t>Saisie UI Paramètres</w:t>
-            </w:r>
-          </w:p>
-        </w:tc>
-        <w:tc>
-          <w:tcPr>
-            <w:tcW w:type="dxa" w:w="2551"/>
+              <w:t>Référentiel</w:t>
+            </w:r>
+          </w:p>
+        </w:tc>
+      </w:tr>
+      <w:tr>
+        <w:tc>
+          <w:tcPr>
+            <w:tcW w:type="dxa" w:w="2268"/>
+            <w:shd w:fill="F4F7FA" w:val="clear"/>
             <w:tcBorders>
               <w:top w:val="single" w:sz="4" w:color="C5D0DC"/>
               <w:left w:val="single" w:sz="4" w:color="C5D0DC"/>
@@ -4294,15 +5018,13 @@
                 <w:b w:val="0"/>
                 <w:sz w:val="19"/>
               </w:rPr>
-              <w:t>Référentiel national</w:t>
-            </w:r>
-          </w:p>
-        </w:tc>
-      </w:tr>
-      <w:tr>
-        <w:tc>
-          <w:tcPr>
-            <w:tcW w:type="dxa" w:w="1814"/>
+              <w:t>Écoles</w:t>
+            </w:r>
+          </w:p>
+        </w:tc>
+        <w:tc>
+          <w:tcPr>
+            <w:tcW w:type="dxa" w:w="2551"/>
             <w:shd w:fill="F4F7FA" w:val="clear"/>
             <w:tcBorders>
               <w:top w:val="single" w:sz="4" w:color="C5D0DC"/>
@@ -4319,13 +5041,13 @@
                 <w:b w:val="0"/>
                 <w:sz w:val="19"/>
               </w:rPr>
-              <w:t>Classes</w:t>
-            </w:r>
-          </w:p>
-        </w:tc>
-        <w:tc>
-          <w:tcPr>
-            <w:tcW w:type="dxa" w:w="2154"/>
+              <w:t>National</w:t>
+            </w:r>
+          </w:p>
+        </w:tc>
+        <w:tc>
+          <w:tcPr>
+            <w:tcW w:type="dxa" w:w="3969"/>
             <w:shd w:fill="F4F7FA" w:val="clear"/>
             <w:tcBorders>
               <w:top w:val="single" w:sz="4" w:color="C5D0DC"/>
@@ -4342,14 +5064,15 @@
                 <w:b w:val="0"/>
                 <w:sz w:val="19"/>
               </w:rPr>
-              <w:t>Fiche école / modèles</w:t>
-            </w:r>
-          </w:p>
-        </w:tc>
-        <w:tc>
-          <w:tcPr>
-            <w:tcW w:type="dxa" w:w="1984"/>
-            <w:shd w:fill="F4F7FA" w:val="clear"/>
+              <w:t>Après antennes</w:t>
+            </w:r>
+          </w:p>
+        </w:tc>
+      </w:tr>
+      <w:tr>
+        <w:tc>
+          <w:tcPr>
+            <w:tcW w:type="dxa" w:w="2268"/>
             <w:tcBorders>
               <w:top w:val="single" w:sz="4" w:color="C5D0DC"/>
               <w:left w:val="single" w:sz="4" w:color="C5D0DC"/>
@@ -4365,14 +5088,13 @@
                 <w:b w:val="0"/>
                 <w:sz w:val="19"/>
               </w:rPr>
-              <w:t>Fiche école</w:t>
+              <w:t>Classes</w:t>
             </w:r>
           </w:p>
         </w:tc>
         <w:tc>
           <w:tcPr>
             <w:tcW w:type="dxa" w:w="2551"/>
-            <w:shd w:fill="F4F7FA" w:val="clear"/>
             <w:tcBorders>
               <w:top w:val="single" w:sz="4" w:color="C5D0DC"/>
               <w:left w:val="single" w:sz="4" w:color="C5D0DC"/>
@@ -4388,15 +5110,13 @@
                 <w:b w:val="0"/>
                 <w:sz w:val="19"/>
               </w:rPr>
-              <w:t>Avant les élèves</w:t>
-            </w:r>
-          </w:p>
-        </w:tc>
-      </w:tr>
-      <w:tr>
-        <w:tc>
-          <w:tcPr>
-            <w:tcW w:type="dxa" w:w="1814"/>
+              <w:t>National / admin école</w:t>
+            </w:r>
+          </w:p>
+        </w:tc>
+        <w:tc>
+          <w:tcPr>
+            <w:tcW w:type="dxa" w:w="3969"/>
             <w:tcBorders>
               <w:top w:val="single" w:sz="4" w:color="C5D0DC"/>
               <w:left w:val="single" w:sz="4" w:color="C5D0DC"/>
@@ -4412,13 +5132,16 @@
                 <w:b w:val="0"/>
                 <w:sz w:val="19"/>
               </w:rPr>
-              <w:t>Élèves (+ parents)</w:t>
-            </w:r>
-          </w:p>
-        </w:tc>
-        <w:tc>
-          <w:tcPr>
-            <w:tcW w:type="dxa" w:w="2154"/>
+              <w:t>Avant les élèves</w:t>
+            </w:r>
+          </w:p>
+        </w:tc>
+      </w:tr>
+      <w:tr>
+        <w:tc>
+          <w:tcPr>
+            <w:tcW w:type="dxa" w:w="2268"/>
+            <w:shd w:fill="F4F7FA" w:val="clear"/>
             <w:tcBorders>
               <w:top w:val="single" w:sz="4" w:color="C5D0DC"/>
               <w:left w:val="single" w:sz="4" w:color="C5D0DC"/>
@@ -4434,13 +5157,14 @@
                 <w:b w:val="0"/>
                 <w:sz w:val="19"/>
               </w:rPr>
-              <w:t>Élèves / modèles</w:t>
-            </w:r>
-          </w:p>
-        </w:tc>
-        <w:tc>
-          <w:tcPr>
-            <w:tcW w:type="dxa" w:w="1984"/>
+              <w:t>Élèves (+ parents)</w:t>
+            </w:r>
+          </w:p>
+        </w:tc>
+        <w:tc>
+          <w:tcPr>
+            <w:tcW w:type="dxa" w:w="2551"/>
+            <w:shd w:fill="F4F7FA" w:val="clear"/>
             <w:tcBorders>
               <w:top w:val="single" w:sz="4" w:color="C5D0DC"/>
               <w:left w:val="single" w:sz="4" w:color="C5D0DC"/>
@@ -4456,13 +5180,14 @@
                 <w:b w:val="0"/>
                 <w:sz w:val="19"/>
               </w:rPr>
-              <w:t>Page Élèves</w:t>
-            </w:r>
-          </w:p>
-        </w:tc>
-        <w:tc>
-          <w:tcPr>
-            <w:tcW w:type="dxa" w:w="2551"/>
+              <w:t>National / admin école</w:t>
+            </w:r>
+          </w:p>
+        </w:tc>
+        <w:tc>
+          <w:tcPr>
+            <w:tcW w:type="dxa" w:w="3969"/>
+            <w:shd w:fill="F4F7FA" w:val="clear"/>
             <w:tcBorders>
               <w:top w:val="single" w:sz="4" w:color="C5D0DC"/>
               <w:left w:val="single" w:sz="4" w:color="C5D0DC"/>
@@ -4478,7 +5203,7 @@
                 <w:b w:val="0"/>
                 <w:sz w:val="19"/>
               </w:rPr>
-              <w:t>Classe déjà créée</w:t>
+              <w:t>Agents territoriaux : non</w:t>
             </w:r>
           </w:p>
         </w:tc>
@@ -4486,8 +5211,7 @@
       <w:tr>
         <w:tc>
           <w:tcPr>
-            <w:tcW w:type="dxa" w:w="1814"/>
-            <w:shd w:fill="F4F7FA" w:val="clear"/>
+            <w:tcW w:type="dxa" w:w="2268"/>
             <w:tcBorders>
               <w:top w:val="single" w:sz="4" w:color="C5D0DC"/>
               <w:left w:val="single" w:sz="4" w:color="C5D0DC"/>
@@ -4509,8 +5233,7 @@
         </w:tc>
         <w:tc>
           <w:tcPr>
-            <w:tcW w:type="dxa" w:w="2154"/>
-            <w:shd w:fill="F4F7FA" w:val="clear"/>
+            <w:tcW w:type="dxa" w:w="2551"/>
             <w:tcBorders>
               <w:top w:val="single" w:sz="4" w:color="C5D0DC"/>
               <w:left w:val="single" w:sz="4" w:color="C5D0DC"/>
@@ -4526,14 +5249,13 @@
                 <w:b w:val="0"/>
                 <w:sz w:val="19"/>
               </w:rPr>
-              <w:t>Fiche école / modèles</w:t>
-            </w:r>
-          </w:p>
-        </w:tc>
-        <w:tc>
-          <w:tcPr>
-            <w:tcW w:type="dxa" w:w="1984"/>
-            <w:shd w:fill="F4F7FA" w:val="clear"/>
+              <w:t>National / admin école</w:t>
+            </w:r>
+          </w:p>
+        </w:tc>
+        <w:tc>
+          <w:tcPr>
+            <w:tcW w:type="dxa" w:w="3969"/>
             <w:tcBorders>
               <w:top w:val="single" w:sz="4" w:color="C5D0DC"/>
               <w:left w:val="single" w:sz="4" w:color="C5D0DC"/>
@@ -4549,142 +5271,19 @@
                 <w:b w:val="0"/>
                 <w:sz w:val="19"/>
               </w:rPr>
-              <w:t>Fiche école</w:t>
-            </w:r>
-          </w:p>
-        </w:tc>
-        <w:tc>
-          <w:tcPr>
-            <w:tcW w:type="dxa" w:w="2551"/>
-            <w:shd w:fill="F4F7FA" w:val="clear"/>
-            <w:tcBorders>
-              <w:top w:val="single" w:sz="4" w:color="C5D0DC"/>
-              <w:left w:val="single" w:sz="4" w:color="C5D0DC"/>
-              <w:bottom w:val="single" w:sz="4" w:color="C5D0DC"/>
-              <w:right w:val="single" w:sz="4" w:color="C5D0DC"/>
-            </w:tcBorders>
-          </w:tcPr>
-          <w:p>
-            <w:r/>
-            <w:r>
-              <w:rPr>
-                <w:rFonts w:ascii="Calibri" w:hAnsi="Calibri" w:eastAsia="Calibri"/>
-                <w:b w:val="0"/>
-                <w:sz w:val="19"/>
-              </w:rPr>
-              <w:t>École obligatoire</w:t>
-            </w:r>
-          </w:p>
-        </w:tc>
-      </w:tr>
-      <w:tr>
-        <w:tc>
-          <w:tcPr>
-            <w:tcW w:type="dxa" w:w="1814"/>
-            <w:tcBorders>
-              <w:top w:val="single" w:sz="4" w:color="C5D0DC"/>
-              <w:left w:val="single" w:sz="4" w:color="C5D0DC"/>
-              <w:bottom w:val="single" w:sz="4" w:color="C5D0DC"/>
-              <w:right w:val="single" w:sz="4" w:color="C5D0DC"/>
-            </w:tcBorders>
-          </w:tcPr>
-          <w:p>
-            <w:r/>
-            <w:r>
-              <w:rPr>
-                <w:rFonts w:ascii="Calibri" w:hAnsi="Calibri" w:eastAsia="Calibri"/>
-                <w:b w:val="0"/>
-                <w:sz w:val="19"/>
-              </w:rPr>
-              <w:t>Écoles</w:t>
-            </w:r>
-          </w:p>
-        </w:tc>
-        <w:tc>
-          <w:tcPr>
-            <w:tcW w:type="dxa" w:w="2154"/>
-            <w:tcBorders>
-              <w:top w:val="single" w:sz="4" w:color="C5D0DC"/>
-              <w:left w:val="single" w:sz="4" w:color="C5D0DC"/>
-              <w:bottom w:val="single" w:sz="4" w:color="C5D0DC"/>
-              <w:right w:val="single" w:sz="4" w:color="C5D0DC"/>
-            </w:tcBorders>
-          </w:tcPr>
-          <w:p>
-            <w:r/>
-            <w:r>
-              <w:rPr>
-                <w:rFonts w:ascii="Calibri" w:hAnsi="Calibri" w:eastAsia="Calibri"/>
-                <w:b w:val="0"/>
-                <w:sz w:val="19"/>
-              </w:rPr>
-              <w:t>Modèles / commandes</w:t>
-            </w:r>
-          </w:p>
-        </w:tc>
-        <w:tc>
-          <w:tcPr>
-            <w:tcW w:type="dxa" w:w="1984"/>
-            <w:tcBorders>
-              <w:top w:val="single" w:sz="4" w:color="C5D0DC"/>
-              <w:left w:val="single" w:sz="4" w:color="C5D0DC"/>
-              <w:bottom w:val="single" w:sz="4" w:color="C5D0DC"/>
-              <w:right w:val="single" w:sz="4" w:color="C5D0DC"/>
-            </w:tcBorders>
-          </w:tcPr>
-          <w:p>
-            <w:r/>
-            <w:r>
-              <w:rPr>
-                <w:rFonts w:ascii="Calibri" w:hAnsi="Calibri" w:eastAsia="Calibri"/>
-                <w:b w:val="0"/>
-                <w:sz w:val="19"/>
-              </w:rPr>
-              <w:t>Procédures d’import dédiées</w:t>
-            </w:r>
-          </w:p>
-        </w:tc>
-        <w:tc>
-          <w:tcPr>
-            <w:tcW w:type="dxa" w:w="2551"/>
-            <w:tcBorders>
-              <w:top w:val="single" w:sz="4" w:color="C5D0DC"/>
-              <w:left w:val="single" w:sz="4" w:color="C5D0DC"/>
-              <w:bottom w:val="single" w:sz="4" w:color="C5D0DC"/>
-              <w:right w:val="single" w:sz="4" w:color="C5D0DC"/>
-            </w:tcBorders>
-          </w:tcPr>
-          <w:p>
-            <w:r/>
-            <w:r>
-              <w:rPr>
-                <w:rFonts w:ascii="Calibri" w:hAnsi="Calibri" w:eastAsia="Calibri"/>
-                <w:b w:val="0"/>
-                <w:sz w:val="19"/>
-              </w:rPr>
-              <w:t>Après antennes</w:t>
+              <w:t>Agents territoriaux : non</w:t>
             </w:r>
           </w:p>
         </w:tc>
       </w:tr>
     </w:tbl>
     <w:p/>
-    <w:p>
-      <w:r>
-        <w:rPr>
-          <w:rFonts w:ascii="Calibri" w:hAnsi="Calibri" w:eastAsia="Calibri"/>
-          <w:b w:val="0"/>
-          <w:sz w:val="22"/>
-        </w:rPr>
-        <w:t>Ordre recommandé d’import : Classes → Élèves → Comptes enseignants. Les imports élèves peuvent mettre à jour un dossier existant (même matricule).</w:t>
-      </w:r>
-    </w:p>
     <w:p>
       <w:pPr>
         <w:pStyle w:val="Heading2"/>
       </w:pPr>
       <w:r>
-        <w:t>5.10 Pilotage, tableaux de bord et rapports</w:t>
+        <w:t>5.11 Pilotage, tableaux de bord et rapports</w:t>
       </w:r>
     </w:p>
     <w:p>
@@ -4712,7 +5311,7 @@
       <w:tr>
         <w:tc>
           <w:tcPr>
-            <w:tcW w:type="dxa" w:w="2268"/>
+            <w:tcW w:type="dxa" w:w="2154"/>
             <w:shd w:fill="0B2A4A" w:val="clear"/>
             <w:tcBorders>
               <w:top w:val="single" w:sz="6" w:color="0B2A4A"/>
@@ -4736,7 +5335,7 @@
         </w:tc>
         <w:tc>
           <w:tcPr>
-            <w:tcW w:type="dxa" w:w="2551"/>
+            <w:tcW w:type="dxa" w:w="1984"/>
             <w:shd w:fill="0B2A4A" w:val="clear"/>
             <w:tcBorders>
               <w:top w:val="single" w:sz="6" w:color="0B2A4A"/>
@@ -4760,7 +5359,7 @@
         </w:tc>
         <w:tc>
           <w:tcPr>
-            <w:tcW w:type="dxa" w:w="3969"/>
+            <w:tcW w:type="dxa" w:w="4649"/>
             <w:shd w:fill="0B2A4A" w:val="clear"/>
             <w:tcBorders>
               <w:top w:val="single" w:sz="6" w:color="0B2A4A"/>
@@ -4778,7 +5377,7 @@
                 <w:color w:val="FFFFFF"/>
                 <w:sz w:val="20"/>
               </w:rPr>
-              <w:t>Actions typiques</w:t>
+              <w:t>Spécificités</w:t>
             </w:r>
           </w:p>
         </w:tc>
@@ -4786,7 +5385,7 @@
       <w:tr>
         <w:tc>
           <w:tcPr>
-            <w:tcW w:type="dxa" w:w="2268"/>
+            <w:tcW w:type="dxa" w:w="2154"/>
             <w:tcBorders>
               <w:top w:val="single" w:sz="4" w:color="C5D0DC"/>
               <w:left w:val="single" w:sz="4" w:color="C5D0DC"/>
@@ -4808,7 +5407,7 @@
         </w:tc>
         <w:tc>
           <w:tcPr>
-            <w:tcW w:type="dxa" w:w="2551"/>
+            <w:tcW w:type="dxa" w:w="1984"/>
             <w:tcBorders>
               <w:top w:val="single" w:sz="4" w:color="C5D0DC"/>
               <w:left w:val="single" w:sz="4" w:color="C5D0DC"/>
@@ -4830,7 +5429,7 @@
         </w:tc>
         <w:tc>
           <w:tcPr>
-            <w:tcW w:type="dxa" w:w="3969"/>
+            <w:tcW w:type="dxa" w:w="4649"/>
             <w:tcBorders>
               <w:top w:val="single" w:sz="4" w:color="C5D0DC"/>
               <w:left w:val="single" w:sz="4" w:color="C5D0DC"/>
@@ -4846,7 +5445,7 @@
                 <w:b w:val="0"/>
                 <w:sz w:val="19"/>
               </w:rPr>
-              <w:t>Suivi global, exports, administration</w:t>
+              <w:t>KPI élèves / écoles / cartes / biométries</w:t>
             </w:r>
           </w:p>
         </w:tc>
@@ -4854,7 +5453,7 @@
       <w:tr>
         <w:tc>
           <w:tcPr>
-            <w:tcW w:type="dxa" w:w="2268"/>
+            <w:tcW w:type="dxa" w:w="2154"/>
             <w:shd w:fill="F4F7FA" w:val="clear"/>
             <w:tcBorders>
               <w:top w:val="single" w:sz="4" w:color="C5D0DC"/>
@@ -4871,13 +5470,13 @@
                 <w:b w:val="0"/>
                 <w:sz w:val="19"/>
               </w:rPr>
-              <w:t>Agent provincial</w:t>
-            </w:r>
-          </w:p>
-        </w:tc>
-        <w:tc>
-          <w:tcPr>
-            <w:tcW w:type="dxa" w:w="2551"/>
+              <w:t>Agent province admin.</w:t>
+            </w:r>
+          </w:p>
+        </w:tc>
+        <w:tc>
+          <w:tcPr>
+            <w:tcW w:type="dxa" w:w="1984"/>
             <w:shd w:fill="F4F7FA" w:val="clear"/>
             <w:tcBorders>
               <w:top w:val="single" w:sz="4" w:color="C5D0DC"/>
@@ -4894,13 +5493,13 @@
                 <w:b w:val="0"/>
                 <w:sz w:val="19"/>
               </w:rPr>
-              <w:t>Province éducationnelle</w:t>
-            </w:r>
-          </w:p>
-        </w:tc>
-        <w:tc>
-          <w:tcPr>
-            <w:tcW w:type="dxa" w:w="3969"/>
+              <w:t>PA</w:t>
+            </w:r>
+          </w:p>
+        </w:tc>
+        <w:tc>
+          <w:tcPr>
+            <w:tcW w:type="dxa" w:w="4649"/>
             <w:shd w:fill="F4F7FA" w:val="clear"/>
             <w:tcBorders>
               <w:top w:val="single" w:sz="4" w:color="C5D0DC"/>
@@ -4917,7 +5516,7 @@
                 <w:b w:val="0"/>
                 <w:sz w:val="19"/>
               </w:rPr>
-              <w:t>Pilotage des antennes et écoles</w:t>
+              <w:t>KPI PE / écoles / élèves ; tableau effectifs par PE</w:t>
             </w:r>
           </w:p>
         </w:tc>
@@ -4925,7 +5524,7 @@
       <w:tr>
         <w:tc>
           <w:tcPr>
-            <w:tcW w:type="dxa" w:w="2268"/>
+            <w:tcW w:type="dxa" w:w="2154"/>
             <w:tcBorders>
               <w:top w:val="single" w:sz="4" w:color="C5D0DC"/>
               <w:left w:val="single" w:sz="4" w:color="C5D0DC"/>
@@ -4941,13 +5540,13 @@
                 <w:b w:val="0"/>
                 <w:sz w:val="19"/>
               </w:rPr>
-              <w:t>Agent antenne</w:t>
-            </w:r>
-          </w:p>
-        </w:tc>
-        <w:tc>
-          <w:tcPr>
-            <w:tcW w:type="dxa" w:w="2551"/>
+              <w:t>Agent provincial</w:t>
+            </w:r>
+          </w:p>
+        </w:tc>
+        <w:tc>
+          <w:tcPr>
+            <w:tcW w:type="dxa" w:w="1984"/>
             <w:tcBorders>
               <w:top w:val="single" w:sz="4" w:color="C5D0DC"/>
               <w:left w:val="single" w:sz="4" w:color="C5D0DC"/>
@@ -4963,13 +5562,13 @@
                 <w:b w:val="0"/>
                 <w:sz w:val="19"/>
               </w:rPr>
-              <w:t>Antenne</w:t>
-            </w:r>
-          </w:p>
-        </w:tc>
-        <w:tc>
-          <w:tcPr>
-            <w:tcW w:type="dxa" w:w="3969"/>
+              <w:t>PE</w:t>
+            </w:r>
+          </w:p>
+        </w:tc>
+        <w:tc>
+          <w:tcPr>
+            <w:tcW w:type="dxa" w:w="4649"/>
             <w:tcBorders>
               <w:top w:val="single" w:sz="4" w:color="C5D0DC"/>
               <w:left w:val="single" w:sz="4" w:color="C5D0DC"/>
@@ -4985,7 +5584,7 @@
                 <w:b w:val="0"/>
                 <w:sz w:val="19"/>
               </w:rPr>
-              <w:t>Suivi écoles / élèves / cartes</w:t>
+              <w:t>KPI antennes / écoles / élèves ; tableau par antenne</w:t>
             </w:r>
           </w:p>
         </w:tc>
@@ -4993,7 +5592,7 @@
       <w:tr>
         <w:tc>
           <w:tcPr>
-            <w:tcW w:type="dxa" w:w="2268"/>
+            <w:tcW w:type="dxa" w:w="2154"/>
             <w:shd w:fill="F4F7FA" w:val="clear"/>
             <w:tcBorders>
               <w:top w:val="single" w:sz="4" w:color="C5D0DC"/>
@@ -5010,13 +5609,13 @@
                 <w:b w:val="0"/>
                 <w:sz w:val="19"/>
               </w:rPr>
-              <w:t>Administratif école</w:t>
-            </w:r>
-          </w:p>
-        </w:tc>
-        <w:tc>
-          <w:tcPr>
-            <w:tcW w:type="dxa" w:w="2551"/>
+              <w:t>Agent antenne</w:t>
+            </w:r>
+          </w:p>
+        </w:tc>
+        <w:tc>
+          <w:tcPr>
+            <w:tcW w:type="dxa" w:w="1984"/>
             <w:shd w:fill="F4F7FA" w:val="clear"/>
             <w:tcBorders>
               <w:top w:val="single" w:sz="4" w:color="C5D0DC"/>
@@ -5033,13 +5632,13 @@
                 <w:b w:val="0"/>
                 <w:sz w:val="19"/>
               </w:rPr>
-              <w:t>École</w:t>
-            </w:r>
-          </w:p>
-        </w:tc>
-        <w:tc>
-          <w:tcPr>
-            <w:tcW w:type="dxa" w:w="3969"/>
+              <w:t>Antenne</w:t>
+            </w:r>
+          </w:p>
+        </w:tc>
+        <w:tc>
+          <w:tcPr>
+            <w:tcW w:type="dxa" w:w="4649"/>
             <w:shd w:fill="F4F7FA" w:val="clear"/>
             <w:tcBorders>
               <w:top w:val="single" w:sz="4" w:color="C5D0DC"/>
@@ -5056,7 +5655,7 @@
                 <w:b w:val="0"/>
                 <w:sz w:val="19"/>
               </w:rPr>
-              <w:t>Fiche école, élèves, personnel, biométrie</w:t>
+              <w:t>KPI écoles / élèves ; tableau par école (pagination 20)</w:t>
             </w:r>
           </w:p>
         </w:tc>
@@ -5064,7 +5663,7 @@
       <w:tr>
         <w:tc>
           <w:tcPr>
-            <w:tcW w:type="dxa" w:w="2268"/>
+            <w:tcW w:type="dxa" w:w="2154"/>
             <w:tcBorders>
               <w:top w:val="single" w:sz="4" w:color="C5D0DC"/>
               <w:left w:val="single" w:sz="4" w:color="C5D0DC"/>
@@ -5080,13 +5679,13 @@
                 <w:b w:val="0"/>
                 <w:sz w:val="19"/>
               </w:rPr>
-              <w:t>Enseignant</w:t>
-            </w:r>
-          </w:p>
-        </w:tc>
-        <w:tc>
-          <w:tcPr>
-            <w:tcW w:type="dxa" w:w="2551"/>
+              <w:t>Administratif école</w:t>
+            </w:r>
+          </w:p>
+        </w:tc>
+        <w:tc>
+          <w:tcPr>
+            <w:tcW w:type="dxa" w:w="1984"/>
             <w:tcBorders>
               <w:top w:val="single" w:sz="4" w:color="C5D0DC"/>
               <w:left w:val="single" w:sz="4" w:color="C5D0DC"/>
@@ -5102,13 +5701,13 @@
                 <w:b w:val="0"/>
                 <w:sz w:val="19"/>
               </w:rPr>
-              <w:t>Classe titulaire</w:t>
-            </w:r>
-          </w:p>
-        </w:tc>
-        <w:tc>
-          <w:tcPr>
-            <w:tcW w:type="dxa" w:w="3969"/>
+              <w:t>École</w:t>
+            </w:r>
+          </w:p>
+        </w:tc>
+        <w:tc>
+          <w:tcPr>
+            <w:tcW w:type="dxa" w:w="4649"/>
             <w:tcBorders>
               <w:top w:val="single" w:sz="4" w:color="C5D0DC"/>
               <w:left w:val="single" w:sz="4" w:color="C5D0DC"/>
@@ -5124,7 +5723,78 @@
                 <w:b w:val="0"/>
                 <w:sz w:val="19"/>
               </w:rPr>
-              <w:t>Consultation élèves et cartes de la classe</w:t>
+              <w:t>Effectifs + personnel</w:t>
+            </w:r>
+          </w:p>
+        </w:tc>
+      </w:tr>
+      <w:tr>
+        <w:tc>
+          <w:tcPr>
+            <w:tcW w:type="dxa" w:w="2154"/>
+            <w:shd w:fill="F4F7FA" w:val="clear"/>
+            <w:tcBorders>
+              <w:top w:val="single" w:sz="4" w:color="C5D0DC"/>
+              <w:left w:val="single" w:sz="4" w:color="C5D0DC"/>
+              <w:bottom w:val="single" w:sz="4" w:color="C5D0DC"/>
+              <w:right w:val="single" w:sz="4" w:color="C5D0DC"/>
+            </w:tcBorders>
+          </w:tcPr>
+          <w:p>
+            <w:r/>
+            <w:r>
+              <w:rPr>
+                <w:rFonts w:ascii="Calibri" w:hAnsi="Calibri" w:eastAsia="Calibri"/>
+                <w:b w:val="0"/>
+                <w:sz w:val="19"/>
+              </w:rPr>
+              <w:t>Enseignant</w:t>
+            </w:r>
+          </w:p>
+        </w:tc>
+        <w:tc>
+          <w:tcPr>
+            <w:tcW w:type="dxa" w:w="1984"/>
+            <w:shd w:fill="F4F7FA" w:val="clear"/>
+            <w:tcBorders>
+              <w:top w:val="single" w:sz="4" w:color="C5D0DC"/>
+              <w:left w:val="single" w:sz="4" w:color="C5D0DC"/>
+              <w:bottom w:val="single" w:sz="4" w:color="C5D0DC"/>
+              <w:right w:val="single" w:sz="4" w:color="C5D0DC"/>
+            </w:tcBorders>
+          </w:tcPr>
+          <w:p>
+            <w:r/>
+            <w:r>
+              <w:rPr>
+                <w:rFonts w:ascii="Calibri" w:hAnsi="Calibri" w:eastAsia="Calibri"/>
+                <w:b w:val="0"/>
+                <w:sz w:val="19"/>
+              </w:rPr>
+              <w:t>Classe</w:t>
+            </w:r>
+          </w:p>
+        </w:tc>
+        <w:tc>
+          <w:tcPr>
+            <w:tcW w:type="dxa" w:w="4649"/>
+            <w:shd w:fill="F4F7FA" w:val="clear"/>
+            <w:tcBorders>
+              <w:top w:val="single" w:sz="4" w:color="C5D0DC"/>
+              <w:left w:val="single" w:sz="4" w:color="C5D0DC"/>
+              <w:bottom w:val="single" w:sz="4" w:color="C5D0DC"/>
+              <w:right w:val="single" w:sz="4" w:color="C5D0DC"/>
+            </w:tcBorders>
+          </w:tcPr>
+          <w:p>
+            <w:r/>
+            <w:r>
+              <w:rPr>
+                <w:rFonts w:ascii="Calibri" w:hAnsi="Calibri" w:eastAsia="Calibri"/>
+                <w:b w:val="0"/>
+                <w:sz w:val="19"/>
+              </w:rPr>
+              <w:t>Effectif H/F de la classe</w:t>
             </w:r>
           </w:p>
         </w:tc>
@@ -5138,7 +5808,77 @@
           <w:b w:val="0"/>
           <w:sz w:val="22"/>
         </w:rPr>
-        <w:t>Indicateurs principaux : élèves (dont répartition H/F), écoles, cartes actives, biométries validées, personnel (scope école). Export PDF disponible depuis Rapports.</w:t>
+        <w:t>Rapports : les agents territoriaux ne voient pas les KPI cartes / biométries. L’agent PA affiche le KPI « Provinces éduc. » ; l’agent PE affiche « Antennes ». Export PDF disponible selon le périmètre.</w:t>
+      </w:r>
+    </w:p>
+    <w:p>
+      <w:pPr>
+        <w:pStyle w:val="Heading2"/>
+      </w:pPr>
+      <w:r>
+        <w:t>5.12 Gestion de permissions (admin)</w:t>
+      </w:r>
+    </w:p>
+    <w:p>
+      <w:r>
+        <w:rPr>
+          <w:rFonts w:ascii="Calibri" w:hAnsi="Calibri" w:eastAsia="Calibri"/>
+          <w:b/>
+          <w:sz w:val="22"/>
+        </w:rPr>
+        <w:t>Objectif : consulter la matrice des permissions réellement implémentées dans le code.</w:t>
+      </w:r>
+    </w:p>
+    <w:p>
+      <w:pPr>
+        <w:pStyle w:val="ListNumber"/>
+      </w:pPr>
+      <w:r>
+        <w:rPr>
+          <w:rFonts w:ascii="Calibri" w:hAnsi="Calibri" w:eastAsia="Calibri"/>
+          <w:b w:val="0"/>
+          <w:sz w:val="22"/>
+        </w:rPr>
+        <w:t>Accessible uniquement à l’administrateur national (Utilisateurs → Gestion de permissions).</w:t>
+      </w:r>
+    </w:p>
+    <w:p>
+      <w:pPr>
+        <w:pStyle w:val="ListNumber"/>
+      </w:pPr>
+      <w:r>
+        <w:rPr>
+          <w:rFonts w:ascii="Calibri" w:hAnsi="Calibri" w:eastAsia="Calibri"/>
+          <w:b w:val="0"/>
+          <w:sz w:val="22"/>
+        </w:rPr>
+        <w:t>Affiche la matrice capacités × rôles et le détail par rôle.</w:t>
+      </w:r>
+    </w:p>
+    <w:p>
+      <w:pPr>
+        <w:pStyle w:val="ListNumber"/>
+      </w:pPr>
+      <w:r>
+        <w:rPr>
+          <w:rFonts w:ascii="Calibri" w:hAnsi="Calibri" w:eastAsia="Calibri"/>
+          <w:b w:val="0"/>
+          <w:sz w:val="22"/>
+        </w:rPr>
+        <w:t>Bouton « Imprimer PDF » : export paysage de la matrice + détail des rôles.</w:t>
+      </w:r>
+    </w:p>
+    <w:p>
+      <w:pPr>
+        <w:pStyle w:val="ListNumber"/>
+      </w:pPr>
+      <w:r>
+        <w:rPr>
+          <w:rFonts w:ascii="Calibri" w:hAnsi="Calibri" w:eastAsia="Calibri"/>
+          <w:b w:val="0"/>
+          <w:sz w:val="22"/>
+        </w:rPr>
+        <w:t>Page de consultation : ne permet pas encore de modifier les droits en base.</w:t>
       </w:r>
     </w:p>
     <w:p>
@@ -5156,7 +5896,7 @@
           <w:b w:val="0"/>
           <w:sz w:val="22"/>
         </w:rPr>
-        <w:t>R = Réalise  ·  A = Approuve / responsable  ·  C = Consulté  ·  I = Informé  ·  — = Non concerné</w:t>
+        <w:t>R = Réalise  ·  A = Approuve  ·  C = Consulté  ·  I = Informé  ·  L = Lecture seule  ·  — = Non concerné</w:t>
       </w:r>
     </w:p>
     <w:tbl>
@@ -5167,18 +5907,19 @@
         <w:tblLook w:firstColumn="1" w:firstRow="1" w:lastColumn="0" w:lastRow="0" w:noHBand="0" w:noVBand="1" w:val="04A0"/>
       </w:tblPr>
       <w:tblGrid>
-        <w:gridCol w:w="1408"/>
-        <w:gridCol w:w="1408"/>
-        <w:gridCol w:w="1408"/>
-        <w:gridCol w:w="1408"/>
-        <w:gridCol w:w="1408"/>
-        <w:gridCol w:w="1408"/>
-        <w:gridCol w:w="1408"/>
+        <w:gridCol w:w="1232"/>
+        <w:gridCol w:w="1232"/>
+        <w:gridCol w:w="1232"/>
+        <w:gridCol w:w="1232"/>
+        <w:gridCol w:w="1232"/>
+        <w:gridCol w:w="1232"/>
+        <w:gridCol w:w="1232"/>
+        <w:gridCol w:w="1232"/>
       </w:tblGrid>
       <w:tr>
         <w:tc>
           <w:tcPr>
-            <w:tcW w:type="dxa" w:w="2381"/>
+            <w:tcW w:type="dxa" w:w="2041"/>
             <w:shd w:fill="0B2A4A" w:val="clear"/>
             <w:tcBorders>
               <w:top w:val="single" w:sz="6" w:color="0B2A4A"/>
@@ -5202,7 +5943,7 @@
         </w:tc>
         <w:tc>
           <w:tcPr>
-            <w:tcW w:type="dxa" w:w="1020"/>
+            <w:tcW w:type="dxa" w:w="850"/>
             <w:shd w:fill="0B2A4A" w:val="clear"/>
             <w:tcBorders>
               <w:top w:val="single" w:sz="6" w:color="0B2A4A"/>
@@ -5226,7 +5967,7 @@
         </w:tc>
         <w:tc>
           <w:tcPr>
-            <w:tcW w:type="dxa" w:w="907"/>
+            <w:tcW w:type="dxa" w:w="794"/>
             <w:shd w:fill="0B2A4A" w:val="clear"/>
             <w:tcBorders>
               <w:top w:val="single" w:sz="6" w:color="0B2A4A"/>
@@ -5250,7 +5991,7 @@
         </w:tc>
         <w:tc>
           <w:tcPr>
-            <w:tcW w:type="dxa" w:w="907"/>
+            <w:tcW w:type="dxa" w:w="737"/>
             <w:shd w:fill="0B2A4A" w:val="clear"/>
             <w:tcBorders>
               <w:top w:val="single" w:sz="6" w:color="0B2A4A"/>
@@ -5268,13 +6009,13 @@
                 <w:color w:val="FFFFFF"/>
                 <w:sz w:val="20"/>
               </w:rPr>
-              <w:t>Prov.</w:t>
-            </w:r>
-          </w:p>
-        </w:tc>
-        <w:tc>
-          <w:tcPr>
-            <w:tcW w:type="dxa" w:w="1020"/>
+              <w:t>PA</w:t>
+            </w:r>
+          </w:p>
+        </w:tc>
+        <w:tc>
+          <w:tcPr>
+            <w:tcW w:type="dxa" w:w="737"/>
             <w:shd w:fill="0B2A4A" w:val="clear"/>
             <w:tcBorders>
               <w:top w:val="single" w:sz="6" w:color="0B2A4A"/>
@@ -5292,13 +6033,13 @@
                 <w:color w:val="FFFFFF"/>
                 <w:sz w:val="20"/>
               </w:rPr>
-              <w:t>Antenne</w:t>
-            </w:r>
-          </w:p>
-        </w:tc>
-        <w:tc>
-          <w:tcPr>
-            <w:tcW w:type="dxa" w:w="1361"/>
+              <w:t>PE</w:t>
+            </w:r>
+          </w:p>
+        </w:tc>
+        <w:tc>
+          <w:tcPr>
+            <w:tcW w:type="dxa" w:w="737"/>
             <w:shd w:fill="0B2A4A" w:val="clear"/>
             <w:tcBorders>
               <w:top w:val="single" w:sz="6" w:color="0B2A4A"/>
@@ -5316,13 +6057,13 @@
                 <w:color w:val="FFFFFF"/>
                 <w:sz w:val="20"/>
               </w:rPr>
-              <w:t>Admin école</w:t>
-            </w:r>
-          </w:p>
-        </w:tc>
-        <w:tc>
-          <w:tcPr>
-            <w:tcW w:type="dxa" w:w="1361"/>
+              <w:t>Ant.</w:t>
+            </w:r>
+          </w:p>
+        </w:tc>
+        <w:tc>
+          <w:tcPr>
+            <w:tcW w:type="dxa" w:w="1134"/>
             <w:shd w:fill="0B2A4A" w:val="clear"/>
             <w:tcBorders>
               <w:top w:val="single" w:sz="6" w:color="0B2A4A"/>
@@ -5340,7 +6081,31 @@
                 <w:color w:val="FFFFFF"/>
                 <w:sz w:val="20"/>
               </w:rPr>
-              <w:t>Enseignant</w:t>
+              <w:t>Adm. éc.</w:t>
+            </w:r>
+          </w:p>
+        </w:tc>
+        <w:tc>
+          <w:tcPr>
+            <w:tcW w:type="dxa" w:w="1020"/>
+            <w:shd w:fill="0B2A4A" w:val="clear"/>
+            <w:tcBorders>
+              <w:top w:val="single" w:sz="6" w:color="0B2A4A"/>
+              <w:left w:val="single" w:sz="6" w:color="0B2A4A"/>
+              <w:bottom w:val="single" w:sz="6" w:color="0B2A4A"/>
+              <w:right w:val="single" w:sz="6" w:color="0B2A4A"/>
+            </w:tcBorders>
+          </w:tcPr>
+          <w:p>
+            <w:r/>
+            <w:r>
+              <w:rPr>
+                <w:rFonts w:ascii="Calibri" w:hAnsi="Calibri" w:eastAsia="Calibri"/>
+                <w:b/>
+                <w:color w:val="FFFFFF"/>
+                <w:sz w:val="20"/>
+              </w:rPr>
+              <w:t>Ens.</w:t>
             </w:r>
           </w:p>
         </w:tc>
@@ -5348,7 +6113,7 @@
       <w:tr>
         <w:tc>
           <w:tcPr>
-            <w:tcW w:type="dxa" w:w="2381"/>
+            <w:tcW w:type="dxa" w:w="2041"/>
             <w:tcBorders>
               <w:top w:val="single" w:sz="4" w:color="C5D0DC"/>
               <w:left w:val="single" w:sz="4" w:color="C5D0DC"/>
@@ -5370,7 +6135,7 @@
         </w:tc>
         <w:tc>
           <w:tcPr>
-            <w:tcW w:type="dxa" w:w="1020"/>
+            <w:tcW w:type="dxa" w:w="850"/>
             <w:tcBorders>
               <w:top w:val="single" w:sz="4" w:color="C5D0DC"/>
               <w:left w:val="single" w:sz="4" w:color="C5D0DC"/>
@@ -5392,7 +6157,7 @@
         </w:tc>
         <w:tc>
           <w:tcPr>
-            <w:tcW w:type="dxa" w:w="907"/>
+            <w:tcW w:type="dxa" w:w="794"/>
             <w:tcBorders>
               <w:top w:val="single" w:sz="4" w:color="C5D0DC"/>
               <w:left w:val="single" w:sz="4" w:color="C5D0DC"/>
@@ -5414,7 +6179,7 @@
         </w:tc>
         <w:tc>
           <w:tcPr>
-            <w:tcW w:type="dxa" w:w="907"/>
+            <w:tcW w:type="dxa" w:w="737"/>
             <w:tcBorders>
               <w:top w:val="single" w:sz="4" w:color="C5D0DC"/>
               <w:left w:val="single" w:sz="4" w:color="C5D0DC"/>
@@ -5436,7 +6201,7 @@
         </w:tc>
         <w:tc>
           <w:tcPr>
-            <w:tcW w:type="dxa" w:w="1020"/>
+            <w:tcW w:type="dxa" w:w="737"/>
             <w:tcBorders>
               <w:top w:val="single" w:sz="4" w:color="C5D0DC"/>
               <w:left w:val="single" w:sz="4" w:color="C5D0DC"/>
@@ -5458,7 +6223,7 @@
         </w:tc>
         <w:tc>
           <w:tcPr>
-            <w:tcW w:type="dxa" w:w="1361"/>
+            <w:tcW w:type="dxa" w:w="737"/>
             <w:tcBorders>
               <w:top w:val="single" w:sz="4" w:color="C5D0DC"/>
               <w:left w:val="single" w:sz="4" w:color="C5D0DC"/>
@@ -5480,7 +6245,7 @@
         </w:tc>
         <w:tc>
           <w:tcPr>
-            <w:tcW w:type="dxa" w:w="1361"/>
+            <w:tcW w:type="dxa" w:w="1134"/>
             <w:tcBorders>
               <w:top w:val="single" w:sz="4" w:color="C5D0DC"/>
               <w:left w:val="single" w:sz="4" w:color="C5D0DC"/>
@@ -5500,12 +6265,9 @@
             </w:r>
           </w:p>
         </w:tc>
-      </w:tr>
-      <w:tr>
-        <w:tc>
-          <w:tcPr>
-            <w:tcW w:type="dxa" w:w="2381"/>
-            <w:shd w:fill="F4F7FA" w:val="clear"/>
+        <w:tc>
+          <w:tcPr>
+            <w:tcW w:type="dxa" w:w="1020"/>
             <w:tcBorders>
               <w:top w:val="single" w:sz="4" w:color="C5D0DC"/>
               <w:left w:val="single" w:sz="4" w:color="C5D0DC"/>
@@ -5521,13 +6283,15 @@
                 <w:b w:val="0"/>
                 <w:sz w:val="19"/>
               </w:rPr>
-              <w:t>Identification écoles</w:t>
-            </w:r>
-          </w:p>
-        </w:tc>
-        <w:tc>
-          <w:tcPr>
-            <w:tcW w:type="dxa" w:w="1020"/>
+              <w:t>—</w:t>
+            </w:r>
+          </w:p>
+        </w:tc>
+      </w:tr>
+      <w:tr>
+        <w:tc>
+          <w:tcPr>
+            <w:tcW w:type="dxa" w:w="2041"/>
             <w:shd w:fill="F4F7FA" w:val="clear"/>
             <w:tcBorders>
               <w:top w:val="single" w:sz="4" w:color="C5D0DC"/>
@@ -5544,13 +6308,13 @@
                 <w:b w:val="0"/>
                 <w:sz w:val="19"/>
               </w:rPr>
-              <w:t>A</w:t>
-            </w:r>
-          </w:p>
-        </w:tc>
-        <w:tc>
-          <w:tcPr>
-            <w:tcW w:type="dxa" w:w="907"/>
+              <w:t>Catalogue matières</w:t>
+            </w:r>
+          </w:p>
+        </w:tc>
+        <w:tc>
+          <w:tcPr>
+            <w:tcW w:type="dxa" w:w="850"/>
             <w:shd w:fill="F4F7FA" w:val="clear"/>
             <w:tcBorders>
               <w:top w:val="single" w:sz="4" w:color="C5D0DC"/>
@@ -5567,13 +6331,13 @@
                 <w:b w:val="0"/>
                 <w:sz w:val="19"/>
               </w:rPr>
-              <w:t>R</w:t>
-            </w:r>
-          </w:p>
-        </w:tc>
-        <w:tc>
-          <w:tcPr>
-            <w:tcW w:type="dxa" w:w="907"/>
+              <w:t>A/R</w:t>
+            </w:r>
+          </w:p>
+        </w:tc>
+        <w:tc>
+          <w:tcPr>
+            <w:tcW w:type="dxa" w:w="794"/>
             <w:shd w:fill="F4F7FA" w:val="clear"/>
             <w:tcBorders>
               <w:top w:val="single" w:sz="4" w:color="C5D0DC"/>
@@ -5596,7 +6360,7 @@
         </w:tc>
         <w:tc>
           <w:tcPr>
-            <w:tcW w:type="dxa" w:w="1020"/>
+            <w:tcW w:type="dxa" w:w="737"/>
             <w:shd w:fill="F4F7FA" w:val="clear"/>
             <w:tcBorders>
               <w:top w:val="single" w:sz="4" w:color="C5D0DC"/>
@@ -5613,13 +6377,13 @@
                 <w:b w:val="0"/>
                 <w:sz w:val="19"/>
               </w:rPr>
-              <w:t>R</w:t>
-            </w:r>
-          </w:p>
-        </w:tc>
-        <w:tc>
-          <w:tcPr>
-            <w:tcW w:type="dxa" w:w="1361"/>
+              <w:t>—</w:t>
+            </w:r>
+          </w:p>
+        </w:tc>
+        <w:tc>
+          <w:tcPr>
+            <w:tcW w:type="dxa" w:w="737"/>
             <w:shd w:fill="F4F7FA" w:val="clear"/>
             <w:tcBorders>
               <w:top w:val="single" w:sz="4" w:color="C5D0DC"/>
@@ -5636,13 +6400,13 @@
                 <w:b w:val="0"/>
                 <w:sz w:val="19"/>
               </w:rPr>
-              <w:t>R (sienne)</w:t>
-            </w:r>
-          </w:p>
-        </w:tc>
-        <w:tc>
-          <w:tcPr>
-            <w:tcW w:type="dxa" w:w="1361"/>
+              <w:t>—</w:t>
+            </w:r>
+          </w:p>
+        </w:tc>
+        <w:tc>
+          <w:tcPr>
+            <w:tcW w:type="dxa" w:w="737"/>
             <w:shd w:fill="F4F7FA" w:val="clear"/>
             <w:tcBorders>
               <w:top w:val="single" w:sz="4" w:color="C5D0DC"/>
@@ -5663,11 +6427,10 @@
             </w:r>
           </w:p>
         </w:tc>
-      </w:tr>
-      <w:tr>
-        <w:tc>
-          <w:tcPr>
-            <w:tcW w:type="dxa" w:w="2381"/>
+        <w:tc>
+          <w:tcPr>
+            <w:tcW w:type="dxa" w:w="1134"/>
+            <w:shd w:fill="F4F7FA" w:val="clear"/>
             <w:tcBorders>
               <w:top w:val="single" w:sz="4" w:color="C5D0DC"/>
               <w:left w:val="single" w:sz="4" w:color="C5D0DC"/>
@@ -5683,13 +6446,14 @@
                 <w:b w:val="0"/>
                 <w:sz w:val="19"/>
               </w:rPr>
-              <w:t>Gestion des classes</w:t>
+              <w:t>—</w:t>
             </w:r>
           </w:p>
         </w:tc>
         <w:tc>
           <w:tcPr>
             <w:tcW w:type="dxa" w:w="1020"/>
+            <w:shd w:fill="F4F7FA" w:val="clear"/>
             <w:tcBorders>
               <w:top w:val="single" w:sz="4" w:color="C5D0DC"/>
               <w:left w:val="single" w:sz="4" w:color="C5D0DC"/>
@@ -5705,13 +6469,15 @@
                 <w:b w:val="0"/>
                 <w:sz w:val="19"/>
               </w:rPr>
-              <w:t>A/R</w:t>
-            </w:r>
-          </w:p>
-        </w:tc>
-        <w:tc>
-          <w:tcPr>
-            <w:tcW w:type="dxa" w:w="907"/>
+              <w:t>—</w:t>
+            </w:r>
+          </w:p>
+        </w:tc>
+      </w:tr>
+      <w:tr>
+        <w:tc>
+          <w:tcPr>
+            <w:tcW w:type="dxa" w:w="2041"/>
             <w:tcBorders>
               <w:top w:val="single" w:sz="4" w:color="C5D0DC"/>
               <w:left w:val="single" w:sz="4" w:color="C5D0DC"/>
@@ -5727,13 +6493,13 @@
                 <w:b w:val="0"/>
                 <w:sz w:val="19"/>
               </w:rPr>
-              <w:t>I</w:t>
-            </w:r>
-          </w:p>
-        </w:tc>
-        <w:tc>
-          <w:tcPr>
-            <w:tcW w:type="dxa" w:w="907"/>
+              <w:t>Identification écoles</w:t>
+            </w:r>
+          </w:p>
+        </w:tc>
+        <w:tc>
+          <w:tcPr>
+            <w:tcW w:type="dxa" w:w="850"/>
             <w:tcBorders>
               <w:top w:val="single" w:sz="4" w:color="C5D0DC"/>
               <w:left w:val="single" w:sz="4" w:color="C5D0DC"/>
@@ -5749,13 +6515,13 @@
                 <w:b w:val="0"/>
                 <w:sz w:val="19"/>
               </w:rPr>
-              <w:t>I</w:t>
-            </w:r>
-          </w:p>
-        </w:tc>
-        <w:tc>
-          <w:tcPr>
-            <w:tcW w:type="dxa" w:w="1020"/>
+              <w:t>A</w:t>
+            </w:r>
+          </w:p>
+        </w:tc>
+        <w:tc>
+          <w:tcPr>
+            <w:tcW w:type="dxa" w:w="794"/>
             <w:tcBorders>
               <w:top w:val="single" w:sz="4" w:color="C5D0DC"/>
               <w:left w:val="single" w:sz="4" w:color="C5D0DC"/>
@@ -5771,13 +6537,13 @@
                 <w:b w:val="0"/>
                 <w:sz w:val="19"/>
               </w:rPr>
-              <w:t>I</w:t>
-            </w:r>
-          </w:p>
-        </w:tc>
-        <w:tc>
-          <w:tcPr>
-            <w:tcW w:type="dxa" w:w="1361"/>
+              <w:t>R</w:t>
+            </w:r>
+          </w:p>
+        </w:tc>
+        <w:tc>
+          <w:tcPr>
+            <w:tcW w:type="dxa" w:w="737"/>
             <w:tcBorders>
               <w:top w:val="single" w:sz="4" w:color="C5D0DC"/>
               <w:left w:val="single" w:sz="4" w:color="C5D0DC"/>
@@ -5793,13 +6559,13 @@
                 <w:b w:val="0"/>
                 <w:sz w:val="19"/>
               </w:rPr>
-              <w:t>R</w:t>
-            </w:r>
-          </w:p>
-        </w:tc>
-        <w:tc>
-          <w:tcPr>
-            <w:tcW w:type="dxa" w:w="1361"/>
+              <w:t>L</w:t>
+            </w:r>
+          </w:p>
+        </w:tc>
+        <w:tc>
+          <w:tcPr>
+            <w:tcW w:type="dxa" w:w="737"/>
             <w:tcBorders>
               <w:top w:val="single" w:sz="4" w:color="C5D0DC"/>
               <w:left w:val="single" w:sz="4" w:color="C5D0DC"/>
@@ -5815,16 +6581,13 @@
                 <w:b w:val="0"/>
                 <w:sz w:val="19"/>
               </w:rPr>
-              <w:t>—</w:t>
-            </w:r>
-          </w:p>
-        </w:tc>
-      </w:tr>
-      <w:tr>
-        <w:tc>
-          <w:tcPr>
-            <w:tcW w:type="dxa" w:w="2381"/>
-            <w:shd w:fill="F4F7FA" w:val="clear"/>
+              <w:t>L</w:t>
+            </w:r>
+          </w:p>
+        </w:tc>
+        <w:tc>
+          <w:tcPr>
+            <w:tcW w:type="dxa" w:w="737"/>
             <w:tcBorders>
               <w:top w:val="single" w:sz="4" w:color="C5D0DC"/>
               <w:left w:val="single" w:sz="4" w:color="C5D0DC"/>
@@ -5840,14 +6603,13 @@
                 <w:b w:val="0"/>
                 <w:sz w:val="19"/>
               </w:rPr>
-              <w:t>Élèves &amp; parents</w:t>
-            </w:r>
-          </w:p>
-        </w:tc>
-        <w:tc>
-          <w:tcPr>
-            <w:tcW w:type="dxa" w:w="1020"/>
-            <w:shd w:fill="F4F7FA" w:val="clear"/>
+              <w:t>L</w:t>
+            </w:r>
+          </w:p>
+        </w:tc>
+        <w:tc>
+          <w:tcPr>
+            <w:tcW w:type="dxa" w:w="1134"/>
             <w:tcBorders>
               <w:top w:val="single" w:sz="4" w:color="C5D0DC"/>
               <w:left w:val="single" w:sz="4" w:color="C5D0DC"/>
@@ -5863,14 +6625,13 @@
                 <w:b w:val="0"/>
                 <w:sz w:val="19"/>
               </w:rPr>
-              <w:t>A</w:t>
-            </w:r>
-          </w:p>
-        </w:tc>
-        <w:tc>
-          <w:tcPr>
-            <w:tcW w:type="dxa" w:w="907"/>
-            <w:shd w:fill="F4F7FA" w:val="clear"/>
+              <w:t>R (sienne)</w:t>
+            </w:r>
+          </w:p>
+        </w:tc>
+        <w:tc>
+          <w:tcPr>
+            <w:tcW w:type="dxa" w:w="1020"/>
             <w:tcBorders>
               <w:top w:val="single" w:sz="4" w:color="C5D0DC"/>
               <w:left w:val="single" w:sz="4" w:color="C5D0DC"/>
@@ -5886,13 +6647,15 @@
                 <w:b w:val="0"/>
                 <w:sz w:val="19"/>
               </w:rPr>
-              <w:t>R</w:t>
-            </w:r>
-          </w:p>
-        </w:tc>
-        <w:tc>
-          <w:tcPr>
-            <w:tcW w:type="dxa" w:w="907"/>
+              <w:t>—</w:t>
+            </w:r>
+          </w:p>
+        </w:tc>
+      </w:tr>
+      <w:tr>
+        <w:tc>
+          <w:tcPr>
+            <w:tcW w:type="dxa" w:w="2041"/>
             <w:shd w:fill="F4F7FA" w:val="clear"/>
             <w:tcBorders>
               <w:top w:val="single" w:sz="4" w:color="C5D0DC"/>
@@ -5909,13 +6672,13 @@
                 <w:b w:val="0"/>
                 <w:sz w:val="19"/>
               </w:rPr>
-              <w:t>R</w:t>
-            </w:r>
-          </w:p>
-        </w:tc>
-        <w:tc>
-          <w:tcPr>
-            <w:tcW w:type="dxa" w:w="1020"/>
+              <w:t>Élèves &amp; parents</w:t>
+            </w:r>
+          </w:p>
+        </w:tc>
+        <w:tc>
+          <w:tcPr>
+            <w:tcW w:type="dxa" w:w="850"/>
             <w:shd w:fill="F4F7FA" w:val="clear"/>
             <w:tcBorders>
               <w:top w:val="single" w:sz="4" w:color="C5D0DC"/>
@@ -5932,13 +6695,13 @@
                 <w:b w:val="0"/>
                 <w:sz w:val="19"/>
               </w:rPr>
-              <w:t>R</w:t>
-            </w:r>
-          </w:p>
-        </w:tc>
-        <w:tc>
-          <w:tcPr>
-            <w:tcW w:type="dxa" w:w="1361"/>
+              <w:t>A</w:t>
+            </w:r>
+          </w:p>
+        </w:tc>
+        <w:tc>
+          <w:tcPr>
+            <w:tcW w:type="dxa" w:w="794"/>
             <w:shd w:fill="F4F7FA" w:val="clear"/>
             <w:tcBorders>
               <w:top w:val="single" w:sz="4" w:color="C5D0DC"/>
@@ -5961,7 +6724,7 @@
         </w:tc>
         <w:tc>
           <w:tcPr>
-            <w:tcW w:type="dxa" w:w="1361"/>
+            <w:tcW w:type="dxa" w:w="737"/>
             <w:shd w:fill="F4F7FA" w:val="clear"/>
             <w:tcBorders>
               <w:top w:val="single" w:sz="4" w:color="C5D0DC"/>
@@ -5978,15 +6741,14 @@
                 <w:b w:val="0"/>
                 <w:sz w:val="19"/>
               </w:rPr>
-              <w:t>I (lecture)</w:t>
-            </w:r>
-          </w:p>
-        </w:tc>
-      </w:tr>
-      <w:tr>
-        <w:tc>
-          <w:tcPr>
-            <w:tcW w:type="dxa" w:w="2381"/>
+              <w:t>L</w:t>
+            </w:r>
+          </w:p>
+        </w:tc>
+        <w:tc>
+          <w:tcPr>
+            <w:tcW w:type="dxa" w:w="737"/>
+            <w:shd w:fill="F4F7FA" w:val="clear"/>
             <w:tcBorders>
               <w:top w:val="single" w:sz="4" w:color="C5D0DC"/>
               <w:left w:val="single" w:sz="4" w:color="C5D0DC"/>
@@ -6002,13 +6764,14 @@
                 <w:b w:val="0"/>
                 <w:sz w:val="19"/>
               </w:rPr>
-              <w:t>Personnel scolaire</w:t>
-            </w:r>
-          </w:p>
-        </w:tc>
-        <w:tc>
-          <w:tcPr>
-            <w:tcW w:type="dxa" w:w="1020"/>
+              <w:t>L</w:t>
+            </w:r>
+          </w:p>
+        </w:tc>
+        <w:tc>
+          <w:tcPr>
+            <w:tcW w:type="dxa" w:w="737"/>
+            <w:shd w:fill="F4F7FA" w:val="clear"/>
             <w:tcBorders>
               <w:top w:val="single" w:sz="4" w:color="C5D0DC"/>
               <w:left w:val="single" w:sz="4" w:color="C5D0DC"/>
@@ -6024,13 +6787,14 @@
                 <w:b w:val="0"/>
                 <w:sz w:val="19"/>
               </w:rPr>
-              <w:t>A</w:t>
-            </w:r>
-          </w:p>
-        </w:tc>
-        <w:tc>
-          <w:tcPr>
-            <w:tcW w:type="dxa" w:w="907"/>
+              <w:t>L</w:t>
+            </w:r>
+          </w:p>
+        </w:tc>
+        <w:tc>
+          <w:tcPr>
+            <w:tcW w:type="dxa" w:w="1134"/>
+            <w:shd w:fill="F4F7FA" w:val="clear"/>
             <w:tcBorders>
               <w:top w:val="single" w:sz="4" w:color="C5D0DC"/>
               <w:left w:val="single" w:sz="4" w:color="C5D0DC"/>
@@ -6052,7 +6816,8 @@
         </w:tc>
         <w:tc>
           <w:tcPr>
-            <w:tcW w:type="dxa" w:w="907"/>
+            <w:tcW w:type="dxa" w:w="1020"/>
+            <w:shd w:fill="F4F7FA" w:val="clear"/>
             <w:tcBorders>
               <w:top w:val="single" w:sz="4" w:color="C5D0DC"/>
               <w:left w:val="single" w:sz="4" w:color="C5D0DC"/>
@@ -6068,13 +6833,15 @@
                 <w:b w:val="0"/>
                 <w:sz w:val="19"/>
               </w:rPr>
-              <w:t>R</w:t>
-            </w:r>
-          </w:p>
-        </w:tc>
-        <w:tc>
-          <w:tcPr>
-            <w:tcW w:type="dxa" w:w="1020"/>
+              <w:t>I (+ photo)</w:t>
+            </w:r>
+          </w:p>
+        </w:tc>
+      </w:tr>
+      <w:tr>
+        <w:tc>
+          <w:tcPr>
+            <w:tcW w:type="dxa" w:w="2041"/>
             <w:tcBorders>
               <w:top w:val="single" w:sz="4" w:color="C5D0DC"/>
               <w:left w:val="single" w:sz="4" w:color="C5D0DC"/>
@@ -6090,13 +6857,13 @@
                 <w:b w:val="0"/>
                 <w:sz w:val="19"/>
               </w:rPr>
-              <w:t>R</w:t>
-            </w:r>
-          </w:p>
-        </w:tc>
-        <w:tc>
-          <w:tcPr>
-            <w:tcW w:type="dxa" w:w="1361"/>
+              <w:t>Personnel scolaire</w:t>
+            </w:r>
+          </w:p>
+        </w:tc>
+        <w:tc>
+          <w:tcPr>
+            <w:tcW w:type="dxa" w:w="850"/>
             <w:tcBorders>
               <w:top w:val="single" w:sz="4" w:color="C5D0DC"/>
               <w:left w:val="single" w:sz="4" w:color="C5D0DC"/>
@@ -6112,13 +6879,13 @@
                 <w:b w:val="0"/>
                 <w:sz w:val="19"/>
               </w:rPr>
-              <w:t>R</w:t>
-            </w:r>
-          </w:p>
-        </w:tc>
-        <w:tc>
-          <w:tcPr>
-            <w:tcW w:type="dxa" w:w="1361"/>
+              <w:t>A</w:t>
+            </w:r>
+          </w:p>
+        </w:tc>
+        <w:tc>
+          <w:tcPr>
+            <w:tcW w:type="dxa" w:w="794"/>
             <w:tcBorders>
               <w:top w:val="single" w:sz="4" w:color="C5D0DC"/>
               <w:left w:val="single" w:sz="4" w:color="C5D0DC"/>
@@ -6134,16 +6901,13 @@
                 <w:b w:val="0"/>
                 <w:sz w:val="19"/>
               </w:rPr>
-              <w:t>—</w:t>
-            </w:r>
-          </w:p>
-        </w:tc>
-      </w:tr>
-      <w:tr>
-        <w:tc>
-          <w:tcPr>
-            <w:tcW w:type="dxa" w:w="2381"/>
-            <w:shd w:fill="F4F7FA" w:val="clear"/>
+              <w:t>R</w:t>
+            </w:r>
+          </w:p>
+        </w:tc>
+        <w:tc>
+          <w:tcPr>
+            <w:tcW w:type="dxa" w:w="737"/>
             <w:tcBorders>
               <w:top w:val="single" w:sz="4" w:color="C5D0DC"/>
               <w:left w:val="single" w:sz="4" w:color="C5D0DC"/>
@@ -6159,14 +6923,13 @@
                 <w:b w:val="0"/>
                 <w:sz w:val="19"/>
               </w:rPr>
-              <w:t>Comptes utilisateurs</w:t>
-            </w:r>
-          </w:p>
-        </w:tc>
-        <w:tc>
-          <w:tcPr>
-            <w:tcW w:type="dxa" w:w="1020"/>
-            <w:shd w:fill="F4F7FA" w:val="clear"/>
+              <w:t>L</w:t>
+            </w:r>
+          </w:p>
+        </w:tc>
+        <w:tc>
+          <w:tcPr>
+            <w:tcW w:type="dxa" w:w="737"/>
             <w:tcBorders>
               <w:top w:val="single" w:sz="4" w:color="C5D0DC"/>
               <w:left w:val="single" w:sz="4" w:color="C5D0DC"/>
@@ -6182,14 +6945,13 @@
                 <w:b w:val="0"/>
                 <w:sz w:val="19"/>
               </w:rPr>
-              <w:t>A/R</w:t>
-            </w:r>
-          </w:p>
-        </w:tc>
-        <w:tc>
-          <w:tcPr>
-            <w:tcW w:type="dxa" w:w="907"/>
-            <w:shd w:fill="F4F7FA" w:val="clear"/>
+              <w:t>L</w:t>
+            </w:r>
+          </w:p>
+        </w:tc>
+        <w:tc>
+          <w:tcPr>
+            <w:tcW w:type="dxa" w:w="737"/>
             <w:tcBorders>
               <w:top w:val="single" w:sz="4" w:color="C5D0DC"/>
               <w:left w:val="single" w:sz="4" w:color="C5D0DC"/>
@@ -6205,14 +6967,13 @@
                 <w:b w:val="0"/>
                 <w:sz w:val="19"/>
               </w:rPr>
-              <w:t>—</w:t>
-            </w:r>
-          </w:p>
-        </w:tc>
-        <w:tc>
-          <w:tcPr>
-            <w:tcW w:type="dxa" w:w="907"/>
-            <w:shd w:fill="F4F7FA" w:val="clear"/>
+              <w:t>L</w:t>
+            </w:r>
+          </w:p>
+        </w:tc>
+        <w:tc>
+          <w:tcPr>
+            <w:tcW w:type="dxa" w:w="1134"/>
             <w:tcBorders>
               <w:top w:val="single" w:sz="4" w:color="C5D0DC"/>
               <w:left w:val="single" w:sz="4" w:color="C5D0DC"/>
@@ -6228,14 +6989,13 @@
                 <w:b w:val="0"/>
                 <w:sz w:val="19"/>
               </w:rPr>
-              <w:t>—</w:t>
+              <w:t>R</w:t>
             </w:r>
           </w:p>
         </w:tc>
         <w:tc>
           <w:tcPr>
             <w:tcW w:type="dxa" w:w="1020"/>
-            <w:shd w:fill="F4F7FA" w:val="clear"/>
             <w:tcBorders>
               <w:top w:val="single" w:sz="4" w:color="C5D0DC"/>
               <w:left w:val="single" w:sz="4" w:color="C5D0DC"/>
@@ -6255,9 +7015,11 @@
             </w:r>
           </w:p>
         </w:tc>
-        <w:tc>
-          <w:tcPr>
-            <w:tcW w:type="dxa" w:w="1361"/>
+      </w:tr>
+      <w:tr>
+        <w:tc>
+          <w:tcPr>
+            <w:tcW w:type="dxa" w:w="2041"/>
             <w:shd w:fill="F4F7FA" w:val="clear"/>
             <w:tcBorders>
               <w:top w:val="single" w:sz="4" w:color="C5D0DC"/>
@@ -6274,13 +7036,13 @@
                 <w:b w:val="0"/>
                 <w:sz w:val="19"/>
               </w:rPr>
-              <w:t>I</w:t>
-            </w:r>
-          </w:p>
-        </w:tc>
-        <w:tc>
-          <w:tcPr>
-            <w:tcW w:type="dxa" w:w="1361"/>
+              <w:t>Comptes agents / admin</w:t>
+            </w:r>
+          </w:p>
+        </w:tc>
+        <w:tc>
+          <w:tcPr>
+            <w:tcW w:type="dxa" w:w="850"/>
             <w:shd w:fill="F4F7FA" w:val="clear"/>
             <w:tcBorders>
               <w:top w:val="single" w:sz="4" w:color="C5D0DC"/>
@@ -6297,15 +7059,14 @@
                 <w:b w:val="0"/>
                 <w:sz w:val="19"/>
               </w:rPr>
-              <w:t>—</w:t>
-            </w:r>
-          </w:p>
-        </w:tc>
-      </w:tr>
-      <w:tr>
-        <w:tc>
-          <w:tcPr>
-            <w:tcW w:type="dxa" w:w="2381"/>
+              <w:t>A/R</w:t>
+            </w:r>
+          </w:p>
+        </w:tc>
+        <w:tc>
+          <w:tcPr>
+            <w:tcW w:type="dxa" w:w="794"/>
+            <w:shd w:fill="F4F7FA" w:val="clear"/>
             <w:tcBorders>
               <w:top w:val="single" w:sz="4" w:color="C5D0DC"/>
               <w:left w:val="single" w:sz="4" w:color="C5D0DC"/>
@@ -6321,13 +7082,14 @@
                 <w:b w:val="0"/>
                 <w:sz w:val="19"/>
               </w:rPr>
-              <w:t>Biométrie</w:t>
-            </w:r>
-          </w:p>
-        </w:tc>
-        <w:tc>
-          <w:tcPr>
-            <w:tcW w:type="dxa" w:w="1020"/>
+              <w:t>—</w:t>
+            </w:r>
+          </w:p>
+        </w:tc>
+        <w:tc>
+          <w:tcPr>
+            <w:tcW w:type="dxa" w:w="737"/>
+            <w:shd w:fill="F4F7FA" w:val="clear"/>
             <w:tcBorders>
               <w:top w:val="single" w:sz="4" w:color="C5D0DC"/>
               <w:left w:val="single" w:sz="4" w:color="C5D0DC"/>
@@ -6343,13 +7105,14 @@
                 <w:b w:val="0"/>
                 <w:sz w:val="19"/>
               </w:rPr>
-              <w:t>A</w:t>
-            </w:r>
-          </w:p>
-        </w:tc>
-        <w:tc>
-          <w:tcPr>
-            <w:tcW w:type="dxa" w:w="907"/>
+              <w:t>—</w:t>
+            </w:r>
+          </w:p>
+        </w:tc>
+        <w:tc>
+          <w:tcPr>
+            <w:tcW w:type="dxa" w:w="737"/>
+            <w:shd w:fill="F4F7FA" w:val="clear"/>
             <w:tcBorders>
               <w:top w:val="single" w:sz="4" w:color="C5D0DC"/>
               <w:left w:val="single" w:sz="4" w:color="C5D0DC"/>
@@ -6365,13 +7128,14 @@
                 <w:b w:val="0"/>
                 <w:sz w:val="19"/>
               </w:rPr>
-              <w:t>R</w:t>
-            </w:r>
-          </w:p>
-        </w:tc>
-        <w:tc>
-          <w:tcPr>
-            <w:tcW w:type="dxa" w:w="907"/>
+              <w:t>—</w:t>
+            </w:r>
+          </w:p>
+        </w:tc>
+        <w:tc>
+          <w:tcPr>
+            <w:tcW w:type="dxa" w:w="737"/>
+            <w:shd w:fill="F4F7FA" w:val="clear"/>
             <w:tcBorders>
               <w:top w:val="single" w:sz="4" w:color="C5D0DC"/>
               <w:left w:val="single" w:sz="4" w:color="C5D0DC"/>
@@ -6387,13 +7151,14 @@
                 <w:b w:val="0"/>
                 <w:sz w:val="19"/>
               </w:rPr>
-              <w:t>R</w:t>
-            </w:r>
-          </w:p>
-        </w:tc>
-        <w:tc>
-          <w:tcPr>
-            <w:tcW w:type="dxa" w:w="1020"/>
+              <w:t>—</w:t>
+            </w:r>
+          </w:p>
+        </w:tc>
+        <w:tc>
+          <w:tcPr>
+            <w:tcW w:type="dxa" w:w="1134"/>
+            <w:shd w:fill="F4F7FA" w:val="clear"/>
             <w:tcBorders>
               <w:top w:val="single" w:sz="4" w:color="C5D0DC"/>
               <w:left w:val="single" w:sz="4" w:color="C5D0DC"/>
@@ -6409,13 +7174,14 @@
                 <w:b w:val="0"/>
                 <w:sz w:val="19"/>
               </w:rPr>
-              <w:t>R</w:t>
-            </w:r>
-          </w:p>
-        </w:tc>
-        <w:tc>
-          <w:tcPr>
-            <w:tcW w:type="dxa" w:w="1361"/>
+              <w:t>—</w:t>
+            </w:r>
+          </w:p>
+        </w:tc>
+        <w:tc>
+          <w:tcPr>
+            <w:tcW w:type="dxa" w:w="1020"/>
+            <w:shd w:fill="F4F7FA" w:val="clear"/>
             <w:tcBorders>
               <w:top w:val="single" w:sz="4" w:color="C5D0DC"/>
               <w:left w:val="single" w:sz="4" w:color="C5D0DC"/>
@@ -6431,13 +7197,15 @@
                 <w:b w:val="0"/>
                 <w:sz w:val="19"/>
               </w:rPr>
-              <w:t>R</w:t>
-            </w:r>
-          </w:p>
-        </w:tc>
-        <w:tc>
-          <w:tcPr>
-            <w:tcW w:type="dxa" w:w="1361"/>
+              <w:t>—</w:t>
+            </w:r>
+          </w:p>
+        </w:tc>
+      </w:tr>
+      <w:tr>
+        <w:tc>
+          <w:tcPr>
+            <w:tcW w:type="dxa" w:w="2041"/>
             <w:tcBorders>
               <w:top w:val="single" w:sz="4" w:color="C5D0DC"/>
               <w:left w:val="single" w:sz="4" w:color="C5D0DC"/>
@@ -6453,16 +7221,13 @@
                 <w:b w:val="0"/>
                 <w:sz w:val="19"/>
               </w:rPr>
-              <w:t>I</w:t>
-            </w:r>
-          </w:p>
-        </w:tc>
-      </w:tr>
-      <w:tr>
-        <w:tc>
-          <w:tcPr>
-            <w:tcW w:type="dxa" w:w="2381"/>
-            <w:shd w:fill="F4F7FA" w:val="clear"/>
+              <w:t>Comptes école / enseignant</w:t>
+            </w:r>
+          </w:p>
+        </w:tc>
+        <w:tc>
+          <w:tcPr>
+            <w:tcW w:type="dxa" w:w="850"/>
             <w:tcBorders>
               <w:top w:val="single" w:sz="4" w:color="C5D0DC"/>
               <w:left w:val="single" w:sz="4" w:color="C5D0DC"/>
@@ -6478,14 +7243,13 @@
                 <w:b w:val="0"/>
                 <w:sz w:val="19"/>
               </w:rPr>
-              <w:t>Cartes scolaires</w:t>
-            </w:r>
-          </w:p>
-        </w:tc>
-        <w:tc>
-          <w:tcPr>
-            <w:tcW w:type="dxa" w:w="1020"/>
-            <w:shd w:fill="F4F7FA" w:val="clear"/>
+              <w:t>A</w:t>
+            </w:r>
+          </w:p>
+        </w:tc>
+        <w:tc>
+          <w:tcPr>
+            <w:tcW w:type="dxa" w:w="794"/>
             <w:tcBorders>
               <w:top w:val="single" w:sz="4" w:color="C5D0DC"/>
               <w:left w:val="single" w:sz="4" w:color="C5D0DC"/>
@@ -6501,14 +7265,13 @@
                 <w:b w:val="0"/>
                 <w:sz w:val="19"/>
               </w:rPr>
-              <w:t>A</w:t>
-            </w:r>
-          </w:p>
-        </w:tc>
-        <w:tc>
-          <w:tcPr>
-            <w:tcW w:type="dxa" w:w="907"/>
-            <w:shd w:fill="F4F7FA" w:val="clear"/>
+              <w:t>—</w:t>
+            </w:r>
+          </w:p>
+        </w:tc>
+        <w:tc>
+          <w:tcPr>
+            <w:tcW w:type="dxa" w:w="737"/>
             <w:tcBorders>
               <w:top w:val="single" w:sz="4" w:color="C5D0DC"/>
               <w:left w:val="single" w:sz="4" w:color="C5D0DC"/>
@@ -6524,14 +7287,13 @@
                 <w:b w:val="0"/>
                 <w:sz w:val="19"/>
               </w:rPr>
-              <w:t>R</w:t>
-            </w:r>
-          </w:p>
-        </w:tc>
-        <w:tc>
-          <w:tcPr>
-            <w:tcW w:type="dxa" w:w="907"/>
-            <w:shd w:fill="F4F7FA" w:val="clear"/>
+              <w:t>—</w:t>
+            </w:r>
+          </w:p>
+        </w:tc>
+        <w:tc>
+          <w:tcPr>
+            <w:tcW w:type="dxa" w:w="737"/>
             <w:tcBorders>
               <w:top w:val="single" w:sz="4" w:color="C5D0DC"/>
               <w:left w:val="single" w:sz="4" w:color="C5D0DC"/>
@@ -6547,14 +7309,13 @@
                 <w:b w:val="0"/>
                 <w:sz w:val="19"/>
               </w:rPr>
-              <w:t>R</w:t>
-            </w:r>
-          </w:p>
-        </w:tc>
-        <w:tc>
-          <w:tcPr>
-            <w:tcW w:type="dxa" w:w="1020"/>
-            <w:shd w:fill="F4F7FA" w:val="clear"/>
+              <w:t>—</w:t>
+            </w:r>
+          </w:p>
+        </w:tc>
+        <w:tc>
+          <w:tcPr>
+            <w:tcW w:type="dxa" w:w="737"/>
             <w:tcBorders>
               <w:top w:val="single" w:sz="4" w:color="C5D0DC"/>
               <w:left w:val="single" w:sz="4" w:color="C5D0DC"/>
@@ -6570,14 +7331,13 @@
                 <w:b w:val="0"/>
                 <w:sz w:val="19"/>
               </w:rPr>
-              <w:t>R</w:t>
-            </w:r>
-          </w:p>
-        </w:tc>
-        <w:tc>
-          <w:tcPr>
-            <w:tcW w:type="dxa" w:w="1361"/>
-            <w:shd w:fill="F4F7FA" w:val="clear"/>
+              <w:t>—</w:t>
+            </w:r>
+          </w:p>
+        </w:tc>
+        <w:tc>
+          <w:tcPr>
+            <w:tcW w:type="dxa" w:w="1134"/>
             <w:tcBorders>
               <w:top w:val="single" w:sz="4" w:color="C5D0DC"/>
               <w:left w:val="single" w:sz="4" w:color="C5D0DC"/>
@@ -6599,8 +7359,7 @@
         </w:tc>
         <w:tc>
           <w:tcPr>
-            <w:tcW w:type="dxa" w:w="1361"/>
-            <w:shd w:fill="F4F7FA" w:val="clear"/>
+            <w:tcW w:type="dxa" w:w="1020"/>
             <w:tcBorders>
               <w:top w:val="single" w:sz="4" w:color="C5D0DC"/>
               <w:left w:val="single" w:sz="4" w:color="C5D0DC"/>
@@ -6616,7 +7375,7 @@
                 <w:b w:val="0"/>
                 <w:sz w:val="19"/>
               </w:rPr>
-              <w:t>I</w:t>
+              <w:t>—</w:t>
             </w:r>
           </w:p>
         </w:tc>
@@ -6624,7 +7383,8 @@
       <w:tr>
         <w:tc>
           <w:tcPr>
-            <w:tcW w:type="dxa" w:w="2381"/>
+            <w:tcW w:type="dxa" w:w="2041"/>
+            <w:shd w:fill="F4F7FA" w:val="clear"/>
             <w:tcBorders>
               <w:top w:val="single" w:sz="4" w:color="C5D0DC"/>
               <w:left w:val="single" w:sz="4" w:color="C5D0DC"/>
@@ -6640,13 +7400,14 @@
                 <w:b w:val="0"/>
                 <w:sz w:val="19"/>
               </w:rPr>
-              <w:t>Imports Excel</w:t>
-            </w:r>
-          </w:p>
-        </w:tc>
-        <w:tc>
-          <w:tcPr>
-            <w:tcW w:type="dxa" w:w="1020"/>
+              <w:t>Programme de classe</w:t>
+            </w:r>
+          </w:p>
+        </w:tc>
+        <w:tc>
+          <w:tcPr>
+            <w:tcW w:type="dxa" w:w="850"/>
+            <w:shd w:fill="F4F7FA" w:val="clear"/>
             <w:tcBorders>
               <w:top w:val="single" w:sz="4" w:color="C5D0DC"/>
               <w:left w:val="single" w:sz="4" w:color="C5D0DC"/>
@@ -6662,13 +7423,14 @@
                 <w:b w:val="0"/>
                 <w:sz w:val="19"/>
               </w:rPr>
-              <w:t>A</w:t>
-            </w:r>
-          </w:p>
-        </w:tc>
-        <w:tc>
-          <w:tcPr>
-            <w:tcW w:type="dxa" w:w="907"/>
+              <w:t>—</w:t>
+            </w:r>
+          </w:p>
+        </w:tc>
+        <w:tc>
+          <w:tcPr>
+            <w:tcW w:type="dxa" w:w="794"/>
+            <w:shd w:fill="F4F7FA" w:val="clear"/>
             <w:tcBorders>
               <w:top w:val="single" w:sz="4" w:color="C5D0DC"/>
               <w:left w:val="single" w:sz="4" w:color="C5D0DC"/>
@@ -6684,13 +7446,14 @@
                 <w:b w:val="0"/>
                 <w:sz w:val="19"/>
               </w:rPr>
-              <w:t>R</w:t>
-            </w:r>
-          </w:p>
-        </w:tc>
-        <w:tc>
-          <w:tcPr>
-            <w:tcW w:type="dxa" w:w="907"/>
+              <w:t>—</w:t>
+            </w:r>
+          </w:p>
+        </w:tc>
+        <w:tc>
+          <w:tcPr>
+            <w:tcW w:type="dxa" w:w="737"/>
+            <w:shd w:fill="F4F7FA" w:val="clear"/>
             <w:tcBorders>
               <w:top w:val="single" w:sz="4" w:color="C5D0DC"/>
               <w:left w:val="single" w:sz="4" w:color="C5D0DC"/>
@@ -6706,13 +7469,14 @@
                 <w:b w:val="0"/>
                 <w:sz w:val="19"/>
               </w:rPr>
-              <w:t>R</w:t>
-            </w:r>
-          </w:p>
-        </w:tc>
-        <w:tc>
-          <w:tcPr>
-            <w:tcW w:type="dxa" w:w="1020"/>
+              <w:t>—</w:t>
+            </w:r>
+          </w:p>
+        </w:tc>
+        <w:tc>
+          <w:tcPr>
+            <w:tcW w:type="dxa" w:w="737"/>
+            <w:shd w:fill="F4F7FA" w:val="clear"/>
             <w:tcBorders>
               <w:top w:val="single" w:sz="4" w:color="C5D0DC"/>
               <w:left w:val="single" w:sz="4" w:color="C5D0DC"/>
@@ -6728,13 +7492,14 @@
                 <w:b w:val="0"/>
                 <w:sz w:val="19"/>
               </w:rPr>
-              <w:t>R</w:t>
-            </w:r>
-          </w:p>
-        </w:tc>
-        <w:tc>
-          <w:tcPr>
-            <w:tcW w:type="dxa" w:w="1361"/>
+              <w:t>—</w:t>
+            </w:r>
+          </w:p>
+        </w:tc>
+        <w:tc>
+          <w:tcPr>
+            <w:tcW w:type="dxa" w:w="737"/>
+            <w:shd w:fill="F4F7FA" w:val="clear"/>
             <w:tcBorders>
               <w:top w:val="single" w:sz="4" w:color="C5D0DC"/>
               <w:left w:val="single" w:sz="4" w:color="C5D0DC"/>
@@ -6750,13 +7515,14 @@
                 <w:b w:val="0"/>
                 <w:sz w:val="19"/>
               </w:rPr>
-              <w:t>R</w:t>
-            </w:r>
-          </w:p>
-        </w:tc>
-        <w:tc>
-          <w:tcPr>
-            <w:tcW w:type="dxa" w:w="1361"/>
+              <w:t>—</w:t>
+            </w:r>
+          </w:p>
+        </w:tc>
+        <w:tc>
+          <w:tcPr>
+            <w:tcW w:type="dxa" w:w="1134"/>
+            <w:shd w:fill="F4F7FA" w:val="clear"/>
             <w:tcBorders>
               <w:top w:val="single" w:sz="4" w:color="C5D0DC"/>
               <w:left w:val="single" w:sz="4" w:color="C5D0DC"/>
@@ -6772,15 +7538,13 @@
                 <w:b w:val="0"/>
                 <w:sz w:val="19"/>
               </w:rPr>
-              <w:t>—</w:t>
-            </w:r>
-          </w:p>
-        </w:tc>
-      </w:tr>
-      <w:tr>
-        <w:tc>
-          <w:tcPr>
-            <w:tcW w:type="dxa" w:w="2381"/>
+              <w:t>R</w:t>
+            </w:r>
+          </w:p>
+        </w:tc>
+        <w:tc>
+          <w:tcPr>
+            <w:tcW w:type="dxa" w:w="1020"/>
             <w:shd w:fill="F4F7FA" w:val="clear"/>
             <w:tcBorders>
               <w:top w:val="single" w:sz="4" w:color="C5D0DC"/>
@@ -6797,14 +7561,15 @@
                 <w:b w:val="0"/>
                 <w:sz w:val="19"/>
               </w:rPr>
-              <w:t>Dashboard / rapports</w:t>
-            </w:r>
-          </w:p>
-        </w:tc>
-        <w:tc>
-          <w:tcPr>
-            <w:tcW w:type="dxa" w:w="1020"/>
-            <w:shd w:fill="F4F7FA" w:val="clear"/>
+              <w:t>I</w:t>
+            </w:r>
+          </w:p>
+        </w:tc>
+      </w:tr>
+      <w:tr>
+        <w:tc>
+          <w:tcPr>
+            <w:tcW w:type="dxa" w:w="2041"/>
             <w:tcBorders>
               <w:top w:val="single" w:sz="4" w:color="C5D0DC"/>
               <w:left w:val="single" w:sz="4" w:color="C5D0DC"/>
@@ -6820,14 +7585,13 @@
                 <w:b w:val="0"/>
                 <w:sz w:val="19"/>
               </w:rPr>
-              <w:t>A/R</w:t>
-            </w:r>
-          </w:p>
-        </w:tc>
-        <w:tc>
-          <w:tcPr>
-            <w:tcW w:type="dxa" w:w="907"/>
-            <w:shd w:fill="F4F7FA" w:val="clear"/>
+              <w:t>Saisie des notes</w:t>
+            </w:r>
+          </w:p>
+        </w:tc>
+        <w:tc>
+          <w:tcPr>
+            <w:tcW w:type="dxa" w:w="850"/>
             <w:tcBorders>
               <w:top w:val="single" w:sz="4" w:color="C5D0DC"/>
               <w:left w:val="single" w:sz="4" w:color="C5D0DC"/>
@@ -6843,14 +7607,13 @@
                 <w:b w:val="0"/>
                 <w:sz w:val="19"/>
               </w:rPr>
-              <w:t>R</w:t>
-            </w:r>
-          </w:p>
-        </w:tc>
-        <w:tc>
-          <w:tcPr>
-            <w:tcW w:type="dxa" w:w="907"/>
-            <w:shd w:fill="F4F7FA" w:val="clear"/>
+              <w:t>—</w:t>
+            </w:r>
+          </w:p>
+        </w:tc>
+        <w:tc>
+          <w:tcPr>
+            <w:tcW w:type="dxa" w:w="794"/>
             <w:tcBorders>
               <w:top w:val="single" w:sz="4" w:color="C5D0DC"/>
               <w:left w:val="single" w:sz="4" w:color="C5D0DC"/>
@@ -6866,14 +7629,13 @@
                 <w:b w:val="0"/>
                 <w:sz w:val="19"/>
               </w:rPr>
-              <w:t>R</w:t>
-            </w:r>
-          </w:p>
-        </w:tc>
-        <w:tc>
-          <w:tcPr>
-            <w:tcW w:type="dxa" w:w="1020"/>
-            <w:shd w:fill="F4F7FA" w:val="clear"/>
+              <w:t>—</w:t>
+            </w:r>
+          </w:p>
+        </w:tc>
+        <w:tc>
+          <w:tcPr>
+            <w:tcW w:type="dxa" w:w="737"/>
             <w:tcBorders>
               <w:top w:val="single" w:sz="4" w:color="C5D0DC"/>
               <w:left w:val="single" w:sz="4" w:color="C5D0DC"/>
@@ -6889,14 +7651,13 @@
                 <w:b w:val="0"/>
                 <w:sz w:val="19"/>
               </w:rPr>
-              <w:t>R</w:t>
-            </w:r>
-          </w:p>
-        </w:tc>
-        <w:tc>
-          <w:tcPr>
-            <w:tcW w:type="dxa" w:w="1361"/>
-            <w:shd w:fill="F4F7FA" w:val="clear"/>
+              <w:t>—</w:t>
+            </w:r>
+          </w:p>
+        </w:tc>
+        <w:tc>
+          <w:tcPr>
+            <w:tcW w:type="dxa" w:w="737"/>
             <w:tcBorders>
               <w:top w:val="single" w:sz="4" w:color="C5D0DC"/>
               <w:left w:val="single" w:sz="4" w:color="C5D0DC"/>
@@ -6912,14 +7673,13 @@
                 <w:b w:val="0"/>
                 <w:sz w:val="19"/>
               </w:rPr>
-              <w:t>R</w:t>
-            </w:r>
-          </w:p>
-        </w:tc>
-        <w:tc>
-          <w:tcPr>
-            <w:tcW w:type="dxa" w:w="1361"/>
-            <w:shd w:fill="F4F7FA" w:val="clear"/>
+              <w:t>—</w:t>
+            </w:r>
+          </w:p>
+        </w:tc>
+        <w:tc>
+          <w:tcPr>
+            <w:tcW w:type="dxa" w:w="737"/>
             <w:tcBorders>
               <w:top w:val="single" w:sz="4" w:color="C5D0DC"/>
               <w:left w:val="single" w:sz="4" w:color="C5D0DC"/>
@@ -6935,7 +7695,779 @@
                 <w:b w:val="0"/>
                 <w:sz w:val="19"/>
               </w:rPr>
+              <w:t>—</w:t>
+            </w:r>
+          </w:p>
+        </w:tc>
+        <w:tc>
+          <w:tcPr>
+            <w:tcW w:type="dxa" w:w="1134"/>
+            <w:tcBorders>
+              <w:top w:val="single" w:sz="4" w:color="C5D0DC"/>
+              <w:left w:val="single" w:sz="4" w:color="C5D0DC"/>
+              <w:bottom w:val="single" w:sz="4" w:color="C5D0DC"/>
+              <w:right w:val="single" w:sz="4" w:color="C5D0DC"/>
+            </w:tcBorders>
+          </w:tcPr>
+          <w:p>
+            <w:r/>
+            <w:r>
+              <w:rPr>
+                <w:rFonts w:ascii="Calibri" w:hAnsi="Calibri" w:eastAsia="Calibri"/>
+                <w:b w:val="0"/>
+                <w:sz w:val="19"/>
+              </w:rPr>
+              <w:t>L</w:t>
+            </w:r>
+          </w:p>
+        </w:tc>
+        <w:tc>
+          <w:tcPr>
+            <w:tcW w:type="dxa" w:w="1020"/>
+            <w:tcBorders>
+              <w:top w:val="single" w:sz="4" w:color="C5D0DC"/>
+              <w:left w:val="single" w:sz="4" w:color="C5D0DC"/>
+              <w:bottom w:val="single" w:sz="4" w:color="C5D0DC"/>
+              <w:right w:val="single" w:sz="4" w:color="C5D0DC"/>
+            </w:tcBorders>
+          </w:tcPr>
+          <w:p>
+            <w:r/>
+            <w:r>
+              <w:rPr>
+                <w:rFonts w:ascii="Calibri" w:hAnsi="Calibri" w:eastAsia="Calibri"/>
+                <w:b w:val="0"/>
+                <w:sz w:val="19"/>
+              </w:rPr>
               <w:t>R</w:t>
+            </w:r>
+          </w:p>
+        </w:tc>
+      </w:tr>
+      <w:tr>
+        <w:tc>
+          <w:tcPr>
+            <w:tcW w:type="dxa" w:w="2041"/>
+            <w:shd w:fill="F4F7FA" w:val="clear"/>
+            <w:tcBorders>
+              <w:top w:val="single" w:sz="4" w:color="C5D0DC"/>
+              <w:left w:val="single" w:sz="4" w:color="C5D0DC"/>
+              <w:bottom w:val="single" w:sz="4" w:color="C5D0DC"/>
+              <w:right w:val="single" w:sz="4" w:color="C5D0DC"/>
+            </w:tcBorders>
+          </w:tcPr>
+          <w:p>
+            <w:r/>
+            <w:r>
+              <w:rPr>
+                <w:rFonts w:ascii="Calibri" w:hAnsi="Calibri" w:eastAsia="Calibri"/>
+                <w:b w:val="0"/>
+                <w:sz w:val="19"/>
+              </w:rPr>
+              <w:t>Bulletins / classement</w:t>
+            </w:r>
+          </w:p>
+        </w:tc>
+        <w:tc>
+          <w:tcPr>
+            <w:tcW w:type="dxa" w:w="850"/>
+            <w:shd w:fill="F4F7FA" w:val="clear"/>
+            <w:tcBorders>
+              <w:top w:val="single" w:sz="4" w:color="C5D0DC"/>
+              <w:left w:val="single" w:sz="4" w:color="C5D0DC"/>
+              <w:bottom w:val="single" w:sz="4" w:color="C5D0DC"/>
+              <w:right w:val="single" w:sz="4" w:color="C5D0DC"/>
+            </w:tcBorders>
+          </w:tcPr>
+          <w:p>
+            <w:r/>
+            <w:r>
+              <w:rPr>
+                <w:rFonts w:ascii="Calibri" w:hAnsi="Calibri" w:eastAsia="Calibri"/>
+                <w:b w:val="0"/>
+                <w:sz w:val="19"/>
+              </w:rPr>
+              <w:t>—</w:t>
+            </w:r>
+          </w:p>
+        </w:tc>
+        <w:tc>
+          <w:tcPr>
+            <w:tcW w:type="dxa" w:w="794"/>
+            <w:shd w:fill="F4F7FA" w:val="clear"/>
+            <w:tcBorders>
+              <w:top w:val="single" w:sz="4" w:color="C5D0DC"/>
+              <w:left w:val="single" w:sz="4" w:color="C5D0DC"/>
+              <w:bottom w:val="single" w:sz="4" w:color="C5D0DC"/>
+              <w:right w:val="single" w:sz="4" w:color="C5D0DC"/>
+            </w:tcBorders>
+          </w:tcPr>
+          <w:p>
+            <w:r/>
+            <w:r>
+              <w:rPr>
+                <w:rFonts w:ascii="Calibri" w:hAnsi="Calibri" w:eastAsia="Calibri"/>
+                <w:b w:val="0"/>
+                <w:sz w:val="19"/>
+              </w:rPr>
+              <w:t>—</w:t>
+            </w:r>
+          </w:p>
+        </w:tc>
+        <w:tc>
+          <w:tcPr>
+            <w:tcW w:type="dxa" w:w="737"/>
+            <w:shd w:fill="F4F7FA" w:val="clear"/>
+            <w:tcBorders>
+              <w:top w:val="single" w:sz="4" w:color="C5D0DC"/>
+              <w:left w:val="single" w:sz="4" w:color="C5D0DC"/>
+              <w:bottom w:val="single" w:sz="4" w:color="C5D0DC"/>
+              <w:right w:val="single" w:sz="4" w:color="C5D0DC"/>
+            </w:tcBorders>
+          </w:tcPr>
+          <w:p>
+            <w:r/>
+            <w:r>
+              <w:rPr>
+                <w:rFonts w:ascii="Calibri" w:hAnsi="Calibri" w:eastAsia="Calibri"/>
+                <w:b w:val="0"/>
+                <w:sz w:val="19"/>
+              </w:rPr>
+              <w:t>—</w:t>
+            </w:r>
+          </w:p>
+        </w:tc>
+        <w:tc>
+          <w:tcPr>
+            <w:tcW w:type="dxa" w:w="737"/>
+            <w:shd w:fill="F4F7FA" w:val="clear"/>
+            <w:tcBorders>
+              <w:top w:val="single" w:sz="4" w:color="C5D0DC"/>
+              <w:left w:val="single" w:sz="4" w:color="C5D0DC"/>
+              <w:bottom w:val="single" w:sz="4" w:color="C5D0DC"/>
+              <w:right w:val="single" w:sz="4" w:color="C5D0DC"/>
+            </w:tcBorders>
+          </w:tcPr>
+          <w:p>
+            <w:r/>
+            <w:r>
+              <w:rPr>
+                <w:rFonts w:ascii="Calibri" w:hAnsi="Calibri" w:eastAsia="Calibri"/>
+                <w:b w:val="0"/>
+                <w:sz w:val="19"/>
+              </w:rPr>
+              <w:t>—</w:t>
+            </w:r>
+          </w:p>
+        </w:tc>
+        <w:tc>
+          <w:tcPr>
+            <w:tcW w:type="dxa" w:w="737"/>
+            <w:shd w:fill="F4F7FA" w:val="clear"/>
+            <w:tcBorders>
+              <w:top w:val="single" w:sz="4" w:color="C5D0DC"/>
+              <w:left w:val="single" w:sz="4" w:color="C5D0DC"/>
+              <w:bottom w:val="single" w:sz="4" w:color="C5D0DC"/>
+              <w:right w:val="single" w:sz="4" w:color="C5D0DC"/>
+            </w:tcBorders>
+          </w:tcPr>
+          <w:p>
+            <w:r/>
+            <w:r>
+              <w:rPr>
+                <w:rFonts w:ascii="Calibri" w:hAnsi="Calibri" w:eastAsia="Calibri"/>
+                <w:b w:val="0"/>
+                <w:sz w:val="19"/>
+              </w:rPr>
+              <w:t>—</w:t>
+            </w:r>
+          </w:p>
+        </w:tc>
+        <w:tc>
+          <w:tcPr>
+            <w:tcW w:type="dxa" w:w="1134"/>
+            <w:shd w:fill="F4F7FA" w:val="clear"/>
+            <w:tcBorders>
+              <w:top w:val="single" w:sz="4" w:color="C5D0DC"/>
+              <w:left w:val="single" w:sz="4" w:color="C5D0DC"/>
+              <w:bottom w:val="single" w:sz="4" w:color="C5D0DC"/>
+              <w:right w:val="single" w:sz="4" w:color="C5D0DC"/>
+            </w:tcBorders>
+          </w:tcPr>
+          <w:p>
+            <w:r/>
+            <w:r>
+              <w:rPr>
+                <w:rFonts w:ascii="Calibri" w:hAnsi="Calibri" w:eastAsia="Calibri"/>
+                <w:b w:val="0"/>
+                <w:sz w:val="19"/>
+              </w:rPr>
+              <w:t>R</w:t>
+            </w:r>
+          </w:p>
+        </w:tc>
+        <w:tc>
+          <w:tcPr>
+            <w:tcW w:type="dxa" w:w="1020"/>
+            <w:shd w:fill="F4F7FA" w:val="clear"/>
+            <w:tcBorders>
+              <w:top w:val="single" w:sz="4" w:color="C5D0DC"/>
+              <w:left w:val="single" w:sz="4" w:color="C5D0DC"/>
+              <w:bottom w:val="single" w:sz="4" w:color="C5D0DC"/>
+              <w:right w:val="single" w:sz="4" w:color="C5D0DC"/>
+            </w:tcBorders>
+          </w:tcPr>
+          <w:p>
+            <w:r/>
+            <w:r>
+              <w:rPr>
+                <w:rFonts w:ascii="Calibri" w:hAnsi="Calibri" w:eastAsia="Calibri"/>
+                <w:b w:val="0"/>
+                <w:sz w:val="19"/>
+              </w:rPr>
+              <w:t>R</w:t>
+            </w:r>
+          </w:p>
+        </w:tc>
+      </w:tr>
+      <w:tr>
+        <w:tc>
+          <w:tcPr>
+            <w:tcW w:type="dxa" w:w="2041"/>
+            <w:tcBorders>
+              <w:top w:val="single" w:sz="4" w:color="C5D0DC"/>
+              <w:left w:val="single" w:sz="4" w:color="C5D0DC"/>
+              <w:bottom w:val="single" w:sz="4" w:color="C5D0DC"/>
+              <w:right w:val="single" w:sz="4" w:color="C5D0DC"/>
+            </w:tcBorders>
+          </w:tcPr>
+          <w:p>
+            <w:r/>
+            <w:r>
+              <w:rPr>
+                <w:rFonts w:ascii="Calibri" w:hAnsi="Calibri" w:eastAsia="Calibri"/>
+                <w:b w:val="0"/>
+                <w:sz w:val="19"/>
+              </w:rPr>
+              <w:t>Biométrie / cartes</w:t>
+            </w:r>
+          </w:p>
+        </w:tc>
+        <w:tc>
+          <w:tcPr>
+            <w:tcW w:type="dxa" w:w="850"/>
+            <w:tcBorders>
+              <w:top w:val="single" w:sz="4" w:color="C5D0DC"/>
+              <w:left w:val="single" w:sz="4" w:color="C5D0DC"/>
+              <w:bottom w:val="single" w:sz="4" w:color="C5D0DC"/>
+              <w:right w:val="single" w:sz="4" w:color="C5D0DC"/>
+            </w:tcBorders>
+          </w:tcPr>
+          <w:p>
+            <w:r/>
+            <w:r>
+              <w:rPr>
+                <w:rFonts w:ascii="Calibri" w:hAnsi="Calibri" w:eastAsia="Calibri"/>
+                <w:b w:val="0"/>
+                <w:sz w:val="19"/>
+              </w:rPr>
+              <w:t>A</w:t>
+            </w:r>
+          </w:p>
+        </w:tc>
+        <w:tc>
+          <w:tcPr>
+            <w:tcW w:type="dxa" w:w="794"/>
+            <w:tcBorders>
+              <w:top w:val="single" w:sz="4" w:color="C5D0DC"/>
+              <w:left w:val="single" w:sz="4" w:color="C5D0DC"/>
+              <w:bottom w:val="single" w:sz="4" w:color="C5D0DC"/>
+              <w:right w:val="single" w:sz="4" w:color="C5D0DC"/>
+            </w:tcBorders>
+          </w:tcPr>
+          <w:p>
+            <w:r/>
+            <w:r>
+              <w:rPr>
+                <w:rFonts w:ascii="Calibri" w:hAnsi="Calibri" w:eastAsia="Calibri"/>
+                <w:b w:val="0"/>
+                <w:sz w:val="19"/>
+              </w:rPr>
+              <w:t>R</w:t>
+            </w:r>
+          </w:p>
+        </w:tc>
+        <w:tc>
+          <w:tcPr>
+            <w:tcW w:type="dxa" w:w="737"/>
+            <w:tcBorders>
+              <w:top w:val="single" w:sz="4" w:color="C5D0DC"/>
+              <w:left w:val="single" w:sz="4" w:color="C5D0DC"/>
+              <w:bottom w:val="single" w:sz="4" w:color="C5D0DC"/>
+              <w:right w:val="single" w:sz="4" w:color="C5D0DC"/>
+            </w:tcBorders>
+          </w:tcPr>
+          <w:p>
+            <w:r/>
+            <w:r>
+              <w:rPr>
+                <w:rFonts w:ascii="Calibri" w:hAnsi="Calibri" w:eastAsia="Calibri"/>
+                <w:b w:val="0"/>
+                <w:sz w:val="19"/>
+              </w:rPr>
+              <w:t>L</w:t>
+            </w:r>
+          </w:p>
+        </w:tc>
+        <w:tc>
+          <w:tcPr>
+            <w:tcW w:type="dxa" w:w="737"/>
+            <w:tcBorders>
+              <w:top w:val="single" w:sz="4" w:color="C5D0DC"/>
+              <w:left w:val="single" w:sz="4" w:color="C5D0DC"/>
+              <w:bottom w:val="single" w:sz="4" w:color="C5D0DC"/>
+              <w:right w:val="single" w:sz="4" w:color="C5D0DC"/>
+            </w:tcBorders>
+          </w:tcPr>
+          <w:p>
+            <w:r/>
+            <w:r>
+              <w:rPr>
+                <w:rFonts w:ascii="Calibri" w:hAnsi="Calibri" w:eastAsia="Calibri"/>
+                <w:b w:val="0"/>
+                <w:sz w:val="19"/>
+              </w:rPr>
+              <w:t>L</w:t>
+            </w:r>
+          </w:p>
+        </w:tc>
+        <w:tc>
+          <w:tcPr>
+            <w:tcW w:type="dxa" w:w="737"/>
+            <w:tcBorders>
+              <w:top w:val="single" w:sz="4" w:color="C5D0DC"/>
+              <w:left w:val="single" w:sz="4" w:color="C5D0DC"/>
+              <w:bottom w:val="single" w:sz="4" w:color="C5D0DC"/>
+              <w:right w:val="single" w:sz="4" w:color="C5D0DC"/>
+            </w:tcBorders>
+          </w:tcPr>
+          <w:p>
+            <w:r/>
+            <w:r>
+              <w:rPr>
+                <w:rFonts w:ascii="Calibri" w:hAnsi="Calibri" w:eastAsia="Calibri"/>
+                <w:b w:val="0"/>
+                <w:sz w:val="19"/>
+              </w:rPr>
+              <w:t>L</w:t>
+            </w:r>
+          </w:p>
+        </w:tc>
+        <w:tc>
+          <w:tcPr>
+            <w:tcW w:type="dxa" w:w="1134"/>
+            <w:tcBorders>
+              <w:top w:val="single" w:sz="4" w:color="C5D0DC"/>
+              <w:left w:val="single" w:sz="4" w:color="C5D0DC"/>
+              <w:bottom w:val="single" w:sz="4" w:color="C5D0DC"/>
+              <w:right w:val="single" w:sz="4" w:color="C5D0DC"/>
+            </w:tcBorders>
+          </w:tcPr>
+          <w:p>
+            <w:r/>
+            <w:r>
+              <w:rPr>
+                <w:rFonts w:ascii="Calibri" w:hAnsi="Calibri" w:eastAsia="Calibri"/>
+                <w:b w:val="0"/>
+                <w:sz w:val="19"/>
+              </w:rPr>
+              <w:t>partiel</w:t>
+            </w:r>
+          </w:p>
+        </w:tc>
+        <w:tc>
+          <w:tcPr>
+            <w:tcW w:type="dxa" w:w="1020"/>
+            <w:tcBorders>
+              <w:top w:val="single" w:sz="4" w:color="C5D0DC"/>
+              <w:left w:val="single" w:sz="4" w:color="C5D0DC"/>
+              <w:bottom w:val="single" w:sz="4" w:color="C5D0DC"/>
+              <w:right w:val="single" w:sz="4" w:color="C5D0DC"/>
+            </w:tcBorders>
+          </w:tcPr>
+          <w:p>
+            <w:r/>
+            <w:r>
+              <w:rPr>
+                <w:rFonts w:ascii="Calibri" w:hAnsi="Calibri" w:eastAsia="Calibri"/>
+                <w:b w:val="0"/>
+                <w:sz w:val="19"/>
+              </w:rPr>
+              <w:t>partiel</w:t>
+            </w:r>
+          </w:p>
+        </w:tc>
+      </w:tr>
+      <w:tr>
+        <w:tc>
+          <w:tcPr>
+            <w:tcW w:type="dxa" w:w="2041"/>
+            <w:shd w:fill="F4F7FA" w:val="clear"/>
+            <w:tcBorders>
+              <w:top w:val="single" w:sz="4" w:color="C5D0DC"/>
+              <w:left w:val="single" w:sz="4" w:color="C5D0DC"/>
+              <w:bottom w:val="single" w:sz="4" w:color="C5D0DC"/>
+              <w:right w:val="single" w:sz="4" w:color="C5D0DC"/>
+            </w:tcBorders>
+          </w:tcPr>
+          <w:p>
+            <w:r/>
+            <w:r>
+              <w:rPr>
+                <w:rFonts w:ascii="Calibri" w:hAnsi="Calibri" w:eastAsia="Calibri"/>
+                <w:b w:val="0"/>
+                <w:sz w:val="19"/>
+              </w:rPr>
+              <w:t>Dashboard / rapports</w:t>
+            </w:r>
+          </w:p>
+        </w:tc>
+        <w:tc>
+          <w:tcPr>
+            <w:tcW w:type="dxa" w:w="850"/>
+            <w:shd w:fill="F4F7FA" w:val="clear"/>
+            <w:tcBorders>
+              <w:top w:val="single" w:sz="4" w:color="C5D0DC"/>
+              <w:left w:val="single" w:sz="4" w:color="C5D0DC"/>
+              <w:bottom w:val="single" w:sz="4" w:color="C5D0DC"/>
+              <w:right w:val="single" w:sz="4" w:color="C5D0DC"/>
+            </w:tcBorders>
+          </w:tcPr>
+          <w:p>
+            <w:r/>
+            <w:r>
+              <w:rPr>
+                <w:rFonts w:ascii="Calibri" w:hAnsi="Calibri" w:eastAsia="Calibri"/>
+                <w:b w:val="0"/>
+                <w:sz w:val="19"/>
+              </w:rPr>
+              <w:t>A/R</w:t>
+            </w:r>
+          </w:p>
+        </w:tc>
+        <w:tc>
+          <w:tcPr>
+            <w:tcW w:type="dxa" w:w="794"/>
+            <w:shd w:fill="F4F7FA" w:val="clear"/>
+            <w:tcBorders>
+              <w:top w:val="single" w:sz="4" w:color="C5D0DC"/>
+              <w:left w:val="single" w:sz="4" w:color="C5D0DC"/>
+              <w:bottom w:val="single" w:sz="4" w:color="C5D0DC"/>
+              <w:right w:val="single" w:sz="4" w:color="C5D0DC"/>
+            </w:tcBorders>
+          </w:tcPr>
+          <w:p>
+            <w:r/>
+            <w:r>
+              <w:rPr>
+                <w:rFonts w:ascii="Calibri" w:hAnsi="Calibri" w:eastAsia="Calibri"/>
+                <w:b w:val="0"/>
+                <w:sz w:val="19"/>
+              </w:rPr>
+              <w:t>R</w:t>
+            </w:r>
+          </w:p>
+        </w:tc>
+        <w:tc>
+          <w:tcPr>
+            <w:tcW w:type="dxa" w:w="737"/>
+            <w:shd w:fill="F4F7FA" w:val="clear"/>
+            <w:tcBorders>
+              <w:top w:val="single" w:sz="4" w:color="C5D0DC"/>
+              <w:left w:val="single" w:sz="4" w:color="C5D0DC"/>
+              <w:bottom w:val="single" w:sz="4" w:color="C5D0DC"/>
+              <w:right w:val="single" w:sz="4" w:color="C5D0DC"/>
+            </w:tcBorders>
+          </w:tcPr>
+          <w:p>
+            <w:r/>
+            <w:r>
+              <w:rPr>
+                <w:rFonts w:ascii="Calibri" w:hAnsi="Calibri" w:eastAsia="Calibri"/>
+                <w:b w:val="0"/>
+                <w:sz w:val="19"/>
+              </w:rPr>
+              <w:t>L</w:t>
+            </w:r>
+          </w:p>
+        </w:tc>
+        <w:tc>
+          <w:tcPr>
+            <w:tcW w:type="dxa" w:w="737"/>
+            <w:shd w:fill="F4F7FA" w:val="clear"/>
+            <w:tcBorders>
+              <w:top w:val="single" w:sz="4" w:color="C5D0DC"/>
+              <w:left w:val="single" w:sz="4" w:color="C5D0DC"/>
+              <w:bottom w:val="single" w:sz="4" w:color="C5D0DC"/>
+              <w:right w:val="single" w:sz="4" w:color="C5D0DC"/>
+            </w:tcBorders>
+          </w:tcPr>
+          <w:p>
+            <w:r/>
+            <w:r>
+              <w:rPr>
+                <w:rFonts w:ascii="Calibri" w:hAnsi="Calibri" w:eastAsia="Calibri"/>
+                <w:b w:val="0"/>
+                <w:sz w:val="19"/>
+              </w:rPr>
+              <w:t>L</w:t>
+            </w:r>
+          </w:p>
+        </w:tc>
+        <w:tc>
+          <w:tcPr>
+            <w:tcW w:type="dxa" w:w="737"/>
+            <w:shd w:fill="F4F7FA" w:val="clear"/>
+            <w:tcBorders>
+              <w:top w:val="single" w:sz="4" w:color="C5D0DC"/>
+              <w:left w:val="single" w:sz="4" w:color="C5D0DC"/>
+              <w:bottom w:val="single" w:sz="4" w:color="C5D0DC"/>
+              <w:right w:val="single" w:sz="4" w:color="C5D0DC"/>
+            </w:tcBorders>
+          </w:tcPr>
+          <w:p>
+            <w:r/>
+            <w:r>
+              <w:rPr>
+                <w:rFonts w:ascii="Calibri" w:hAnsi="Calibri" w:eastAsia="Calibri"/>
+                <w:b w:val="0"/>
+                <w:sz w:val="19"/>
+              </w:rPr>
+              <w:t>L</w:t>
+            </w:r>
+          </w:p>
+        </w:tc>
+        <w:tc>
+          <w:tcPr>
+            <w:tcW w:type="dxa" w:w="1134"/>
+            <w:shd w:fill="F4F7FA" w:val="clear"/>
+            <w:tcBorders>
+              <w:top w:val="single" w:sz="4" w:color="C5D0DC"/>
+              <w:left w:val="single" w:sz="4" w:color="C5D0DC"/>
+              <w:bottom w:val="single" w:sz="4" w:color="C5D0DC"/>
+              <w:right w:val="single" w:sz="4" w:color="C5D0DC"/>
+            </w:tcBorders>
+          </w:tcPr>
+          <w:p>
+            <w:r/>
+            <w:r>
+              <w:rPr>
+                <w:rFonts w:ascii="Calibri" w:hAnsi="Calibri" w:eastAsia="Calibri"/>
+                <w:b w:val="0"/>
+                <w:sz w:val="19"/>
+              </w:rPr>
+              <w:t>R</w:t>
+            </w:r>
+          </w:p>
+        </w:tc>
+        <w:tc>
+          <w:tcPr>
+            <w:tcW w:type="dxa" w:w="1020"/>
+            <w:shd w:fill="F4F7FA" w:val="clear"/>
+            <w:tcBorders>
+              <w:top w:val="single" w:sz="4" w:color="C5D0DC"/>
+              <w:left w:val="single" w:sz="4" w:color="C5D0DC"/>
+              <w:bottom w:val="single" w:sz="4" w:color="C5D0DC"/>
+              <w:right w:val="single" w:sz="4" w:color="C5D0DC"/>
+            </w:tcBorders>
+          </w:tcPr>
+          <w:p>
+            <w:r/>
+            <w:r>
+              <w:rPr>
+                <w:rFonts w:ascii="Calibri" w:hAnsi="Calibri" w:eastAsia="Calibri"/>
+                <w:b w:val="0"/>
+                <w:sz w:val="19"/>
+              </w:rPr>
+              <w:t>R</w:t>
+            </w:r>
+          </w:p>
+        </w:tc>
+      </w:tr>
+      <w:tr>
+        <w:tc>
+          <w:tcPr>
+            <w:tcW w:type="dxa" w:w="2041"/>
+            <w:tcBorders>
+              <w:top w:val="single" w:sz="4" w:color="C5D0DC"/>
+              <w:left w:val="single" w:sz="4" w:color="C5D0DC"/>
+              <w:bottom w:val="single" w:sz="4" w:color="C5D0DC"/>
+              <w:right w:val="single" w:sz="4" w:color="C5D0DC"/>
+            </w:tcBorders>
+          </w:tcPr>
+          <w:p>
+            <w:r/>
+            <w:r>
+              <w:rPr>
+                <w:rFonts w:ascii="Calibri" w:hAnsi="Calibri" w:eastAsia="Calibri"/>
+                <w:b w:val="0"/>
+                <w:sz w:val="19"/>
+              </w:rPr>
+              <w:t>Matrice permissions PDF</w:t>
+            </w:r>
+          </w:p>
+        </w:tc>
+        <w:tc>
+          <w:tcPr>
+            <w:tcW w:type="dxa" w:w="850"/>
+            <w:tcBorders>
+              <w:top w:val="single" w:sz="4" w:color="C5D0DC"/>
+              <w:left w:val="single" w:sz="4" w:color="C5D0DC"/>
+              <w:bottom w:val="single" w:sz="4" w:color="C5D0DC"/>
+              <w:right w:val="single" w:sz="4" w:color="C5D0DC"/>
+            </w:tcBorders>
+          </w:tcPr>
+          <w:p>
+            <w:r/>
+            <w:r>
+              <w:rPr>
+                <w:rFonts w:ascii="Calibri" w:hAnsi="Calibri" w:eastAsia="Calibri"/>
+                <w:b w:val="0"/>
+                <w:sz w:val="19"/>
+              </w:rPr>
+              <w:t>A/R</w:t>
+            </w:r>
+          </w:p>
+        </w:tc>
+        <w:tc>
+          <w:tcPr>
+            <w:tcW w:type="dxa" w:w="794"/>
+            <w:tcBorders>
+              <w:top w:val="single" w:sz="4" w:color="C5D0DC"/>
+              <w:left w:val="single" w:sz="4" w:color="C5D0DC"/>
+              <w:bottom w:val="single" w:sz="4" w:color="C5D0DC"/>
+              <w:right w:val="single" w:sz="4" w:color="C5D0DC"/>
+            </w:tcBorders>
+          </w:tcPr>
+          <w:p>
+            <w:r/>
+            <w:r>
+              <w:rPr>
+                <w:rFonts w:ascii="Calibri" w:hAnsi="Calibri" w:eastAsia="Calibri"/>
+                <w:b w:val="0"/>
+                <w:sz w:val="19"/>
+              </w:rPr>
+              <w:t>—</w:t>
+            </w:r>
+          </w:p>
+        </w:tc>
+        <w:tc>
+          <w:tcPr>
+            <w:tcW w:type="dxa" w:w="737"/>
+            <w:tcBorders>
+              <w:top w:val="single" w:sz="4" w:color="C5D0DC"/>
+              <w:left w:val="single" w:sz="4" w:color="C5D0DC"/>
+              <w:bottom w:val="single" w:sz="4" w:color="C5D0DC"/>
+              <w:right w:val="single" w:sz="4" w:color="C5D0DC"/>
+            </w:tcBorders>
+          </w:tcPr>
+          <w:p>
+            <w:r/>
+            <w:r>
+              <w:rPr>
+                <w:rFonts w:ascii="Calibri" w:hAnsi="Calibri" w:eastAsia="Calibri"/>
+                <w:b w:val="0"/>
+                <w:sz w:val="19"/>
+              </w:rPr>
+              <w:t>—</w:t>
+            </w:r>
+          </w:p>
+        </w:tc>
+        <w:tc>
+          <w:tcPr>
+            <w:tcW w:type="dxa" w:w="737"/>
+            <w:tcBorders>
+              <w:top w:val="single" w:sz="4" w:color="C5D0DC"/>
+              <w:left w:val="single" w:sz="4" w:color="C5D0DC"/>
+              <w:bottom w:val="single" w:sz="4" w:color="C5D0DC"/>
+              <w:right w:val="single" w:sz="4" w:color="C5D0DC"/>
+            </w:tcBorders>
+          </w:tcPr>
+          <w:p>
+            <w:r/>
+            <w:r>
+              <w:rPr>
+                <w:rFonts w:ascii="Calibri" w:hAnsi="Calibri" w:eastAsia="Calibri"/>
+                <w:b w:val="0"/>
+                <w:sz w:val="19"/>
+              </w:rPr>
+              <w:t>—</w:t>
+            </w:r>
+          </w:p>
+        </w:tc>
+        <w:tc>
+          <w:tcPr>
+            <w:tcW w:type="dxa" w:w="737"/>
+            <w:tcBorders>
+              <w:top w:val="single" w:sz="4" w:color="C5D0DC"/>
+              <w:left w:val="single" w:sz="4" w:color="C5D0DC"/>
+              <w:bottom w:val="single" w:sz="4" w:color="C5D0DC"/>
+              <w:right w:val="single" w:sz="4" w:color="C5D0DC"/>
+            </w:tcBorders>
+          </w:tcPr>
+          <w:p>
+            <w:r/>
+            <w:r>
+              <w:rPr>
+                <w:rFonts w:ascii="Calibri" w:hAnsi="Calibri" w:eastAsia="Calibri"/>
+                <w:b w:val="0"/>
+                <w:sz w:val="19"/>
+              </w:rPr>
+              <w:t>—</w:t>
+            </w:r>
+          </w:p>
+        </w:tc>
+        <w:tc>
+          <w:tcPr>
+            <w:tcW w:type="dxa" w:w="1134"/>
+            <w:tcBorders>
+              <w:top w:val="single" w:sz="4" w:color="C5D0DC"/>
+              <w:left w:val="single" w:sz="4" w:color="C5D0DC"/>
+              <w:bottom w:val="single" w:sz="4" w:color="C5D0DC"/>
+              <w:right w:val="single" w:sz="4" w:color="C5D0DC"/>
+            </w:tcBorders>
+          </w:tcPr>
+          <w:p>
+            <w:r/>
+            <w:r>
+              <w:rPr>
+                <w:rFonts w:ascii="Calibri" w:hAnsi="Calibri" w:eastAsia="Calibri"/>
+                <w:b w:val="0"/>
+                <w:sz w:val="19"/>
+              </w:rPr>
+              <w:t>—</w:t>
+            </w:r>
+          </w:p>
+        </w:tc>
+        <w:tc>
+          <w:tcPr>
+            <w:tcW w:type="dxa" w:w="1020"/>
+            <w:tcBorders>
+              <w:top w:val="single" w:sz="4" w:color="C5D0DC"/>
+              <w:left w:val="single" w:sz="4" w:color="C5D0DC"/>
+              <w:bottom w:val="single" w:sz="4" w:color="C5D0DC"/>
+              <w:right w:val="single" w:sz="4" w:color="C5D0DC"/>
+            </w:tcBorders>
+          </w:tcPr>
+          <w:p>
+            <w:r/>
+            <w:r>
+              <w:rPr>
+                <w:rFonts w:ascii="Calibri" w:hAnsi="Calibri" w:eastAsia="Calibri"/>
+                <w:b w:val="0"/>
+                <w:sz w:val="19"/>
+              </w:rPr>
+              <w:t>—</w:t>
             </w:r>
           </w:p>
         </w:tc>
@@ -6966,7 +8498,7 @@
           <w:b w:val="0"/>
           <w:sz w:val="22"/>
         </w:rPr>
-        <w:t>L’enseignant ne voit que les élèves de sa classe titulaire ; sans classe, aucune donnée élève.</w:t>
+        <w:t>Les agents PA, PE et antenne sont en consultation territoriale (est_agent_territorial) : pas d’écriture écoles/élèves/personnel/import.</w:t>
       </w:r>
     </w:p>
     <w:p>
@@ -6985,7 +8517,7 @@
           <w:b w:val="0"/>
           <w:sz w:val="22"/>
         </w:rPr>
-        <w:t>L’enseignant est en lecture seule (pas de création, modification, import ni suppression).</w:t>
+        <w:t>L’agent province administrative est le chef hiérarchique des agents PE ; son dashboard consolide les PE.</w:t>
       </w:r>
     </w:p>
     <w:p>
@@ -7004,7 +8536,7 @@
           <w:b w:val="0"/>
           <w:sz w:val="22"/>
         </w:rPr>
-        <w:t>L’administratif école n’accède qu’à « Mon école » et aux données de son établissement.</w:t>
+        <w:t>L’administrateur et l’agent national n’accèdent pas au module Évaluation.</w:t>
       </w:r>
     </w:p>
     <w:p>
@@ -7023,7 +8555,7 @@
           <w:b w:val="0"/>
           <w:sz w:val="22"/>
         </w:rPr>
-        <w:t>Les agents provinciaux / antenne sont filtrés automatiquement sur leur territoire.</w:t>
+        <w:t>L’administratif école n’ajoute pas de matières et ne saisit pas les notes.</w:t>
       </w:r>
     </w:p>
     <w:p>
@@ -7042,7 +8574,7 @@
           <w:b w:val="0"/>
           <w:sz w:val="22"/>
         </w:rPr>
-        <w:t>La classe est obligatoire pour tout élève et doit appartenir à son école.</w:t>
+        <w:t>Seul l’enseignant titulaire saisit les notes de sa classe.</w:t>
       </w:r>
     </w:p>
     <w:p>
@@ -7061,7 +8593,7 @@
           <w:b w:val="0"/>
           <w:sz w:val="22"/>
         </w:rPr>
-        <w:t>La classe titulaire est obligatoire pour tout compte enseignant.</w:t>
+        <w:t>Le catalogue matières est géré par l’administration nationale (Structure scolaire).</w:t>
       </w:r>
     </w:p>
     <w:p>
@@ -7080,7 +8612,7 @@
           <w:b w:val="0"/>
           <w:sz w:val="22"/>
         </w:rPr>
-        <w:t>Les suppressions UI s’effectuent depuis la fiche détail ou la modale d’édition, jamais depuis les listes.</w:t>
+        <w:t>L’enseignant ne voit que les élèves de sa classe titulaire ; sans classe, aucune donnée élève.</w:t>
       </w:r>
     </w:p>
     <w:p>
@@ -7099,7 +8631,7 @@
           <w:b w:val="0"/>
           <w:sz w:val="22"/>
         </w:rPr>
-        <w:t>La photo élève initialise / synchronise le dossier biométrique.</w:t>
+        <w:t>L’enseignant n’a pas accès au menu Écoles / Mon école.</w:t>
       </w:r>
     </w:p>
     <w:p>
@@ -7118,7 +8650,7 @@
           <w:b w:val="0"/>
           <w:sz w:val="22"/>
         </w:rPr>
-        <w:t>Les parents (père, mère, tuteur) portent identité, contacts et photos.</w:t>
+        <w:t>L’administratif école n’accède qu’à « Mon école » et aux données de son établissement.</w:t>
       </w:r>
     </w:p>
     <w:p>
@@ -7137,7 +8669,7 @@
           <w:b w:val="0"/>
           <w:sz w:val="22"/>
         </w:rPr>
-        <w:t>Les codes des structures territoriales sont uniques au niveau national.</w:t>
+        <w:t>La classe est obligatoire pour tout élève et doit appartenir à son école.</w:t>
       </w:r>
     </w:p>
     <w:p>
@@ -7156,7 +8688,7 @@
           <w:b w:val="0"/>
           <w:sz w:val="22"/>
         </w:rPr>
-        <w:t>Les cartes portent un numéro automatique, une durée de validité et un QR code.</w:t>
+        <w:t>La classe titulaire est obligatoire pour tout compte enseignant.</w:t>
       </w:r>
     </w:p>
     <w:p>
@@ -7175,7 +8707,102 @@
           <w:b w:val="0"/>
           <w:sz w:val="22"/>
         </w:rPr>
-        <w:t>La création des comptes applicatifs est réservée à l’administrateur.</w:t>
+        <w:t>Les suppressions UI s’effectuent depuis la fiche détail ou la modale, jamais depuis les listes.</w:t>
+      </w:r>
+    </w:p>
+    <w:p>
+      <w:r>
+        <w:rPr>
+          <w:rFonts w:ascii="Calibri" w:hAnsi="Calibri" w:eastAsia="Calibri"/>
+          <w:b/>
+          <w:color w:val="1A568C"/>
+          <w:sz w:val="22"/>
+        </w:rPr>
+        <w:t xml:space="preserve">R13. </w:t>
+      </w:r>
+      <w:r>
+        <w:rPr>
+          <w:rFonts w:ascii="Calibri" w:hAnsi="Calibri" w:eastAsia="Calibri"/>
+          <w:b w:val="0"/>
+          <w:sz w:val="22"/>
+        </w:rPr>
+        <w:t>La photo élève initialise / synchronise le dossier biométrique.</w:t>
+      </w:r>
+    </w:p>
+    <w:p>
+      <w:r>
+        <w:rPr>
+          <w:rFonts w:ascii="Calibri" w:hAnsi="Calibri" w:eastAsia="Calibri"/>
+          <w:b/>
+          <w:color w:val="1A568C"/>
+          <w:sz w:val="22"/>
+        </w:rPr>
+        <w:t xml:space="preserve">R14. </w:t>
+      </w:r>
+      <w:r>
+        <w:rPr>
+          <w:rFonts w:ascii="Calibri" w:hAnsi="Calibri" w:eastAsia="Calibri"/>
+          <w:b w:val="0"/>
+          <w:sz w:val="22"/>
+        </w:rPr>
+        <w:t>Les cartes portent un numéro automatique, une durée de validité et un QR ; pas de menu Cartes dédié.</w:t>
+      </w:r>
+    </w:p>
+    <w:p>
+      <w:r>
+        <w:rPr>
+          <w:rFonts w:ascii="Calibri" w:hAnsi="Calibri" w:eastAsia="Calibri"/>
+          <w:b/>
+          <w:color w:val="1A568C"/>
+          <w:sz w:val="22"/>
+        </w:rPr>
+        <w:t xml:space="preserve">R15. </w:t>
+      </w:r>
+      <w:r>
+        <w:rPr>
+          <w:rFonts w:ascii="Calibri" w:hAnsi="Calibri" w:eastAsia="Calibri"/>
+          <w:b w:val="0"/>
+          <w:sz w:val="22"/>
+        </w:rPr>
+        <w:t>La création des comptes agents / administrateur est réservée à l’admin national.</w:t>
+      </w:r>
+    </w:p>
+    <w:p>
+      <w:r>
+        <w:rPr>
+          <w:rFonts w:ascii="Calibri" w:hAnsi="Calibri" w:eastAsia="Calibri"/>
+          <w:b/>
+          <w:color w:val="1A568C"/>
+          <w:sz w:val="22"/>
+        </w:rPr>
+        <w:t xml:space="preserve">R16. </w:t>
+      </w:r>
+      <w:r>
+        <w:rPr>
+          <w:rFonts w:ascii="Calibri" w:hAnsi="Calibri" w:eastAsia="Calibri"/>
+          <w:b w:val="0"/>
+          <w:sz w:val="22"/>
+        </w:rPr>
+        <w:t>La page Gestion de permissions (avec export PDF) est réservée à l’admin national.</w:t>
+      </w:r>
+    </w:p>
+    <w:p>
+      <w:r>
+        <w:rPr>
+          <w:rFonts w:ascii="Calibri" w:hAnsi="Calibri" w:eastAsia="Calibri"/>
+          <w:b/>
+          <w:color w:val="1A568C"/>
+          <w:sz w:val="22"/>
+        </w:rPr>
+        <w:t xml:space="preserve">R17. </w:t>
+      </w:r>
+      <w:r>
+        <w:rPr>
+          <w:rFonts w:ascii="Calibri" w:hAnsi="Calibri" w:eastAsia="Calibri"/>
+          <w:b w:val="0"/>
+          <w:sz w:val="22"/>
+        </w:rPr>
+        <w:t>Le menu latéral est défilable lorsque la liste des entrées dépasse la hauteur d’écran.</w:t>
       </w:r>
     </w:p>
     <w:p>
@@ -7183,7 +8810,17 @@
         <w:pStyle w:val="Heading1"/>
       </w:pPr>
       <w:r>
-        <w:t>8. Modules applicatifs</w:t>
+        <w:t>8. Modules applicatifs et navigation</w:t>
+      </w:r>
+    </w:p>
+    <w:p>
+      <w:r>
+        <w:rPr>
+          <w:rFonts w:ascii="Calibri" w:hAnsi="Calibri" w:eastAsia="Calibri"/>
+          <w:b/>
+          <w:sz w:val="22"/>
+        </w:rPr>
+        <w:t>Menu latéral (ordre d’affichage)</w:t>
       </w:r>
     </w:p>
     <w:tbl>
@@ -7194,13 +8831,14 @@
         <w:tblLook w:firstColumn="1" w:firstRow="1" w:lastColumn="0" w:lastRow="0" w:noHBand="0" w:noVBand="1" w:val="04A0"/>
       </w:tblPr>
       <w:tblGrid>
-        <w:gridCol w:w="4929"/>
-        <w:gridCol w:w="4929"/>
+        <w:gridCol w:w="3286"/>
+        <w:gridCol w:w="3286"/>
+        <w:gridCol w:w="3286"/>
       </w:tblGrid>
       <w:tr>
         <w:tc>
           <w:tcPr>
-            <w:tcW w:type="dxa" w:w="2551"/>
+            <w:tcW w:type="dxa" w:w="2268"/>
             <w:shd w:fill="0B2A4A" w:val="clear"/>
             <w:tcBorders>
               <w:top w:val="single" w:sz="6" w:color="0B2A4A"/>
@@ -7218,13 +8856,13 @@
                 <w:color w:val="FFFFFF"/>
                 <w:sz w:val="20"/>
               </w:rPr>
-              <w:t>Module</w:t>
-            </w:r>
-          </w:p>
-        </w:tc>
-        <w:tc>
-          <w:tcPr>
-            <w:tcW w:type="dxa" w:w="6236"/>
+              <w:t>Entrée menu</w:t>
+            </w:r>
+          </w:p>
+        </w:tc>
+        <w:tc>
+          <w:tcPr>
+            <w:tcW w:type="dxa" w:w="2835"/>
             <w:shd w:fill="0B2A4A" w:val="clear"/>
             <w:tcBorders>
               <w:top w:val="single" w:sz="6" w:color="0B2A4A"/>
@@ -7242,7 +8880,31 @@
                 <w:color w:val="FFFFFF"/>
                 <w:sz w:val="20"/>
               </w:rPr>
-              <w:t>Fonction métier</w:t>
+              <w:t>Visibilité</w:t>
+            </w:r>
+          </w:p>
+        </w:tc>
+        <w:tc>
+          <w:tcPr>
+            <w:tcW w:type="dxa" w:w="3685"/>
+            <w:shd w:fill="0B2A4A" w:val="clear"/>
+            <w:tcBorders>
+              <w:top w:val="single" w:sz="6" w:color="0B2A4A"/>
+              <w:left w:val="single" w:sz="6" w:color="0B2A4A"/>
+              <w:bottom w:val="single" w:sz="6" w:color="0B2A4A"/>
+              <w:right w:val="single" w:sz="6" w:color="0B2A4A"/>
+            </w:tcBorders>
+          </w:tcPr>
+          <w:p>
+            <w:r/>
+            <w:r>
+              <w:rPr>
+                <w:rFonts w:ascii="Calibri" w:hAnsi="Calibri" w:eastAsia="Calibri"/>
+                <w:b/>
+                <w:color w:val="FFFFFF"/>
+                <w:sz w:val="20"/>
+              </w:rPr>
+              <w:t>Fonction</w:t>
             </w:r>
           </w:p>
         </w:tc>
@@ -7250,7 +8912,7 @@
       <w:tr>
         <w:tc>
           <w:tcPr>
-            <w:tcW w:type="dxa" w:w="2551"/>
+            <w:tcW w:type="dxa" w:w="2268"/>
             <w:tcBorders>
               <w:top w:val="single" w:sz="4" w:color="C5D0DC"/>
               <w:left w:val="single" w:sz="4" w:color="C5D0DC"/>
@@ -7266,13 +8928,13 @@
                 <w:b w:val="0"/>
                 <w:sz w:val="19"/>
               </w:rPr>
-              <w:t>Connexion</w:t>
-            </w:r>
-          </w:p>
-        </w:tc>
-        <w:tc>
-          <w:tcPr>
-            <w:tcW w:type="dxa" w:w="6236"/>
+              <w:t>Tableau de bord</w:t>
+            </w:r>
+          </w:p>
+        </w:tc>
+        <w:tc>
+          <w:tcPr>
+            <w:tcW w:type="dxa" w:w="2835"/>
             <w:tcBorders>
               <w:top w:val="single" w:sz="4" w:color="C5D0DC"/>
               <w:left w:val="single" w:sz="4" w:color="C5D0DC"/>
@@ -7288,16 +8950,13 @@
                 <w:b w:val="0"/>
                 <w:sz w:val="19"/>
               </w:rPr>
-              <w:t>Authentification sécurisée</w:t>
-            </w:r>
-          </w:p>
-        </w:tc>
-      </w:tr>
-      <w:tr>
-        <w:tc>
-          <w:tcPr>
-            <w:tcW w:type="dxa" w:w="2551"/>
-            <w:shd w:fill="F4F7FA" w:val="clear"/>
+              <w:t>Tous les rôles</w:t>
+            </w:r>
+          </w:p>
+        </w:tc>
+        <w:tc>
+          <w:tcPr>
+            <w:tcW w:type="dxa" w:w="3685"/>
             <w:tcBorders>
               <w:top w:val="single" w:sz="4" w:color="C5D0DC"/>
               <w:left w:val="single" w:sz="4" w:color="C5D0DC"/>
@@ -7313,13 +8972,15 @@
                 <w:b w:val="0"/>
                 <w:sz w:val="19"/>
               </w:rPr>
-              <w:t>Tableau de bord</w:t>
-            </w:r>
-          </w:p>
-        </w:tc>
-        <w:tc>
-          <w:tcPr>
-            <w:tcW w:type="dxa" w:w="6236"/>
+              <w:t>Pilotilotage et indicateurs</w:t>
+            </w:r>
+          </w:p>
+        </w:tc>
+      </w:tr>
+      <w:tr>
+        <w:tc>
+          <w:tcPr>
+            <w:tcW w:type="dxa" w:w="2268"/>
             <w:shd w:fill="F4F7FA" w:val="clear"/>
             <w:tcBorders>
               <w:top w:val="single" w:sz="4" w:color="C5D0DC"/>
@@ -7336,15 +8997,14 @@
                 <w:b w:val="0"/>
                 <w:sz w:val="19"/>
               </w:rPr>
-              <w:t>Indicateurs et actions selon le rôle</w:t>
-            </w:r>
-          </w:p>
-        </w:tc>
-      </w:tr>
-      <w:tr>
-        <w:tc>
-          <w:tcPr>
-            <w:tcW w:type="dxa" w:w="2551"/>
+              <w:t>Mon école</w:t>
+            </w:r>
+          </w:p>
+        </w:tc>
+        <w:tc>
+          <w:tcPr>
+            <w:tcW w:type="dxa" w:w="2835"/>
+            <w:shd w:fill="F4F7FA" w:val="clear"/>
             <w:tcBorders>
               <w:top w:val="single" w:sz="4" w:color="C5D0DC"/>
               <w:left w:val="single" w:sz="4" w:color="C5D0DC"/>
@@ -7360,13 +9020,14 @@
                 <w:b w:val="0"/>
                 <w:sz w:val="19"/>
               </w:rPr>
-              <w:t>Écoles / Mon école</w:t>
-            </w:r>
-          </w:p>
-        </w:tc>
-        <w:tc>
-          <w:tcPr>
-            <w:tcW w:type="dxa" w:w="6236"/>
+              <w:t>Administratif école uniquement</w:t>
+            </w:r>
+          </w:p>
+        </w:tc>
+        <w:tc>
+          <w:tcPr>
+            <w:tcW w:type="dxa" w:w="3685"/>
+            <w:shd w:fill="F4F7FA" w:val="clear"/>
             <w:tcBorders>
               <w:top w:val="single" w:sz="4" w:color="C5D0DC"/>
               <w:left w:val="single" w:sz="4" w:color="C5D0DC"/>
@@ -7382,7 +9043,7 @@
                 <w:b w:val="0"/>
                 <w:sz w:val="19"/>
               </w:rPr>
-              <w:t>Identification et fiche établissement</w:t>
+              <w:t>Fiche de son établissement</w:t>
             </w:r>
           </w:p>
         </w:tc>
@@ -7390,8 +9051,7 @@
       <w:tr>
         <w:tc>
           <w:tcPr>
-            <w:tcW w:type="dxa" w:w="2551"/>
-            <w:shd w:fill="F4F7FA" w:val="clear"/>
+            <w:tcW w:type="dxa" w:w="2268"/>
             <w:tcBorders>
               <w:top w:val="single" w:sz="4" w:color="C5D0DC"/>
               <w:left w:val="single" w:sz="4" w:color="C5D0DC"/>
@@ -7407,14 +9067,13 @@
                 <w:b w:val="0"/>
                 <w:sz w:val="19"/>
               </w:rPr>
-              <w:t>Élèves</w:t>
-            </w:r>
-          </w:p>
-        </w:tc>
-        <w:tc>
-          <w:tcPr>
-            <w:tcW w:type="dxa" w:w="6236"/>
-            <w:shd w:fill="F4F7FA" w:val="clear"/>
+              <w:t>Écoles</w:t>
+            </w:r>
+          </w:p>
+        </w:tc>
+        <w:tc>
+          <w:tcPr>
+            <w:tcW w:type="dxa" w:w="2835"/>
             <w:tcBorders>
               <w:top w:val="single" w:sz="4" w:color="C5D0DC"/>
               <w:left w:val="single" w:sz="4" w:color="C5D0DC"/>
@@ -7430,15 +9089,13 @@
                 <w:b w:val="0"/>
                 <w:sz w:val="19"/>
               </w:rPr>
-              <w:t>Dossiers scolaires, parents, photo, import</w:t>
-            </w:r>
-          </w:p>
-        </w:tc>
-      </w:tr>
-      <w:tr>
-        <w:tc>
-          <w:tcPr>
-            <w:tcW w:type="dxa" w:w="2551"/>
+              <w:t>Tous sauf enseignant et admin_ecole</w:t>
+            </w:r>
+          </w:p>
+        </w:tc>
+        <w:tc>
+          <w:tcPr>
+            <w:tcW w:type="dxa" w:w="3685"/>
             <w:tcBorders>
               <w:top w:val="single" w:sz="4" w:color="C5D0DC"/>
               <w:left w:val="single" w:sz="4" w:color="C5D0DC"/>
@@ -7454,13 +9111,16 @@
                 <w:b w:val="0"/>
                 <w:sz w:val="19"/>
               </w:rPr>
-              <w:t>Cartes</w:t>
-            </w:r>
-          </w:p>
-        </w:tc>
-        <w:tc>
-          <w:tcPr>
-            <w:tcW w:type="dxa" w:w="6236"/>
+              <w:t>Liste / consultation / identification</w:t>
+            </w:r>
+          </w:p>
+        </w:tc>
+      </w:tr>
+      <w:tr>
+        <w:tc>
+          <w:tcPr>
+            <w:tcW w:type="dxa" w:w="2268"/>
+            <w:shd w:fill="F4F7FA" w:val="clear"/>
             <w:tcBorders>
               <w:top w:val="single" w:sz="4" w:color="C5D0DC"/>
               <w:left w:val="single" w:sz="4" w:color="C5D0DC"/>
@@ -7476,15 +9136,13 @@
                 <w:b w:val="0"/>
                 <w:sz w:val="19"/>
               </w:rPr>
-              <w:t>Consultation, PDF, QR</w:t>
-            </w:r>
-          </w:p>
-        </w:tc>
-      </w:tr>
-      <w:tr>
-        <w:tc>
-          <w:tcPr>
-            <w:tcW w:type="dxa" w:w="2551"/>
+              <w:t>Élèves</w:t>
+            </w:r>
+          </w:p>
+        </w:tc>
+        <w:tc>
+          <w:tcPr>
+            <w:tcW w:type="dxa" w:w="2835"/>
             <w:shd w:fill="F4F7FA" w:val="clear"/>
             <w:tcBorders>
               <w:top w:val="single" w:sz="4" w:color="C5D0DC"/>
@@ -7501,13 +9159,13 @@
                 <w:b w:val="0"/>
                 <w:sz w:val="19"/>
               </w:rPr>
-              <w:t>Rapports</w:t>
-            </w:r>
-          </w:p>
-        </w:tc>
-        <w:tc>
-          <w:tcPr>
-            <w:tcW w:type="dxa" w:w="6236"/>
+              <w:t>Tous (enseignant = sa classe)</w:t>
+            </w:r>
+          </w:p>
+        </w:tc>
+        <w:tc>
+          <w:tcPr>
+            <w:tcW w:type="dxa" w:w="3685"/>
             <w:shd w:fill="F4F7FA" w:val="clear"/>
             <w:tcBorders>
               <w:top w:val="single" w:sz="4" w:color="C5D0DC"/>
@@ -7524,7 +9182,7 @@
                 <w:b w:val="0"/>
                 <w:sz w:val="19"/>
               </w:rPr>
-              <w:t>Analyse et export PDF</w:t>
+              <w:t>Dossiers, parents, photo, import</w:t>
             </w:r>
           </w:p>
         </w:tc>
@@ -7532,7 +9190,7 @@
       <w:tr>
         <w:tc>
           <w:tcPr>
-            <w:tcW w:type="dxa" w:w="2551"/>
+            <w:tcW w:type="dxa" w:w="2268"/>
             <w:tcBorders>
               <w:top w:val="single" w:sz="4" w:color="C5D0DC"/>
               <w:left w:val="single" w:sz="4" w:color="C5D0DC"/>
@@ -7548,13 +9206,13 @@
                 <w:b w:val="0"/>
                 <w:sz w:val="19"/>
               </w:rPr>
-              <w:t>Paramètres</w:t>
-            </w:r>
-          </w:p>
-        </w:tc>
-        <w:tc>
-          <w:tcPr>
-            <w:tcW w:type="dxa" w:w="6236"/>
+              <w:t>Évaluation</w:t>
+            </w:r>
+          </w:p>
+        </w:tc>
+        <w:tc>
+          <w:tcPr>
+            <w:tcW w:type="dxa" w:w="2835"/>
             <w:tcBorders>
               <w:top w:val="single" w:sz="4" w:color="C5D0DC"/>
               <w:left w:val="single" w:sz="4" w:color="C5D0DC"/>
@@ -7570,16 +9228,13 @@
                 <w:b w:val="0"/>
                 <w:sz w:val="19"/>
               </w:rPr>
-              <w:t>Référentiel territorial et modèles d’import</w:t>
-            </w:r>
-          </w:p>
-        </w:tc>
-      </w:tr>
-      <w:tr>
-        <w:tc>
-          <w:tcPr>
-            <w:tcW w:type="dxa" w:w="2551"/>
-            <w:shd w:fill="F4F7FA" w:val="clear"/>
+              <w:t>admin_ecole + enseignant</w:t>
+            </w:r>
+          </w:p>
+        </w:tc>
+        <w:tc>
+          <w:tcPr>
+            <w:tcW w:type="dxa" w:w="3685"/>
             <w:tcBorders>
               <w:top w:val="single" w:sz="4" w:color="C5D0DC"/>
               <w:left w:val="single" w:sz="4" w:color="C5D0DC"/>
@@ -7595,13 +9250,15 @@
                 <w:b w:val="0"/>
                 <w:sz w:val="19"/>
               </w:rPr>
-              <w:t>Gestion Utilisateurs</w:t>
-            </w:r>
-          </w:p>
-        </w:tc>
-        <w:tc>
-          <w:tcPr>
-            <w:tcW w:type="dxa" w:w="6236"/>
+              <w:t>Programme, notes, bulletins</w:t>
+            </w:r>
+          </w:p>
+        </w:tc>
+      </w:tr>
+      <w:tr>
+        <w:tc>
+          <w:tcPr>
+            <w:tcW w:type="dxa" w:w="2268"/>
             <w:shd w:fill="F4F7FA" w:val="clear"/>
             <w:tcBorders>
               <w:top w:val="single" w:sz="4" w:color="C5D0DC"/>
@@ -7618,15 +9275,14 @@
                 <w:b w:val="0"/>
                 <w:sz w:val="19"/>
               </w:rPr>
-              <w:t>Comptes, rôles et rattachements</w:t>
-            </w:r>
-          </w:p>
-        </w:tc>
-      </w:tr>
-      <w:tr>
-        <w:tc>
-          <w:tcPr>
-            <w:tcW w:type="dxa" w:w="2551"/>
+              <w:t>Gestion documentaire</w:t>
+            </w:r>
+          </w:p>
+        </w:tc>
+        <w:tc>
+          <w:tcPr>
+            <w:tcW w:type="dxa" w:w="2835"/>
+            <w:shd w:fill="F4F7FA" w:val="clear"/>
             <w:tcBorders>
               <w:top w:val="single" w:sz="4" w:color="C5D0DC"/>
               <w:left w:val="single" w:sz="4" w:color="C5D0DC"/>
@@ -7642,13 +9298,14 @@
                 <w:b w:val="0"/>
                 <w:sz w:val="19"/>
               </w:rPr>
-              <w:t>API REST / JWT</w:t>
-            </w:r>
-          </w:p>
-        </w:tc>
-        <w:tc>
-          <w:tcPr>
-            <w:tcW w:type="dxa" w:w="6236"/>
+              <w:t>Admin + Agent national</w:t>
+            </w:r>
+          </w:p>
+        </w:tc>
+        <w:tc>
+          <w:tcPr>
+            <w:tcW w:type="dxa" w:w="3685"/>
+            <w:shd w:fill="F4F7FA" w:val="clear"/>
             <w:tcBorders>
               <w:top w:val="single" w:sz="4" w:color="C5D0DC"/>
               <w:left w:val="single" w:sz="4" w:color="C5D0DC"/>
@@ -7664,13 +9321,301 @@
                 <w:b w:val="0"/>
                 <w:sz w:val="19"/>
               </w:rPr>
-              <w:t>Intégrations et opérations avancées</w:t>
+              <w:t>Référentiel documentaire</w:t>
+            </w:r>
+          </w:p>
+        </w:tc>
+      </w:tr>
+      <w:tr>
+        <w:tc>
+          <w:tcPr>
+            <w:tcW w:type="dxa" w:w="2268"/>
+            <w:tcBorders>
+              <w:top w:val="single" w:sz="4" w:color="C5D0DC"/>
+              <w:left w:val="single" w:sz="4" w:color="C5D0DC"/>
+              <w:bottom w:val="single" w:sz="4" w:color="C5D0DC"/>
+              <w:right w:val="single" w:sz="4" w:color="C5D0DC"/>
+            </w:tcBorders>
+          </w:tcPr>
+          <w:p>
+            <w:r/>
+            <w:r>
+              <w:rPr>
+                <w:rFonts w:ascii="Calibri" w:hAnsi="Calibri" w:eastAsia="Calibri"/>
+                <w:b w:val="0"/>
+                <w:sz w:val="19"/>
+              </w:rPr>
+              <w:t>Rapports</w:t>
+            </w:r>
+          </w:p>
+        </w:tc>
+        <w:tc>
+          <w:tcPr>
+            <w:tcW w:type="dxa" w:w="2835"/>
+            <w:tcBorders>
+              <w:top w:val="single" w:sz="4" w:color="C5D0DC"/>
+              <w:left w:val="single" w:sz="4" w:color="C5D0DC"/>
+              <w:bottom w:val="single" w:sz="4" w:color="C5D0DC"/>
+              <w:right w:val="single" w:sz="4" w:color="C5D0DC"/>
+            </w:tcBorders>
+          </w:tcPr>
+          <w:p>
+            <w:r/>
+            <w:r>
+              <w:rPr>
+                <w:rFonts w:ascii="Calibri" w:hAnsi="Calibri" w:eastAsia="Calibri"/>
+                <w:b w:val="0"/>
+                <w:sz w:val="19"/>
+              </w:rPr>
+              <w:t>Tous les rôles</w:t>
+            </w:r>
+          </w:p>
+        </w:tc>
+        <w:tc>
+          <w:tcPr>
+            <w:tcW w:type="dxa" w:w="3685"/>
+            <w:tcBorders>
+              <w:top w:val="single" w:sz="4" w:color="C5D0DC"/>
+              <w:left w:val="single" w:sz="4" w:color="C5D0DC"/>
+              <w:bottom w:val="single" w:sz="4" w:color="C5D0DC"/>
+              <w:right w:val="single" w:sz="4" w:color="C5D0DC"/>
+            </w:tcBorders>
+          </w:tcPr>
+          <w:p>
+            <w:r/>
+            <w:r>
+              <w:rPr>
+                <w:rFonts w:ascii="Calibri" w:hAnsi="Calibri" w:eastAsia="Calibri"/>
+                <w:b w:val="0"/>
+                <w:sz w:val="19"/>
+              </w:rPr>
+              <w:t>Analyse et exports</w:t>
+            </w:r>
+          </w:p>
+        </w:tc>
+      </w:tr>
+      <w:tr>
+        <w:tc>
+          <w:tcPr>
+            <w:tcW w:type="dxa" w:w="2268"/>
+            <w:shd w:fill="F4F7FA" w:val="clear"/>
+            <w:tcBorders>
+              <w:top w:val="single" w:sz="4" w:color="C5D0DC"/>
+              <w:left w:val="single" w:sz="4" w:color="C5D0DC"/>
+              <w:bottom w:val="single" w:sz="4" w:color="C5D0DC"/>
+              <w:right w:val="single" w:sz="4" w:color="C5D0DC"/>
+            </w:tcBorders>
+          </w:tcPr>
+          <w:p>
+            <w:r/>
+            <w:r>
+              <w:rPr>
+                <w:rFonts w:ascii="Calibri" w:hAnsi="Calibri" w:eastAsia="Calibri"/>
+                <w:b w:val="0"/>
+                <w:sz w:val="19"/>
+              </w:rPr>
+              <w:t>Gestion Utilisateurs</w:t>
+            </w:r>
+          </w:p>
+        </w:tc>
+        <w:tc>
+          <w:tcPr>
+            <w:tcW w:type="dxa" w:w="2835"/>
+            <w:shd w:fill="F4F7FA" w:val="clear"/>
+            <w:tcBorders>
+              <w:top w:val="single" w:sz="4" w:color="C5D0DC"/>
+              <w:left w:val="single" w:sz="4" w:color="C5D0DC"/>
+              <w:bottom w:val="single" w:sz="4" w:color="C5D0DC"/>
+              <w:right w:val="single" w:sz="4" w:color="C5D0DC"/>
+            </w:tcBorders>
+          </w:tcPr>
+          <w:p>
+            <w:r/>
+            <w:r>
+              <w:rPr>
+                <w:rFonts w:ascii="Calibri" w:hAnsi="Calibri" w:eastAsia="Calibri"/>
+                <w:b w:val="0"/>
+                <w:sz w:val="19"/>
+              </w:rPr>
+              <w:t>Administrateur uniquement</w:t>
+            </w:r>
+          </w:p>
+        </w:tc>
+        <w:tc>
+          <w:tcPr>
+            <w:tcW w:type="dxa" w:w="3685"/>
+            <w:shd w:fill="F4F7FA" w:val="clear"/>
+            <w:tcBorders>
+              <w:top w:val="single" w:sz="4" w:color="C5D0DC"/>
+              <w:left w:val="single" w:sz="4" w:color="C5D0DC"/>
+              <w:bottom w:val="single" w:sz="4" w:color="C5D0DC"/>
+              <w:right w:val="single" w:sz="4" w:color="C5D0DC"/>
+            </w:tcBorders>
+          </w:tcPr>
+          <w:p>
+            <w:r/>
+            <w:r>
+              <w:rPr>
+                <w:rFonts w:ascii="Calibri" w:hAnsi="Calibri" w:eastAsia="Calibri"/>
+                <w:b w:val="0"/>
+                <w:sz w:val="19"/>
+              </w:rPr>
+              <w:t>Comptes et rattachements</w:t>
+            </w:r>
+          </w:p>
+        </w:tc>
+      </w:tr>
+      <w:tr>
+        <w:tc>
+          <w:tcPr>
+            <w:tcW w:type="dxa" w:w="2268"/>
+            <w:tcBorders>
+              <w:top w:val="single" w:sz="4" w:color="C5D0DC"/>
+              <w:left w:val="single" w:sz="4" w:color="C5D0DC"/>
+              <w:bottom w:val="single" w:sz="4" w:color="C5D0DC"/>
+              <w:right w:val="single" w:sz="4" w:color="C5D0DC"/>
+            </w:tcBorders>
+          </w:tcPr>
+          <w:p>
+            <w:r/>
+            <w:r>
+              <w:rPr>
+                <w:rFonts w:ascii="Calibri" w:hAnsi="Calibri" w:eastAsia="Calibri"/>
+                <w:b w:val="0"/>
+                <w:sz w:val="19"/>
+              </w:rPr>
+              <w:t>Utilisateurs connectés</w:t>
+            </w:r>
+          </w:p>
+        </w:tc>
+        <w:tc>
+          <w:tcPr>
+            <w:tcW w:type="dxa" w:w="2835"/>
+            <w:tcBorders>
+              <w:top w:val="single" w:sz="4" w:color="C5D0DC"/>
+              <w:left w:val="single" w:sz="4" w:color="C5D0DC"/>
+              <w:bottom w:val="single" w:sz="4" w:color="C5D0DC"/>
+              <w:right w:val="single" w:sz="4" w:color="C5D0DC"/>
+            </w:tcBorders>
+          </w:tcPr>
+          <w:p>
+            <w:r/>
+            <w:r>
+              <w:rPr>
+                <w:rFonts w:ascii="Calibri" w:hAnsi="Calibri" w:eastAsia="Calibri"/>
+                <w:b w:val="0"/>
+                <w:sz w:val="19"/>
+              </w:rPr>
+              <w:t>Administrateur uniquement</w:t>
+            </w:r>
+          </w:p>
+        </w:tc>
+        <w:tc>
+          <w:tcPr>
+            <w:tcW w:type="dxa" w:w="3685"/>
+            <w:tcBorders>
+              <w:top w:val="single" w:sz="4" w:color="C5D0DC"/>
+              <w:left w:val="single" w:sz="4" w:color="C5D0DC"/>
+              <w:bottom w:val="single" w:sz="4" w:color="C5D0DC"/>
+              <w:right w:val="single" w:sz="4" w:color="C5D0DC"/>
+            </w:tcBorders>
+          </w:tcPr>
+          <w:p>
+            <w:r/>
+            <w:r>
+              <w:rPr>
+                <w:rFonts w:ascii="Calibri" w:hAnsi="Calibri" w:eastAsia="Calibri"/>
+                <w:b w:val="0"/>
+                <w:sz w:val="19"/>
+              </w:rPr>
+              <w:t>Monitoring sessions</w:t>
+            </w:r>
+          </w:p>
+        </w:tc>
+      </w:tr>
+      <w:tr>
+        <w:tc>
+          <w:tcPr>
+            <w:tcW w:type="dxa" w:w="2268"/>
+            <w:shd w:fill="F4F7FA" w:val="clear"/>
+            <w:tcBorders>
+              <w:top w:val="single" w:sz="4" w:color="C5D0DC"/>
+              <w:left w:val="single" w:sz="4" w:color="C5D0DC"/>
+              <w:bottom w:val="single" w:sz="4" w:color="C5D0DC"/>
+              <w:right w:val="single" w:sz="4" w:color="C5D0DC"/>
+            </w:tcBorders>
+          </w:tcPr>
+          <w:p>
+            <w:r/>
+            <w:r>
+              <w:rPr>
+                <w:rFonts w:ascii="Calibri" w:hAnsi="Calibri" w:eastAsia="Calibri"/>
+                <w:b w:val="0"/>
+                <w:sz w:val="19"/>
+              </w:rPr>
+              <w:t>Paramètres</w:t>
+            </w:r>
+          </w:p>
+        </w:tc>
+        <w:tc>
+          <w:tcPr>
+            <w:tcW w:type="dxa" w:w="2835"/>
+            <w:shd w:fill="F4F7FA" w:val="clear"/>
+            <w:tcBorders>
+              <w:top w:val="single" w:sz="4" w:color="C5D0DC"/>
+              <w:left w:val="single" w:sz="4" w:color="C5D0DC"/>
+              <w:bottom w:val="single" w:sz="4" w:color="C5D0DC"/>
+              <w:right w:val="single" w:sz="4" w:color="C5D0DC"/>
+            </w:tcBorders>
+          </w:tcPr>
+          <w:p>
+            <w:r/>
+            <w:r>
+              <w:rPr>
+                <w:rFonts w:ascii="Calibri" w:hAnsi="Calibri" w:eastAsia="Calibri"/>
+                <w:b w:val="0"/>
+                <w:sz w:val="19"/>
+              </w:rPr>
+              <w:t>Admin + Agent national</w:t>
+            </w:r>
+          </w:p>
+        </w:tc>
+        <w:tc>
+          <w:tcPr>
+            <w:tcW w:type="dxa" w:w="3685"/>
+            <w:shd w:fill="F4F7FA" w:val="clear"/>
+            <w:tcBorders>
+              <w:top w:val="single" w:sz="4" w:color="C5D0DC"/>
+              <w:left w:val="single" w:sz="4" w:color="C5D0DC"/>
+              <w:bottom w:val="single" w:sz="4" w:color="C5D0DC"/>
+              <w:right w:val="single" w:sz="4" w:color="C5D0DC"/>
+            </w:tcBorders>
+          </w:tcPr>
+          <w:p>
+            <w:r/>
+            <w:r>
+              <w:rPr>
+                <w:rFonts w:ascii="Calibri" w:hAnsi="Calibri" w:eastAsia="Calibri"/>
+                <w:b w:val="0"/>
+                <w:sz w:val="19"/>
+              </w:rPr>
+              <w:t>Territoire, structure, années</w:t>
             </w:r>
           </w:p>
         </w:tc>
       </w:tr>
     </w:tbl>
     <w:p/>
+    <w:p>
+      <w:r>
+        <w:rPr>
+          <w:rFonts w:ascii="Calibri" w:hAnsi="Calibri" w:eastAsia="Calibri"/>
+          <w:b w:val="0"/>
+          <w:sz w:val="22"/>
+        </w:rPr>
+        <w:t>Hors menu : cartes depuis la fiche élève ; API REST / JWT pour opérations avancées. Sous Utilisateurs : page Gestion de permissions + impression PDF.</w:t>
+      </w:r>
+    </w:p>
     <w:p>
       <w:pPr>
         <w:pStyle w:val="Heading1"/>
@@ -7735,7 +9680,7 @@
           <w:color w:val="1F7A4D"/>
           <w:sz w:val="22"/>
         </w:rPr>
-        <w:t xml:space="preserve">J2 — Établissements — </w:t>
+        <w:t xml:space="preserve">J1b — Agents territoriaux — </w:t>
       </w:r>
       <w:r>
         <w:rPr>
@@ -7743,7 +9688,7 @@
           <w:b w:val="0"/>
           <w:sz w:val="22"/>
         </w:rPr>
-        <w:t>Identifier les écoles de l’antenne (saisie ou import).</w:t>
+        <w:t>Créer agent PA, agents PE, agents antenne (consultation).</w:t>
       </w:r>
     </w:p>
     <w:p>
@@ -7754,7 +9699,7 @@
           <w:color w:val="1F7A4D"/>
           <w:sz w:val="22"/>
         </w:rPr>
-        <w:t xml:space="preserve">J3 — Classes — </w:t>
+        <w:t xml:space="preserve">J2 — Établissements — </w:t>
       </w:r>
       <w:r>
         <w:rPr>
@@ -7762,7 +9707,26 @@
           <w:b w:val="0"/>
           <w:sz w:val="22"/>
         </w:rPr>
-        <w:t>Créer / importer les classes par école.</w:t>
+        <w:t>Identifier les écoles (saisie ou import national).</w:t>
+      </w:r>
+    </w:p>
+    <w:p>
+      <w:r>
+        <w:rPr>
+          <w:rFonts w:ascii="Calibri" w:hAnsi="Calibri" w:eastAsia="Calibri"/>
+          <w:b/>
+          <w:color w:val="1F7A4D"/>
+          <w:sz w:val="22"/>
+        </w:rPr>
+        <w:t xml:space="preserve">J3 — Structure &amp; matières — </w:t>
+      </w:r>
+      <w:r>
+        <w:rPr>
+          <w:rFonts w:ascii="Calibri" w:hAnsi="Calibri" w:eastAsia="Calibri"/>
+          <w:b w:val="0"/>
+          <w:sz w:val="22"/>
+        </w:rPr>
+        <w:t>Sections / options / classes ; catalogue matières national.</w:t>
       </w:r>
     </w:p>
     <w:p>
@@ -7792,7 +9756,7 @@
           <w:color w:val="1F7A4D"/>
           <w:sz w:val="22"/>
         </w:rPr>
-        <w:t xml:space="preserve">J5 — RH &amp; accès — </w:t>
+        <w:t xml:space="preserve">J5 — RH &amp; accès école — </w:t>
       </w:r>
       <w:r>
         <w:rPr>
@@ -7800,7 +9764,7 @@
           <w:b w:val="0"/>
           <w:sz w:val="22"/>
         </w:rPr>
-        <w:t>Identifier le personnel ; créer les comptes admin_ecole et enseignants.</w:t>
+        <w:t>Personnel ; comptes admin_ecole et enseignants.</w:t>
       </w:r>
     </w:p>
     <w:p>
@@ -7811,7 +9775,7 @@
           <w:color w:val="1F7A4D"/>
           <w:sz w:val="22"/>
         </w:rPr>
-        <w:t xml:space="preserve">J6 — Biométrie &amp; cartes — </w:t>
+        <w:t xml:space="preserve">J6 — Évaluation — </w:t>
       </w:r>
       <w:r>
         <w:rPr>
@@ -7819,7 +9783,7 @@
           <w:b w:val="0"/>
           <w:sz w:val="22"/>
         </w:rPr>
-        <w:t>Compléter photos, valider biométries, émettre / consulter les cartes.</w:t>
+        <w:t>Admin école applique le programme ; titulaire saisit les notes.</w:t>
       </w:r>
     </w:p>
     <w:p>
@@ -7830,7 +9794,7 @@
           <w:color w:val="1F7A4D"/>
           <w:sz w:val="22"/>
         </w:rPr>
-        <w:t xml:space="preserve">J7 — Pilotage — </w:t>
+        <w:t xml:space="preserve">J7 — Biométrie &amp; cartes — </w:t>
       </w:r>
       <w:r>
         <w:rPr>
@@ -7838,7 +9802,26 @@
           <w:b w:val="0"/>
           <w:sz w:val="22"/>
         </w:rPr>
-        <w:t>Former les acteurs sur leur dashboard et les exports PDF.</w:t>
+        <w:t>Photos, biométries ; émettre les cartes (API).</w:t>
+      </w:r>
+    </w:p>
+    <w:p>
+      <w:r>
+        <w:rPr>
+          <w:rFonts w:ascii="Calibri" w:hAnsi="Calibri" w:eastAsia="Calibri"/>
+          <w:b/>
+          <w:color w:val="1F7A4D"/>
+          <w:sz w:val="22"/>
+        </w:rPr>
+        <w:t xml:space="preserve">J8 — Pilotage — </w:t>
+      </w:r>
+      <w:r>
+        <w:rPr>
+          <w:rFonts w:ascii="Calibri" w:hAnsi="Calibri" w:eastAsia="Calibri"/>
+          <w:b w:val="0"/>
+          <w:sz w:val="22"/>
+        </w:rPr>
+        <w:t>Former chaque rôle sur son dashboard et ses restrictions.</w:t>
       </w:r>
     </w:p>
     <w:p>
@@ -8023,7 +10006,7 @@
                 <w:b w:val="0"/>
                 <w:sz w:val="19"/>
               </w:rPr>
-              <w:t>Antenne</w:t>
+              <w:t>Agent territorial</w:t>
             </w:r>
           </w:p>
         </w:tc>
@@ -8045,7 +10028,7 @@
                 <w:b w:val="0"/>
                 <w:sz w:val="19"/>
               </w:rPr>
-              <w:t>Structure de rattachement opérationnelle sous une PE</w:t>
+              <w:t>Agent PA, PE ou antenne — consultation seule</w:t>
             </w:r>
           </w:p>
         </w:tc>
@@ -8070,7 +10053,7 @@
                 <w:b w:val="0"/>
                 <w:sz w:val="19"/>
               </w:rPr>
-              <w:t>Administratif école</w:t>
+              <w:t>Agent province admin.</w:t>
             </w:r>
           </w:p>
         </w:tc>
@@ -8093,7 +10076,7 @@
                 <w:b w:val="0"/>
                 <w:sz w:val="19"/>
               </w:rPr>
-              <w:t>Compte de gestion de l’établissement (admin_ecole)</w:t>
+              <w:t>Chef hiérarchique des agents PE (rôle agent_province_admin)</w:t>
             </w:r>
           </w:p>
         </w:tc>
@@ -8117,7 +10100,7 @@
                 <w:b w:val="0"/>
                 <w:sz w:val="19"/>
               </w:rPr>
-              <w:t>Classe titulaire</w:t>
+              <w:t>Administratif école</w:t>
             </w:r>
           </w:p>
         </w:tc>
@@ -8139,7 +10122,7 @@
                 <w:b w:val="0"/>
                 <w:sz w:val="19"/>
               </w:rPr>
-              <w:t>Classe dont l’enseignant est responsable dans l’application</w:t>
+              <w:t>Compte de gestion de l’établissement (admin_ecole)</w:t>
             </w:r>
           </w:p>
         </w:tc>
@@ -8164,7 +10147,7 @@
                 <w:b w:val="0"/>
                 <w:sz w:val="19"/>
               </w:rPr>
-              <w:t>Matricule</w:t>
+              <w:t>Classe titulaire</w:t>
             </w:r>
           </w:p>
         </w:tc>
@@ -8187,7 +10170,7 @@
                 <w:b w:val="0"/>
                 <w:sz w:val="19"/>
               </w:rPr>
-              <w:t>Identifiant unique de l’élève</w:t>
+              <w:t>Classe dont l’enseignant est responsable dans l’application</w:t>
             </w:r>
           </w:p>
         </w:tc>
@@ -8211,7 +10194,7 @@
                 <w:b w:val="0"/>
                 <w:sz w:val="19"/>
               </w:rPr>
-              <w:t>Biométrie</w:t>
+              <w:t>Catalogue matières</w:t>
             </w:r>
           </w:p>
         </w:tc>
@@ -8233,7 +10216,7 @@
                 <w:b w:val="0"/>
                 <w:sz w:val="19"/>
               </w:rPr>
-              <w:t>Dossier photo / empreinte associé à l’élève</w:t>
+              <w:t>Référentiel de branches géré par le national</w:t>
             </w:r>
           </w:p>
         </w:tc>
@@ -8258,7 +10241,7 @@
                 <w:b w:val="0"/>
                 <w:sz w:val="19"/>
               </w:rPr>
-              <w:t>Carte scolaire</w:t>
+              <w:t>Programme de classe</w:t>
             </w:r>
           </w:p>
         </w:tc>
@@ -8281,7 +10264,7 @@
                 <w:b w:val="0"/>
                 <w:sz w:val="19"/>
               </w:rPr>
-              <w:t>Support d’identification avec QR et validité temporelle</w:t>
+              <w:t>Attachement des matières à une classe / année</w:t>
             </w:r>
           </w:p>
         </w:tc>
@@ -8305,7 +10288,7 @@
                 <w:b w:val="0"/>
                 <w:sz w:val="19"/>
               </w:rPr>
-              <w:t>Périmètre</w:t>
+              <w:t>Matricule</w:t>
             </w:r>
           </w:p>
         </w:tc>
@@ -8327,7 +10310,498 @@
                 <w:b w:val="0"/>
                 <w:sz w:val="19"/>
               </w:rPr>
+              <w:t>Identifiant unique de l’élève</w:t>
+            </w:r>
+          </w:p>
+        </w:tc>
+      </w:tr>
+      <w:tr>
+        <w:tc>
+          <w:tcPr>
+            <w:tcW w:type="dxa" w:w="2268"/>
+            <w:shd w:fill="F4F7FA" w:val="clear"/>
+            <w:tcBorders>
+              <w:top w:val="single" w:sz="4" w:color="C5D0DC"/>
+              <w:left w:val="single" w:sz="4" w:color="C5D0DC"/>
+              <w:bottom w:val="single" w:sz="4" w:color="C5D0DC"/>
+              <w:right w:val="single" w:sz="4" w:color="C5D0DC"/>
+            </w:tcBorders>
+          </w:tcPr>
+          <w:p>
+            <w:r/>
+            <w:r>
+              <w:rPr>
+                <w:rFonts w:ascii="Calibri" w:hAnsi="Calibri" w:eastAsia="Calibri"/>
+                <w:b w:val="0"/>
+                <w:sz w:val="19"/>
+              </w:rPr>
+              <w:t>Biométrie</w:t>
+            </w:r>
+          </w:p>
+        </w:tc>
+        <w:tc>
+          <w:tcPr>
+            <w:tcW w:type="dxa" w:w="6520"/>
+            <w:shd w:fill="F4F7FA" w:val="clear"/>
+            <w:tcBorders>
+              <w:top w:val="single" w:sz="4" w:color="C5D0DC"/>
+              <w:left w:val="single" w:sz="4" w:color="C5D0DC"/>
+              <w:bottom w:val="single" w:sz="4" w:color="C5D0DC"/>
+              <w:right w:val="single" w:sz="4" w:color="C5D0DC"/>
+            </w:tcBorders>
+          </w:tcPr>
+          <w:p>
+            <w:r/>
+            <w:r>
+              <w:rPr>
+                <w:rFonts w:ascii="Calibri" w:hAnsi="Calibri" w:eastAsia="Calibri"/>
+                <w:b w:val="0"/>
+                <w:sz w:val="19"/>
+              </w:rPr>
+              <w:t>Dossier photo / empreinte associé à l’élève</w:t>
+            </w:r>
+          </w:p>
+        </w:tc>
+      </w:tr>
+      <w:tr>
+        <w:tc>
+          <w:tcPr>
+            <w:tcW w:type="dxa" w:w="2268"/>
+            <w:tcBorders>
+              <w:top w:val="single" w:sz="4" w:color="C5D0DC"/>
+              <w:left w:val="single" w:sz="4" w:color="C5D0DC"/>
+              <w:bottom w:val="single" w:sz="4" w:color="C5D0DC"/>
+              <w:right w:val="single" w:sz="4" w:color="C5D0DC"/>
+            </w:tcBorders>
+          </w:tcPr>
+          <w:p>
+            <w:r/>
+            <w:r>
+              <w:rPr>
+                <w:rFonts w:ascii="Calibri" w:hAnsi="Calibri" w:eastAsia="Calibri"/>
+                <w:b w:val="0"/>
+                <w:sz w:val="19"/>
+              </w:rPr>
+              <w:t>Carte scolaire</w:t>
+            </w:r>
+          </w:p>
+        </w:tc>
+        <w:tc>
+          <w:tcPr>
+            <w:tcW w:type="dxa" w:w="6520"/>
+            <w:tcBorders>
+              <w:top w:val="single" w:sz="4" w:color="C5D0DC"/>
+              <w:left w:val="single" w:sz="4" w:color="C5D0DC"/>
+              <w:bottom w:val="single" w:sz="4" w:color="C5D0DC"/>
+              <w:right w:val="single" w:sz="4" w:color="C5D0DC"/>
+            </w:tcBorders>
+          </w:tcPr>
+          <w:p>
+            <w:r/>
+            <w:r>
+              <w:rPr>
+                <w:rFonts w:ascii="Calibri" w:hAnsi="Calibri" w:eastAsia="Calibri"/>
+                <w:b w:val="0"/>
+                <w:sz w:val="19"/>
+              </w:rPr>
+              <w:t>Support d’identification avec QR ; fiche élève / API</w:t>
+            </w:r>
+          </w:p>
+        </w:tc>
+      </w:tr>
+      <w:tr>
+        <w:tc>
+          <w:tcPr>
+            <w:tcW w:type="dxa" w:w="2268"/>
+            <w:shd w:fill="F4F7FA" w:val="clear"/>
+            <w:tcBorders>
+              <w:top w:val="single" w:sz="4" w:color="C5D0DC"/>
+              <w:left w:val="single" w:sz="4" w:color="C5D0DC"/>
+              <w:bottom w:val="single" w:sz="4" w:color="C5D0DC"/>
+              <w:right w:val="single" w:sz="4" w:color="C5D0DC"/>
+            </w:tcBorders>
+          </w:tcPr>
+          <w:p>
+            <w:r/>
+            <w:r>
+              <w:rPr>
+                <w:rFonts w:ascii="Calibri" w:hAnsi="Calibri" w:eastAsia="Calibri"/>
+                <w:b w:val="0"/>
+                <w:sz w:val="19"/>
+              </w:rPr>
+              <w:t>Matrice permissions</w:t>
+            </w:r>
+          </w:p>
+        </w:tc>
+        <w:tc>
+          <w:tcPr>
+            <w:tcW w:type="dxa" w:w="6520"/>
+            <w:shd w:fill="F4F7FA" w:val="clear"/>
+            <w:tcBorders>
+              <w:top w:val="single" w:sz="4" w:color="C5D0DC"/>
+              <w:left w:val="single" w:sz="4" w:color="C5D0DC"/>
+              <w:bottom w:val="single" w:sz="4" w:color="C5D0DC"/>
+              <w:right w:val="single" w:sz="4" w:color="C5D0DC"/>
+            </w:tcBorders>
+          </w:tcPr>
+          <w:p>
+            <w:r/>
+            <w:r>
+              <w:rPr>
+                <w:rFonts w:ascii="Calibri" w:hAnsi="Calibri" w:eastAsia="Calibri"/>
+                <w:b w:val="0"/>
+                <w:sz w:val="19"/>
+              </w:rPr>
+              <w:t>Inventaire des droits réellement implémentés (page + PDF)</w:t>
+            </w:r>
+          </w:p>
+        </w:tc>
+      </w:tr>
+      <w:tr>
+        <w:tc>
+          <w:tcPr>
+            <w:tcW w:type="dxa" w:w="2268"/>
+            <w:tcBorders>
+              <w:top w:val="single" w:sz="4" w:color="C5D0DC"/>
+              <w:left w:val="single" w:sz="4" w:color="C5D0DC"/>
+              <w:bottom w:val="single" w:sz="4" w:color="C5D0DC"/>
+              <w:right w:val="single" w:sz="4" w:color="C5D0DC"/>
+            </w:tcBorders>
+          </w:tcPr>
+          <w:p>
+            <w:r/>
+            <w:r>
+              <w:rPr>
+                <w:rFonts w:ascii="Calibri" w:hAnsi="Calibri" w:eastAsia="Calibri"/>
+                <w:b w:val="0"/>
+                <w:sz w:val="19"/>
+              </w:rPr>
+              <w:t>Périmètre</w:t>
+            </w:r>
+          </w:p>
+        </w:tc>
+        <w:tc>
+          <w:tcPr>
+            <w:tcW w:type="dxa" w:w="6520"/>
+            <w:tcBorders>
+              <w:top w:val="single" w:sz="4" w:color="C5D0DC"/>
+              <w:left w:val="single" w:sz="4" w:color="C5D0DC"/>
+              <w:bottom w:val="single" w:sz="4" w:color="C5D0DC"/>
+              <w:right w:val="single" w:sz="4" w:color="C5D0DC"/>
+            </w:tcBorders>
+          </w:tcPr>
+          <w:p>
+            <w:r/>
+            <w:r>
+              <w:rPr>
+                <w:rFonts w:ascii="Calibri" w:hAnsi="Calibri" w:eastAsia="Calibri"/>
+                <w:b w:val="0"/>
+                <w:sz w:val="19"/>
+              </w:rPr>
               <w:t>Sous-ensemble de données visible selon le rôle</w:t>
+            </w:r>
+          </w:p>
+        </w:tc>
+      </w:tr>
+    </w:tbl>
+    <w:p/>
+    <w:p>
+      <w:pPr>
+        <w:pStyle w:val="Heading1"/>
+      </w:pPr>
+      <w:r>
+        <w:t>11. Historique des versions</w:t>
+      </w:r>
+    </w:p>
+    <w:tbl>
+      <w:tblPr>
+        <w:tblStyle w:val="TableGrid"/>
+        <w:tblW w:type="auto" w:w="0"/>
+        <w:jc w:val="center"/>
+        <w:tblLook w:firstColumn="1" w:firstRow="1" w:lastColumn="0" w:lastRow="0" w:noHBand="0" w:noVBand="1" w:val="04A0"/>
+      </w:tblPr>
+      <w:tblGrid>
+        <w:gridCol w:w="3286"/>
+        <w:gridCol w:w="3286"/>
+        <w:gridCol w:w="3286"/>
+      </w:tblGrid>
+      <w:tr>
+        <w:tc>
+          <w:tcPr>
+            <w:tcW w:type="dxa" w:w="1247"/>
+            <w:shd w:fill="0B2A4A" w:val="clear"/>
+            <w:tcBorders>
+              <w:top w:val="single" w:sz="6" w:color="0B2A4A"/>
+              <w:left w:val="single" w:sz="6" w:color="0B2A4A"/>
+              <w:bottom w:val="single" w:sz="6" w:color="0B2A4A"/>
+              <w:right w:val="single" w:sz="6" w:color="0B2A4A"/>
+            </w:tcBorders>
+          </w:tcPr>
+          <w:p>
+            <w:r/>
+            <w:r>
+              <w:rPr>
+                <w:rFonts w:ascii="Calibri" w:hAnsi="Calibri" w:eastAsia="Calibri"/>
+                <w:b/>
+                <w:color w:val="FFFFFF"/>
+                <w:sz w:val="20"/>
+              </w:rPr>
+              <w:t>Version</w:t>
+            </w:r>
+          </w:p>
+        </w:tc>
+        <w:tc>
+          <w:tcPr>
+            <w:tcW w:type="dxa" w:w="1587"/>
+            <w:shd w:fill="0B2A4A" w:val="clear"/>
+            <w:tcBorders>
+              <w:top w:val="single" w:sz="6" w:color="0B2A4A"/>
+              <w:left w:val="single" w:sz="6" w:color="0B2A4A"/>
+              <w:bottom w:val="single" w:sz="6" w:color="0B2A4A"/>
+              <w:right w:val="single" w:sz="6" w:color="0B2A4A"/>
+            </w:tcBorders>
+          </w:tcPr>
+          <w:p>
+            <w:r/>
+            <w:r>
+              <w:rPr>
+                <w:rFonts w:ascii="Calibri" w:hAnsi="Calibri" w:eastAsia="Calibri"/>
+                <w:b/>
+                <w:color w:val="FFFFFF"/>
+                <w:sz w:val="20"/>
+              </w:rPr>
+              <w:t>Date</w:t>
+            </w:r>
+          </w:p>
+        </w:tc>
+        <w:tc>
+          <w:tcPr>
+            <w:tcW w:type="dxa" w:w="5953"/>
+            <w:shd w:fill="0B2A4A" w:val="clear"/>
+            <w:tcBorders>
+              <w:top w:val="single" w:sz="6" w:color="0B2A4A"/>
+              <w:left w:val="single" w:sz="6" w:color="0B2A4A"/>
+              <w:bottom w:val="single" w:sz="6" w:color="0B2A4A"/>
+              <w:right w:val="single" w:sz="6" w:color="0B2A4A"/>
+            </w:tcBorders>
+          </w:tcPr>
+          <w:p>
+            <w:r/>
+            <w:r>
+              <w:rPr>
+                <w:rFonts w:ascii="Calibri" w:hAnsi="Calibri" w:eastAsia="Calibri"/>
+                <w:b/>
+                <w:color w:val="FFFFFF"/>
+                <w:sz w:val="20"/>
+              </w:rPr>
+              <w:t>Évolutions</w:t>
+            </w:r>
+          </w:p>
+        </w:tc>
+      </w:tr>
+      <w:tr>
+        <w:tc>
+          <w:tcPr>
+            <w:tcW w:type="dxa" w:w="1247"/>
+            <w:tcBorders>
+              <w:top w:val="single" w:sz="4" w:color="C5D0DC"/>
+              <w:left w:val="single" w:sz="4" w:color="C5D0DC"/>
+              <w:bottom w:val="single" w:sz="4" w:color="C5D0DC"/>
+              <w:right w:val="single" w:sz="4" w:color="C5D0DC"/>
+            </w:tcBorders>
+          </w:tcPr>
+          <w:p>
+            <w:r/>
+            <w:r>
+              <w:rPr>
+                <w:rFonts w:ascii="Calibri" w:hAnsi="Calibri" w:eastAsia="Calibri"/>
+                <w:b w:val="0"/>
+                <w:sz w:val="19"/>
+              </w:rPr>
+              <w:t>1.0</w:t>
+            </w:r>
+          </w:p>
+        </w:tc>
+        <w:tc>
+          <w:tcPr>
+            <w:tcW w:type="dxa" w:w="1587"/>
+            <w:tcBorders>
+              <w:top w:val="single" w:sz="4" w:color="C5D0DC"/>
+              <w:left w:val="single" w:sz="4" w:color="C5D0DC"/>
+              <w:bottom w:val="single" w:sz="4" w:color="C5D0DC"/>
+              <w:right w:val="single" w:sz="4" w:color="C5D0DC"/>
+            </w:tcBorders>
+          </w:tcPr>
+          <w:p>
+            <w:r/>
+            <w:r>
+              <w:rPr>
+                <w:rFonts w:ascii="Calibri" w:hAnsi="Calibri" w:eastAsia="Calibri"/>
+                <w:b w:val="0"/>
+                <w:sz w:val="19"/>
+              </w:rPr>
+              <w:t>05/08/2026</w:t>
+            </w:r>
+          </w:p>
+        </w:tc>
+        <w:tc>
+          <w:tcPr>
+            <w:tcW w:type="dxa" w:w="5953"/>
+            <w:tcBorders>
+              <w:top w:val="single" w:sz="4" w:color="C5D0DC"/>
+              <w:left w:val="single" w:sz="4" w:color="C5D0DC"/>
+              <w:bottom w:val="single" w:sz="4" w:color="C5D0DC"/>
+              <w:right w:val="single" w:sz="4" w:color="C5D0DC"/>
+            </w:tcBorders>
+          </w:tcPr>
+          <w:p>
+            <w:r/>
+            <w:r>
+              <w:rPr>
+                <w:rFonts w:ascii="Calibri" w:hAnsi="Calibri" w:eastAsia="Calibri"/>
+                <w:b w:val="0"/>
+                <w:sz w:val="19"/>
+              </w:rPr>
+              <w:t>Version initiale du workflow métier Educ_RDC</w:t>
+            </w:r>
+          </w:p>
+        </w:tc>
+      </w:tr>
+      <w:tr>
+        <w:tc>
+          <w:tcPr>
+            <w:tcW w:type="dxa" w:w="1247"/>
+            <w:shd w:fill="F4F7FA" w:val="clear"/>
+            <w:tcBorders>
+              <w:top w:val="single" w:sz="4" w:color="C5D0DC"/>
+              <w:left w:val="single" w:sz="4" w:color="C5D0DC"/>
+              <w:bottom w:val="single" w:sz="4" w:color="C5D0DC"/>
+              <w:right w:val="single" w:sz="4" w:color="C5D0DC"/>
+            </w:tcBorders>
+          </w:tcPr>
+          <w:p>
+            <w:r/>
+            <w:r>
+              <w:rPr>
+                <w:rFonts w:ascii="Calibri" w:hAnsi="Calibri" w:eastAsia="Calibri"/>
+                <w:b w:val="0"/>
+                <w:sz w:val="19"/>
+              </w:rPr>
+              <w:t>1.1</w:t>
+            </w:r>
+          </w:p>
+        </w:tc>
+        <w:tc>
+          <w:tcPr>
+            <w:tcW w:type="dxa" w:w="1587"/>
+            <w:shd w:fill="F4F7FA" w:val="clear"/>
+            <w:tcBorders>
+              <w:top w:val="single" w:sz="4" w:color="C5D0DC"/>
+              <w:left w:val="single" w:sz="4" w:color="C5D0DC"/>
+              <w:bottom w:val="single" w:sz="4" w:color="C5D0DC"/>
+              <w:right w:val="single" w:sz="4" w:color="C5D0DC"/>
+            </w:tcBorders>
+          </w:tcPr>
+          <w:p>
+            <w:r/>
+            <w:r>
+              <w:rPr>
+                <w:rFonts w:ascii="Calibri" w:hAnsi="Calibri" w:eastAsia="Calibri"/>
+                <w:b w:val="0"/>
+                <w:sz w:val="19"/>
+              </w:rPr>
+              <w:t>14/08/2026</w:t>
+            </w:r>
+          </w:p>
+        </w:tc>
+        <w:tc>
+          <w:tcPr>
+            <w:tcW w:type="dxa" w:w="5953"/>
+            <w:shd w:fill="F4F7FA" w:val="clear"/>
+            <w:tcBorders>
+              <w:top w:val="single" w:sz="4" w:color="C5D0DC"/>
+              <w:left w:val="single" w:sz="4" w:color="C5D0DC"/>
+              <w:bottom w:val="single" w:sz="4" w:color="C5D0DC"/>
+              <w:right w:val="single" w:sz="4" w:color="C5D0DC"/>
+            </w:tcBorders>
+          </w:tcPr>
+          <w:p>
+            <w:r/>
+            <w:r>
+              <w:rPr>
+                <w:rFonts w:ascii="Calibri" w:hAnsi="Calibri" w:eastAsia="Calibri"/>
+                <w:b w:val="0"/>
+                <w:sz w:val="19"/>
+              </w:rPr>
+              <w:t>Retrait du menu Cartes ; menu latéral fixe ; enseignant sans accès Mon école ; parents enrichis ; suppressions depuis détail/modales</w:t>
+            </w:r>
+          </w:p>
+        </w:tc>
+      </w:tr>
+      <w:tr>
+        <w:tc>
+          <w:tcPr>
+            <w:tcW w:type="dxa" w:w="1247"/>
+            <w:tcBorders>
+              <w:top w:val="single" w:sz="4" w:color="C5D0DC"/>
+              <w:left w:val="single" w:sz="4" w:color="C5D0DC"/>
+              <w:bottom w:val="single" w:sz="4" w:color="C5D0DC"/>
+              <w:right w:val="single" w:sz="4" w:color="C5D0DC"/>
+            </w:tcBorders>
+          </w:tcPr>
+          <w:p>
+            <w:r/>
+            <w:r>
+              <w:rPr>
+                <w:rFonts w:ascii="Calibri" w:hAnsi="Calibri" w:eastAsia="Calibri"/>
+                <w:b w:val="0"/>
+                <w:sz w:val="19"/>
+              </w:rPr>
+              <w:t>1.2</w:t>
+            </w:r>
+          </w:p>
+        </w:tc>
+        <w:tc>
+          <w:tcPr>
+            <w:tcW w:type="dxa" w:w="1587"/>
+            <w:tcBorders>
+              <w:top w:val="single" w:sz="4" w:color="C5D0DC"/>
+              <w:left w:val="single" w:sz="4" w:color="C5D0DC"/>
+              <w:bottom w:val="single" w:sz="4" w:color="C5D0DC"/>
+              <w:right w:val="single" w:sz="4" w:color="C5D0DC"/>
+            </w:tcBorders>
+          </w:tcPr>
+          <w:p>
+            <w:r/>
+            <w:r>
+              <w:rPr>
+                <w:rFonts w:ascii="Calibri" w:hAnsi="Calibri" w:eastAsia="Calibri"/>
+                <w:b w:val="0"/>
+                <w:sz w:val="19"/>
+              </w:rPr>
+              <w:t>16/08/2026</w:t>
+            </w:r>
+          </w:p>
+        </w:tc>
+        <w:tc>
+          <w:tcPr>
+            <w:tcW w:type="dxa" w:w="5953"/>
+            <w:tcBorders>
+              <w:top w:val="single" w:sz="4" w:color="C5D0DC"/>
+              <w:left w:val="single" w:sz="4" w:color="C5D0DC"/>
+              <w:bottom w:val="single" w:sz="4" w:color="C5D0DC"/>
+              <w:right w:val="single" w:sz="4" w:color="C5D0DC"/>
+            </w:tcBorders>
+          </w:tcPr>
+          <w:p>
+            <w:r/>
+            <w:r>
+              <w:rPr>
+                <w:rFonts w:ascii="Calibri" w:hAnsi="Calibri" w:eastAsia="Calibri"/>
+                <w:b w:val="0"/>
+                <w:sz w:val="19"/>
+              </w:rPr>
+              <w:t>Agent Province administrative ; agents territoriaux en lecture seule ; Évaluation réservée à l’école ; admin école sans saisie notes ni création matières ; catalogue matières national ; page Gestion de permissions + PDF ; dashboards PA/PE/antenne ; menu latéral défilable</w:t>
             </w:r>
           </w:p>
         </w:tc>
@@ -8349,7 +10823,7 @@
           <w:b w:val="0"/>
           <w:sz w:val="22"/>
         </w:rPr>
-        <w:t>Document généré à partir du fonctionnement réel de la plateforme Educ_RDC. Il constitue la référence métier pour la formation, l’exploitation et la recette.</w:t>
+        <w:t>Document généré à partir du fonctionnement réel de la plateforme Educ_RDC (v1.2). Il constitue la référence métier pour la formation, l’exploitation et la recette.</w:t>
       </w:r>
     </w:p>
     <w:tbl>
@@ -8787,7 +11261,7 @@
         <w:color w:val="5A6772"/>
         <w:sz w:val="18"/>
       </w:rPr>
-      <w:t>Educ_RDC  ·  Workflow métier  ·  Confidentialité interne</w:t>
+      <w:t>Educ_RDC  ·  Workflow métier v1.2  ·  Confidentialité interne</w:t>
     </w:r>
   </w:p>
 </w:hdr>
